--- a/papers/advisor_tracked/Invisible_Ledger_Proposal_Sept01_Surgery_2026-09-14.docx
+++ b/papers/advisor_tracked/Invisible_Ledger_Proposal_Sept01_Surgery_2026-09-14.docx
@@ -155,10 +155,10 @@
       <w:pPr>
         <w:pStyle w:val="H1"/>
         <w:rPr>
-          <w:ins w:id="9025" w:author="Christopher Ongko" w:date="2026-09-14T09:00:00Z"/>
-        </w:rPr>
-      </w:pPr>
-      <w:ins w:id="9026" w:author="Christopher Ongko" w:date="2026-09-14T09:00:00Z">
+          <w:ins w:id="1001" w:author="Christopher Ongko" w:date="2026-09-14T09:00:00Z"/>
+        </w:rPr>
+      </w:pPr>
+      <w:ins w:id="1002" w:author="Christopher Ongko" w:date="2026-09-14T09:00:00Z">
         <w:r>
           <w:t xml:space="preserve">Abstract</w:t>
         </w:r>
@@ -168,10 +168,10 @@
       <w:pPr>
         <w:pStyle w:val="BodyFirst"/>
         <w:rPr>
-          <w:ins w:id="9027" w:author="Christopher Ongko" w:date="2026-09-14T09:00:00Z"/>
-        </w:rPr>
-      </w:pPr>
-      <w:ins w:id="9028" w:author="Christopher Ongko" w:date="2026-09-14T09:00:00Z">
+          <w:ins w:id="1003" w:author="Christopher Ongko" w:date="2026-09-14T09:00:00Z"/>
+        </w:rPr>
+      </w:pPr>
+      <w:ins w:id="1004" w:author="Christopher Ongko" w:date="2026-09-14T09:00:00Z">
         <w:r>
           <w:t xml:space="preserve">This study measures the gap between the transaction value digital platforms process in Indonesia and the revenue those platforms recognize for themselves. I call that gap the invisible wedge and measure it with an Ecosystem Ratio, defined as unbooked gross transaction value divided by booked platform revenue. Because no Indonesian platform discloses a strictly country-labelled matched pair, every observation is admitted under a named evidence tier and tiers are never pooled. Seventeen platform-year levels across five issuer series spanning FY2019 to FY2025 show that the wedge moves, and disclosed revenue components explain the largest movements. Evidence from forty-eight matched issuer-years outside Indonesia indicates that the wedge is a general property of platform intermediation whose magnitude depends on business model. Official statistics and Indonesia's marketplace withholding rules then locate the activity and the records beyond platform accounts.</w:t>
         </w:r>
@@ -190,10 +190,10 @@
       <w:pPr>
         <w:pStyle w:val="H2"/>
         <w:rPr>
-          <w:ins w:id="9001" w:author="Christopher Ongko" w:date="2026-09-14T09:00:00Z"/>
-        </w:rPr>
-      </w:pPr>
-      <w:ins w:id="9002" w:author="Christopher Ongko" w:date="2026-09-14T09:00:00Z">
+          <w:ins w:id="1005" w:author="Christopher Ongko" w:date="2026-09-14T09:00:00Z"/>
+        </w:rPr>
+      </w:pPr>
+      <w:ins w:id="1006" w:author="Christopher Ongko" w:date="2026-09-14T09:00:00Z">
         <w:r>
           <w:t xml:space="preserve">1.1 Research Background and Motivation</w:t>
         </w:r>
@@ -203,7 +203,7 @@
       <w:pPr>
         <w:pStyle w:val="BodyFirst"/>
       </w:pPr>
-      <w:del w:id="9001" w:author="Christopher Ongko" w:date="2026-09-14T09:00:00Z">
+      <w:del w:id="1007" w:author="Christopher Ongko" w:date="2026-09-14T09:00:00Z">
         <w:r>
           <w:rPr>
             <w:rFonts w:hint="eastAsia"/>
@@ -212,7 +212,7 @@
           <w:delText xml:space="preserve">Southeast Asia’s digital economy grew from $98 billion in 2020 to $263 billion in 2024 (Google, Temasek and Bain 2024).</w:delText>
         </w:r>
       </w:del>
-      <w:ins w:id="9002" w:author="Christopher Ongko" w:date="2026-09-14T09:00:00Z">
+      <w:ins w:id="1008" w:author="Christopher Ongko" w:date="2026-09-14T09:00:00Z">
         <w:r>
           <w:rPr>
             <w:rFonts w:hint="eastAsia"/>
@@ -236,7 +236,7 @@
           <w:lang w:eastAsia="zh-TW"/>
         </w:rPr>
       </w:pPr>
-      <w:del w:id="9003" w:author="Christopher Ongko" w:date="2026-09-14T09:00:00Z">
+      <w:del w:id="1009" w:author="Christopher Ongko" w:date="2026-09-14T09:00:00Z">
         <w:r>
           <w:rPr>
             <w:rFonts w:hint="eastAsia"/>
@@ -245,7 +245,7 @@
           <w:delText xml:space="preserve">th e invisible wedge using an Indonesia-focused sample of Grab, GoTo , and Shopee, and then applies the resulting retained - share estimates to calibrate four additional markets within the Association of Southeast Asian Nations (ASEAN) : Vietnam, the Philippines, Thailand, and Malaysia.</w:delText>
         </w:r>
       </w:del>
-      <w:ins w:id="9004" w:author="Christopher Ongko" w:date="2026-09-14T09:00:00Z">
+      <w:ins w:id="1010" w:author="Christopher Ongko" w:date="2026-09-14T09:00:00Z">
         <w:r>
           <w:rPr>
             <w:rFonts w:hint="eastAsia"/>
@@ -263,7 +263,7 @@
         </w:rPr>
       </w:pPr>
       <w:commentRangeStart w:id="26"/>
-      <w:del w:id="9005" w:author="Christopher Ongko" w:date="2026-09-14T09:00:00Z">
+      <w:del w:id="1011" w:author="Christopher Ongko" w:date="2026-09-14T09:00:00Z">
         <w:r>
           <w:rPr>
             <w:shd w:val="clear" w:color="auto" w:fill="E4DDD2"/>
@@ -271,7 +271,7 @@
           <w:delText xml:space="preserve">Grab, GoTo , and Shopee provide</w:delText>
         </w:r>
       </w:del>
-      <w:ins w:id="9006" w:author="Christopher Ongko" w:date="2026-09-14T09:00:00Z">
+      <w:ins w:id="1012" w:author="Christopher Ongko" w:date="2026-09-14T09:00:00Z">
         <w:r>
           <w:rPr>
             <w:shd w:val="clear" w:color="auto" w:fill="E4DDD2"/>
@@ -484,7 +484,7 @@
         <w:pStyle w:val="Body"/>
         <w:rPr/>
       </w:pPr>
-      <w:ins w:id="9007" w:author="Christopher Ongko" w:date="2026-09-14T09:00:00Z">
+      <w:ins w:id="1013" w:author="Christopher Ongko" w:date="2026-09-14T09:00:00Z">
         <w:r>
           <w:rPr>
             <w:rFonts w:hint="eastAsia"/>
@@ -560,7 +560,7 @@
       <w:r>
         <w:t xml:space="preserve"> </w:t>
       </w:r>
-      <w:del w:id="9008" w:author="Christopher Ongko" w:date="2026-09-14T09:00:00Z">
+      <w:del w:id="1014" w:author="Christopher Ongko" w:date="2026-09-14T09:00:00Z">
         <w:r>
           <w:rPr>
             <w:rFonts w:hint="eastAsia"/>
@@ -569,7 +569,7 @@
           <w:delText xml:space="preserve">The baseline estimate is constructed based on the disclosures in fiscal-year of 2023 disclosures. Inputs for Grab and Shopee are either Indonesia-specific or transparently derived for Indonesia. By contrast, GoTo reports the required inputs directly only at the Group level, which includes operations outside Indonesia. Consequently, the estimated wedge of US$66.8 billion should be interpreted as an Indonesia-focused baseline estimate. The corresponding figures for Vietnam, the Philippines, Thailand, and Malaysia are scenario- based calibrations derived from this benchmark rather than independently measured estimates.</w:delText>
         </w:r>
       </w:del>
-      <w:ins w:id="9009" w:author="Christopher Ongko" w:date="2026-09-14T09:00:00Z">
+      <w:ins w:id="1015" w:author="Christopher Ongko" w:date="2026-09-14T09:00:00Z">
         <w:r>
           <w:rPr>
             <w:rFonts w:hint="eastAsia"/>
@@ -602,10 +602,10 @@
       <w:pPr>
         <w:pStyle w:val="Body"/>
         <w:rPr>
-          <w:ins w:id="9003" w:author="Christopher Ongko" w:date="2026-09-14T09:00:00Z"/>
-        </w:rPr>
-      </w:pPr>
-      <w:ins w:id="9004" w:author="Christopher Ongko" w:date="2026-09-14T09:00:00Z">
+          <w:ins w:id="1016" w:author="Christopher Ongko" w:date="2026-09-14T09:00:00Z"/>
+        </w:rPr>
+      </w:pPr>
+      <w:ins w:id="1017" w:author="Christopher Ongko" w:date="2026-09-14T09:00:00Z">
         <w:r>
           <w:t xml:space="preserve">The thesis therefore asks how large the invisible wedge is in Indonesia’s platform economy, how it changes through time, what mechanisms explain those changes, and how much of the participant-facing activity already recorded by platforms enters routine third-party reporting and tax administration.</w:t>
         </w:r>
@@ -615,10 +615,10 @@
       <w:pPr>
         <w:pStyle w:val="Body"/>
         <w:rPr>
-          <w:ins w:id="9001" w:author="Christopher Ongko" w:date="2026-09-14T09:00:00Z"/>
-        </w:rPr>
-      </w:pPr>
-      <w:ins w:id="9002" w:author="Christopher Ongko" w:date="2026-09-14T09:00:00Z">
+          <w:ins w:id="1018" w:author="Christopher Ongko" w:date="2026-09-14T09:00:00Z"/>
+        </w:rPr>
+      </w:pPr>
+      <w:ins w:id="1019" w:author="Christopher Ongko" w:date="2026-09-14T09:00:00Z">
         <w:r>
           <w:t xml:space="preserve">That motivating question is examined through the four linked research questions set out in Table 1. The first two establish the measurement and its movement; the third tests whether the pattern is specific to Indonesia; the fourth follows the activity and the records beyond platform accounts.</w:t>
         </w:r>
@@ -628,10 +628,10 @@
       <w:pPr>
         <w:pStyle w:val="TableCaption"/>
         <w:rPr>
-          <w:ins w:id="9003" w:author="Christopher Ongko" w:date="2026-09-14T09:00:00Z"/>
-        </w:rPr>
-      </w:pPr>
-      <w:ins w:id="9004" w:author="Christopher Ongko" w:date="2026-09-14T09:00:00Z">
+          <w:ins w:id="1020" w:author="Christopher Ongko" w:date="2026-09-14T09:00:00Z"/>
+        </w:rPr>
+      </w:pPr>
+      <w:ins w:id="1021" w:author="Christopher Ongko" w:date="2026-09-14T09:00:00Z">
         <w:r>
           <w:t xml:space="preserve">Table 1. Research questions and principal evidence. RQ1 and RQ2 concern the measurement and its movement within Indonesia; RQ3 tests generality outside Indonesia; RQ4 follows the activity and the underlying records beyond platform accounts.</w:t>
         </w:r>
@@ -658,7 +658,7 @@
           </w:tcPr>
           <w:p>
             <w:r/>
-            <w:ins w:id="9005" w:author="Christopher Ongko" w:date="2026-09-14T09:00:00Z">
+            <w:ins w:id="1022" w:author="Christopher Ongko" w:date="2026-09-14T09:00:00Z">
               <w:r>
                 <w:rPr>
                   <w:rFonts w:ascii="Times New Roman" w:hAnsi="Times New Roman" w:cs="Times New Roman" w:eastAsia="Times New Roman"/>
@@ -676,7 +676,7 @@
           </w:tcPr>
           <w:p>
             <w:r/>
-            <w:ins w:id="9006" w:author="Christopher Ongko" w:date="2026-09-14T09:00:00Z">
+            <w:ins w:id="1023" w:author="Christopher Ongko" w:date="2026-09-14T09:00:00Z">
               <w:r>
                 <w:rPr>
                   <w:rFonts w:ascii="Times New Roman" w:hAnsi="Times New Roman" w:cs="Times New Roman" w:eastAsia="Times New Roman"/>
@@ -694,7 +694,7 @@
           </w:tcPr>
           <w:p>
             <w:r/>
-            <w:ins w:id="9007" w:author="Christopher Ongko" w:date="2026-09-14T09:00:00Z">
+            <w:ins w:id="1024" w:author="Christopher Ongko" w:date="2026-09-14T09:00:00Z">
               <w:r>
                 <w:rPr>
                   <w:rFonts w:ascii="Times New Roman" w:hAnsi="Times New Roman" w:cs="Times New Roman" w:eastAsia="Times New Roman"/>
@@ -710,7 +710,7 @@
       <w:tr>
         <w:trPr>
           <w:cantSplit/>
-          <w:ins w:id="9008" w:author="Christopher Ongko" w:date="2026-09-14T09:00:00Z"/>
+          <w:ins w:id="1025" w:author="Christopher Ongko" w:date="2026-09-14T09:00:00Z"/>
         </w:trPr>
         <w:tc>
           <w:tcPr>
@@ -718,7 +718,7 @@
           </w:tcPr>
           <w:p>
             <w:r/>
-            <w:ins w:id="9009" w:author="Christopher Ongko" w:date="2026-09-14T09:00:00Z">
+            <w:ins w:id="1026" w:author="Christopher Ongko" w:date="2026-09-14T09:00:00Z">
               <w:r>
                 <w:rPr>
                   <w:rFonts w:ascii="Times New Roman" w:hAnsi="Times New Roman" w:cs="Times New Roman" w:eastAsia="Times New Roman"/>
@@ -735,7 +735,7 @@
           </w:tcPr>
           <w:p>
             <w:r/>
-            <w:ins w:id="9010" w:author="Christopher Ongko" w:date="2026-09-14T09:00:00Z">
+            <w:ins w:id="1027" w:author="Christopher Ongko" w:date="2026-09-14T09:00:00Z">
               <w:r>
                 <w:rPr>
                   <w:rFonts w:ascii="Times New Roman" w:hAnsi="Times New Roman" w:cs="Times New Roman" w:eastAsia="Times New Roman"/>
@@ -752,7 +752,7 @@
           </w:tcPr>
           <w:p>
             <w:r/>
-            <w:ins w:id="9011" w:author="Christopher Ongko" w:date="2026-09-14T09:00:00Z">
+            <w:ins w:id="1028" w:author="Christopher Ongko" w:date="2026-09-14T09:00:00Z">
               <w:r>
                 <w:rPr>
                   <w:rFonts w:ascii="Times New Roman" w:hAnsi="Times New Roman" w:cs="Times New Roman" w:eastAsia="Times New Roman"/>
@@ -767,7 +767,7 @@
       <w:tr>
         <w:trPr>
           <w:cantSplit/>
-          <w:ins w:id="9012" w:author="Christopher Ongko" w:date="2026-09-14T09:00:00Z"/>
+          <w:ins w:id="1029" w:author="Christopher Ongko" w:date="2026-09-14T09:00:00Z"/>
         </w:trPr>
         <w:tc>
           <w:tcPr>
@@ -775,7 +775,7 @@
           </w:tcPr>
           <w:p>
             <w:r/>
-            <w:ins w:id="9013" w:author="Christopher Ongko" w:date="2026-09-14T09:00:00Z">
+            <w:ins w:id="1030" w:author="Christopher Ongko" w:date="2026-09-14T09:00:00Z">
               <w:r>
                 <w:rPr>
                   <w:rFonts w:ascii="Times New Roman" w:hAnsi="Times New Roman" w:cs="Times New Roman" w:eastAsia="Times New Roman"/>
@@ -792,7 +792,7 @@
           </w:tcPr>
           <w:p>
             <w:r/>
-            <w:ins w:id="9014" w:author="Christopher Ongko" w:date="2026-09-14T09:00:00Z">
+            <w:ins w:id="1031" w:author="Christopher Ongko" w:date="2026-09-14T09:00:00Z">
               <w:r>
                 <w:rPr>
                   <w:rFonts w:ascii="Times New Roman" w:hAnsi="Times New Roman" w:cs="Times New Roman" w:eastAsia="Times New Roman"/>
@@ -809,7 +809,7 @@
           </w:tcPr>
           <w:p>
             <w:r/>
-            <w:ins w:id="9015" w:author="Christopher Ongko" w:date="2026-09-14T09:00:00Z">
+            <w:ins w:id="1032" w:author="Christopher Ongko" w:date="2026-09-14T09:00:00Z">
               <w:r>
                 <w:rPr>
                   <w:rFonts w:ascii="Times New Roman" w:hAnsi="Times New Roman" w:cs="Times New Roman" w:eastAsia="Times New Roman"/>
@@ -824,7 +824,7 @@
       <w:tr>
         <w:trPr>
           <w:cantSplit/>
-          <w:ins w:id="9016" w:author="Christopher Ongko" w:date="2026-09-14T09:00:00Z"/>
+          <w:ins w:id="1033" w:author="Christopher Ongko" w:date="2026-09-14T09:00:00Z"/>
         </w:trPr>
         <w:tc>
           <w:tcPr>
@@ -832,7 +832,7 @@
           </w:tcPr>
           <w:p>
             <w:r/>
-            <w:ins w:id="9017" w:author="Christopher Ongko" w:date="2026-09-14T09:00:00Z">
+            <w:ins w:id="1034" w:author="Christopher Ongko" w:date="2026-09-14T09:00:00Z">
               <w:r>
                 <w:rPr>
                   <w:rFonts w:ascii="Times New Roman" w:hAnsi="Times New Roman" w:cs="Times New Roman" w:eastAsia="Times New Roman"/>
@@ -849,7 +849,7 @@
           </w:tcPr>
           <w:p>
             <w:r/>
-            <w:ins w:id="9018" w:author="Christopher Ongko" w:date="2026-09-14T09:00:00Z">
+            <w:ins w:id="1035" w:author="Christopher Ongko" w:date="2026-09-14T09:00:00Z">
               <w:r>
                 <w:rPr>
                   <w:rFonts w:ascii="Times New Roman" w:hAnsi="Times New Roman" w:cs="Times New Roman" w:eastAsia="Times New Roman"/>
@@ -866,7 +866,7 @@
           </w:tcPr>
           <w:p>
             <w:r/>
-            <w:ins w:id="9019" w:author="Christopher Ongko" w:date="2026-09-14T09:00:00Z">
+            <w:ins w:id="1036" w:author="Christopher Ongko" w:date="2026-09-14T09:00:00Z">
               <w:r>
                 <w:rPr>
                   <w:rFonts w:ascii="Times New Roman" w:hAnsi="Times New Roman" w:cs="Times New Roman" w:eastAsia="Times New Roman"/>
@@ -881,7 +881,7 @@
       <w:tr>
         <w:trPr>
           <w:cantSplit/>
-          <w:ins w:id="9020" w:author="Christopher Ongko" w:date="2026-09-14T09:00:00Z"/>
+          <w:ins w:id="1037" w:author="Christopher Ongko" w:date="2026-09-14T09:00:00Z"/>
         </w:trPr>
         <w:tc>
           <w:tcPr>
@@ -889,7 +889,7 @@
           </w:tcPr>
           <w:p>
             <w:r/>
-            <w:ins w:id="9021" w:author="Christopher Ongko" w:date="2026-09-14T09:00:00Z">
+            <w:ins w:id="1038" w:author="Christopher Ongko" w:date="2026-09-14T09:00:00Z">
               <w:r>
                 <w:rPr>
                   <w:rFonts w:ascii="Times New Roman" w:hAnsi="Times New Roman" w:cs="Times New Roman" w:eastAsia="Times New Roman"/>
@@ -906,7 +906,7 @@
           </w:tcPr>
           <w:p>
             <w:r/>
-            <w:ins w:id="9022" w:author="Christopher Ongko" w:date="2026-09-14T09:00:00Z">
+            <w:ins w:id="1039" w:author="Christopher Ongko" w:date="2026-09-14T09:00:00Z">
               <w:r>
                 <w:rPr>
                   <w:rFonts w:ascii="Times New Roman" w:hAnsi="Times New Roman" w:cs="Times New Roman" w:eastAsia="Times New Roman"/>
@@ -923,7 +923,7 @@
           </w:tcPr>
           <w:p>
             <w:r/>
-            <w:ins w:id="9023" w:author="Christopher Ongko" w:date="2026-09-14T09:00:00Z">
+            <w:ins w:id="1040" w:author="Christopher Ongko" w:date="2026-09-14T09:00:00Z">
               <w:r>
                 <w:rPr>
                   <w:rFonts w:ascii="Times New Roman" w:hAnsi="Times New Roman" w:cs="Times New Roman" w:eastAsia="Times New Roman"/>
@@ -946,12 +946,12 @@
       <w:pPr>
         <w:pStyle w:val="H2"/>
       </w:pPr>
-      <w:del w:id="9048" w:author="Christopher Ongko" w:date="2026-09-14T09:00:00Z">
+      <w:del w:id="1041" w:author="Christopher Ongko" w:date="2026-09-14T09:00:00Z">
         <w:r>
           <w:delText xml:space="preserve">1.1 Contributions</w:delText>
         </w:r>
       </w:del>
-      <w:ins w:id="9049" w:author="Christopher Ongko" w:date="2026-09-14T09:00:00Z">
+      <w:ins w:id="1042" w:author="Christopher Ongko" w:date="2026-09-14T09:00:00Z">
         <w:r>
           <w:t xml:space="preserve">1.2 Contributions</w:t>
         </w:r>
@@ -962,7 +962,7 @@
         <w:pStyle w:val="BodyFirst"/>
       </w:pPr>
       <w:commentRangeStart w:id="107"/>
-      <w:del w:id="9010" w:author="Christopher Ongko" w:date="2026-09-14T09:00:00Z">
+      <w:del w:id="1043" w:author="Christopher Ongko" w:date="2026-09-14T09:00:00Z">
         <w:r>
           <w:rPr>
             <w:shd w:val="clear" w:color="auto" w:fill="E4DDD2"/>
@@ -970,7 +970,7 @@
           <w:delText xml:space="preserve">This study makes four contributions. First, it constructs a 2023 Indonesia-focused platform estimate and uses the combined 5.88% take rate only as a transparent calibration for four additional ASEAN markets. Derived and Group-level inputs are explicitly identified by provenance.</w:delText>
         </w:r>
       </w:del>
-      <w:ins w:id="9011" w:author="Christopher Ongko" w:date="2026-09-14T09:00:00Z">
+      <w:ins w:id="1044" w:author="Christopher Ongko" w:date="2026-09-14T09:00:00Z">
         <w:r>
           <w:rPr>
             <w:shd w:val="clear" w:color="auto" w:fill="E4DDD2"/>
@@ -990,10 +990,10 @@
       <w:pPr>
         <w:pStyle w:val="Body"/>
         <w:rPr>
-          <w:ins w:id="9024" w:author="Christopher Ongko" w:date="2026-09-14T09:00:00Z"/>
-        </w:rPr>
-      </w:pPr>
-      <w:ins w:id="9025" w:author="Christopher Ongko" w:date="2026-09-14T09:00:00Z">
+          <w:ins w:id="1045" w:author="Christopher Ongko" w:date="2026-09-14T09:00:00Z"/>
+        </w:rPr>
+      </w:pPr>
+      <w:ins w:id="1046" w:author="Christopher Ongko" w:date="2026-09-14T09:00:00Z">
         <w:r>
           <w:t xml:space="preserve">Second, it explains why the wedge moves. Transaction value and platform revenue can separate because of monetization decisions, customer incentives, gross-versus-net revenue recognition, or changes in reporting perimeter. The thesis reconciles the largest divergences against the revenue components issuers themselves disclose, so that movement in the wedge can be attributed either to platform economics or to accounting presentation rather than treated as a fixed structural ratio.</w:t>
         </w:r>
@@ -1003,10 +1003,10 @@
       <w:pPr>
         <w:pStyle w:val="Body"/>
         <w:rPr>
-          <w:ins w:id="9026" w:author="Christopher Ongko" w:date="2026-09-14T09:00:00Z"/>
-        </w:rPr>
-      </w:pPr>
-      <w:ins w:id="9027" w:author="Christopher Ongko" w:date="2026-09-14T09:00:00Z">
+          <w:ins w:id="1047" w:author="Christopher Ongko" w:date="2026-09-14T09:00:00Z"/>
+        </w:rPr>
+      </w:pPr>
+      <w:ins w:id="1048" w:author="Christopher Ongko" w:date="2026-09-14T09:00:00Z">
         <w:r>
           <w:t xml:space="preserve">Third, it tests whether the wedge is specific to Indonesia. A separate module of forty-eight matched issuer-years across eight non-Indonesian platform businesses establishes whether the transaction-revenue boundary is a general property of platform intermediation and how far its magnitude varies with business model. This converts the wide cross-platform spread in measured ratios from an obstacle to comparison into a result in its own right.</w:t>
         </w:r>
@@ -1016,10 +1016,10 @@
       <w:pPr>
         <w:pStyle w:val="Body"/>
         <w:rPr>
-          <w:ins w:id="9028" w:author="Christopher Ongko" w:date="2026-09-14T09:00:00Z"/>
-        </w:rPr>
-      </w:pPr>
-      <w:ins w:id="9029" w:author="Christopher Ongko" w:date="2026-09-14T09:00:00Z">
+          <w:ins w:id="1049" w:author="Christopher Ongko" w:date="2026-09-14T09:00:00Z"/>
+        </w:rPr>
+      </w:pPr>
+      <w:ins w:id="1050" w:author="Christopher Ongko" w:date="2026-09-14T09:00:00Z">
         <w:r>
           <w:t xml:space="preserve">Fourth, it connects the platform accounting boundary to participant records and tax administration in Indonesia. Statistics Indonesia evidence identifies where e-commerce activity and business recordkeeping occur beyond issuer accounts, while PMK 37/2025 and Directorate General of Taxes materials show how marketplace-held seller identity and transaction-linked turnover enter third-party reporting and withholding.</w:t>
         </w:r>
@@ -1029,10 +1029,10 @@
       <w:pPr>
         <w:pStyle w:val="Body"/>
         <w:rPr>
-          <w:del w:id="9036" w:author="Christopher Ongko" w:date="2026-09-14T09:00:00Z"/>
-        </w:rPr>
-      </w:pPr>
-      <w:del w:id="9037" w:author="Christopher Ongko" w:date="2026-09-14T09:00:00Z">
+          <w:del w:id="1051" w:author="Christopher Ongko" w:date="2026-09-14T09:00:00Z"/>
+        </w:rPr>
+      </w:pPr>
+      <w:del w:id="1052" w:author="Christopher Ongko" w:date="2026-09-14T09:00:00Z">
         <w:r>
           <w:delText xml:space="preserve">Second, I use Malaysia's January 2024 low-value-goods expansion as a descriptive policy benchmark, reporting both the policy's observed collections and a two-country before-and-after comparison with Vietnam without a causal claim. Third, I rebuild GoTo's 2020-2023 Group series from primary filings. The unbooked share remains between 97.6% and 98.9%, showing a persistent transaction-revenue gap rather than a monotonic increase.</w:delText>
         </w:r>
@@ -1042,11 +1042,11 @@
       <w:pPr>
         <w:pStyle w:val="Body"/>
         <w:rPr>
-          <w:del w:id="9038" w:author="Christopher Ongko" w:date="2026-09-14T09:00:00Z"/>
+          <w:del w:id="1053" w:author="Christopher Ongko" w:date="2026-09-14T09:00:00Z"/>
         </w:rPr>
       </w:pPr>
       <w:commentRangeStart w:id="109"/>
-      <w:del w:id="9039" w:author="Christopher Ongko" w:date="2026-09-14T09:00:00Z">
+      <w:del w:id="1054" w:author="Christopher Ongko" w:date="2026-09-14T09:00:00Z">
         <w:r>
           <w:rPr>
             <w:highlight w:val="yellow"/>
@@ -1075,12 +1075,12 @@
       <w:pPr>
         <w:pStyle w:val="H2"/>
       </w:pPr>
-      <w:del w:id="9050" w:author="Christopher Ongko" w:date="2026-09-14T09:00:00Z">
+      <w:del w:id="1055" w:author="Christopher Ongko" w:date="2026-09-14T09:00:00Z">
         <w:r>
           <w:delText xml:space="preserve">1.2 What this paper does and does not claim</w:delText>
         </w:r>
       </w:del>
-      <w:ins w:id="9051" w:author="Christopher Ongko" w:date="2026-09-14T09:00:00Z">
+      <w:ins w:id="1056" w:author="Christopher Ongko" w:date="2026-09-14T09:00:00Z">
         <w:r>
           <w:t xml:space="preserve">1.3 What this proposal does and does not claim</w:t>
         </w:r>
@@ -1090,22 +1090,22 @@
       <w:pPr>
         <w:pStyle w:val="BodyFirst"/>
       </w:pPr>
-      <w:del w:id="9012" w:author="Christopher Ongko" w:date="2026-09-14T09:00:00Z">
+      <w:del w:id="1057" w:author="Christopher Ongko" w:date="2026-09-14T09:00:00Z">
         <w:r>
           <w:delText xml:space="preserve">Table 1 states the </w:delText>
         </w:r>
       </w:del>
-      <w:ins w:id="9013" w:author="Christopher Ongko" w:date="2026-09-14T09:00:00Z">
+      <w:ins w:id="1058" w:author="Christopher Ongko" w:date="2026-09-14T09:00:00Z">
         <w:r>
           <w:t xml:space="preserve">Table 2 states the </w:t>
         </w:r>
       </w:ins>
-      <w:del w:id="9014" w:author="Christopher Ongko" w:date="2026-09-14T09:00:00Z">
+      <w:del w:id="1059" w:author="Christopher Ongko" w:date="2026-09-14T09:00:00Z">
         <w:r>
           <w:delText xml:space="preserve">paper</w:delText>
         </w:r>
       </w:del>
-      <w:ins w:id="9015" w:author="Christopher Ongko" w:date="2026-09-14T09:00:00Z">
+      <w:ins w:id="1060" w:author="Christopher Ongko" w:date="2026-09-14T09:00:00Z">
         <w:r>
           <w:t xml:space="preserve">proposal</w:t>
         </w:r>
@@ -1113,7 +1113,7 @@
       <w:r>
         <w:t xml:space="preserve">’s inferential boundaries before the estimates are presented. </w:t>
       </w:r>
-      <w:del w:id="9016" w:author="Christopher Ongko" w:date="2026-09-14T09:00:00Z">
+      <w:del w:id="1061" w:author="Christopher Ongko" w:date="2026-09-14T09:00:00Z">
         <w:r>
           <w:delText xml:space="preserve">Appendix A records the revision and provenance trail separately so that the main text can focus on the final design and results.</w:delText>
         </w:r>
@@ -1123,12 +1123,12 @@
       <w:pPr>
         <w:pStyle w:val="TableCaption"/>
       </w:pPr>
-      <w:del w:id="9034" w:author="Christopher Ongko" w:date="2026-09-14T09:00:00Z">
+      <w:del w:id="1062" w:author="Christopher Ongko" w:date="2026-09-14T09:00:00Z">
         <w:r>
           <w:delText xml:space="preserve">Table 1. Claims supported—and not supported—by the paper’s evidence</w:delText>
         </w:r>
       </w:del>
-      <w:ins w:id="9035" w:author="Christopher Ongko" w:date="2026-09-14T09:00:00Z">
+      <w:ins w:id="1063" w:author="Christopher Ongko" w:date="2026-09-14T09:00:00Z">
         <w:r>
           <w:t xml:space="preserve">Table 2. Claims supported and not supported by the evidence assembled for this proposal.</w:t>
         </w:r>
@@ -1222,7 +1222,7 @@
         <w:trPr>
           <w:cantSplit/>
           <w:jc w:val="center"/>
-          <w:del w:id="9001" w:author="Christopher Ongko" w:date="2026-09-14T09:00:00Z"/>
+          <w:del w:id="1064" w:author="Christopher Ongko" w:date="2026-09-14T09:00:00Z"/>
         </w:trPr>
         <w:tc>
           <w:tcPr>
@@ -1245,7 +1245,7 @@
                 <w:sz w:val="17"/>
               </w:rPr>
             </w:pPr>
-            <w:del w:id="9002" w:author="Christopher Ongko" w:date="2026-09-14T09:00:00Z">
+            <w:del w:id="1065" w:author="Christopher Ongko" w:date="2026-09-14T09:00:00Z">
               <w:r>
                 <w:rPr>
                   <w:rFonts w:eastAsia="標楷體"/>
@@ -1277,7 +1277,7 @@
                 <w:sz w:val="17"/>
               </w:rPr>
             </w:pPr>
-            <w:del w:id="9003" w:author="Christopher Ongko" w:date="2026-09-14T09:00:00Z">
+            <w:del w:id="1066" w:author="Christopher Ongko" w:date="2026-09-14T09:00:00Z">
               <w:r>
                 <w:rPr>
                   <w:rFonts w:eastAsia="標楷體"/>
@@ -1293,7 +1293,7 @@
         <w:trPr>
           <w:cantSplit/>
           <w:jc w:val="center"/>
-          <w:del w:id="9004" w:author="Christopher Ongko" w:date="2026-09-14T09:00:00Z"/>
+          <w:del w:id="1067" w:author="Christopher Ongko" w:date="2026-09-14T09:00:00Z"/>
         </w:trPr>
         <w:tc>
           <w:tcPr>
@@ -1316,7 +1316,7 @@
                 <w:sz w:val="17"/>
               </w:rPr>
             </w:pPr>
-            <w:del w:id="9005" w:author="Christopher Ongko" w:date="2026-09-14T09:00:00Z">
+            <w:del w:id="1068" w:author="Christopher Ongko" w:date="2026-09-14T09:00:00Z">
               <w:r>
                 <w:rPr>
                   <w:rFonts w:eastAsia="標楷體"/>
@@ -1348,7 +1348,7 @@
                 <w:sz w:val="17"/>
               </w:rPr>
             </w:pPr>
-            <w:del w:id="9006" w:author="Christopher Ongko" w:date="2026-09-14T09:00:00Z">
+            <w:del w:id="1069" w:author="Christopher Ongko" w:date="2026-09-14T09:00:00Z">
               <w:r>
                 <w:rPr>
                   <w:rFonts w:eastAsia="標楷體"/>
@@ -1364,7 +1364,7 @@
         <w:trPr>
           <w:cantSplit/>
           <w:jc w:val="center"/>
-          <w:del w:id="9007" w:author="Christopher Ongko" w:date="2026-09-14T09:00:00Z"/>
+          <w:del w:id="1070" w:author="Christopher Ongko" w:date="2026-09-14T09:00:00Z"/>
         </w:trPr>
         <w:tc>
           <w:tcPr>
@@ -1387,7 +1387,7 @@
                 <w:sz w:val="17"/>
               </w:rPr>
             </w:pPr>
-            <w:del w:id="9008" w:author="Christopher Ongko" w:date="2026-09-14T09:00:00Z">
+            <w:del w:id="1071" w:author="Christopher Ongko" w:date="2026-09-14T09:00:00Z">
               <w:r>
                 <w:rPr>
                   <w:rFonts w:eastAsia="標楷體"/>
@@ -1419,7 +1419,7 @@
                 <w:sz w:val="17"/>
               </w:rPr>
             </w:pPr>
-            <w:del w:id="9009" w:author="Christopher Ongko" w:date="2026-09-14T09:00:00Z">
+            <w:del w:id="1072" w:author="Christopher Ongko" w:date="2026-09-14T09:00:00Z">
               <w:r>
                 <w:rPr>
                   <w:rFonts w:eastAsia="標楷體"/>
@@ -1501,7 +1501,7 @@
         <w:trPr>
           <w:cantSplit/>
           <w:jc w:val="center"/>
-          <w:ins w:id="9001" w:author="Christopher Ongko" w:date="2026-09-14T09:00:00Z"/>
+          <w:ins w:id="1073" w:author="Christopher Ongko" w:date="2026-09-14T09:00:00Z"/>
         </w:trPr>
         <w:tc>
           <w:tcPr>
@@ -1524,7 +1524,7 @@
                 <w:sz w:val="17"/>
               </w:rPr>
             </w:pPr>
-            <w:ins w:id="9002" w:author="Christopher Ongko" w:date="2026-09-14T09:00:00Z">
+            <w:ins w:id="1074" w:author="Christopher Ongko" w:date="2026-09-14T09:00:00Z">
               <w:r>
                 <w:rPr>
                   <w:rFonts w:eastAsia="標楷體"/>
@@ -1556,7 +1556,7 @@
                 <w:sz w:val="17"/>
               </w:rPr>
             </w:pPr>
-            <w:ins w:id="9003" w:author="Christopher Ongko" w:date="2026-09-14T09:00:00Z">
+            <w:ins w:id="1075" w:author="Christopher Ongko" w:date="2026-09-14T09:00:00Z">
               <w:r>
                 <w:rPr>
                   <w:rFonts w:eastAsia="標楷體"/>
@@ -1572,7 +1572,7 @@
         <w:trPr>
           <w:cantSplit/>
           <w:jc w:val="center"/>
-          <w:ins w:id="9004" w:author="Christopher Ongko" w:date="2026-09-14T09:00:00Z"/>
+          <w:ins w:id="1076" w:author="Christopher Ongko" w:date="2026-09-14T09:00:00Z"/>
         </w:trPr>
         <w:tc>
           <w:tcPr>
@@ -1595,7 +1595,7 @@
                 <w:sz w:val="17"/>
               </w:rPr>
             </w:pPr>
-            <w:ins w:id="9005" w:author="Christopher Ongko" w:date="2026-09-14T09:00:00Z">
+            <w:ins w:id="1077" w:author="Christopher Ongko" w:date="2026-09-14T09:00:00Z">
               <w:r>
                 <w:rPr>
                   <w:rFonts w:eastAsia="標楷體"/>
@@ -1627,7 +1627,7 @@
                 <w:sz w:val="17"/>
               </w:rPr>
             </w:pPr>
-            <w:ins w:id="9006" w:author="Christopher Ongko" w:date="2026-09-14T09:00:00Z">
+            <w:ins w:id="1078" w:author="Christopher Ongko" w:date="2026-09-14T09:00:00Z">
               <w:r>
                 <w:rPr>
                   <w:rFonts w:eastAsia="標楷體"/>
@@ -1643,7 +1643,7 @@
         <w:trPr>
           <w:cantSplit/>
           <w:jc w:val="center"/>
-          <w:ins w:id="9007" w:author="Christopher Ongko" w:date="2026-09-14T09:00:00Z"/>
+          <w:ins w:id="1079" w:author="Christopher Ongko" w:date="2026-09-14T09:00:00Z"/>
         </w:trPr>
         <w:tc>
           <w:tcPr>
@@ -1666,7 +1666,7 @@
                 <w:sz w:val="17"/>
               </w:rPr>
             </w:pPr>
-            <w:ins w:id="9008" w:author="Christopher Ongko" w:date="2026-09-14T09:00:00Z">
+            <w:ins w:id="1080" w:author="Christopher Ongko" w:date="2026-09-14T09:00:00Z">
               <w:r>
                 <w:rPr>
                   <w:rFonts w:eastAsia="標楷體"/>
@@ -1698,7 +1698,7 @@
                 <w:sz w:val="17"/>
               </w:rPr>
             </w:pPr>
-            <w:ins w:id="9009" w:author="Christopher Ongko" w:date="2026-09-14T09:00:00Z">
+            <w:ins w:id="1081" w:author="Christopher Ongko" w:date="2026-09-14T09:00:00Z">
               <w:r>
                 <w:rPr>
                   <w:rFonts w:eastAsia="標楷體"/>
@@ -1714,7 +1714,7 @@
         <w:trPr>
           <w:cantSplit/>
           <w:jc w:val="center"/>
-          <w:del w:id="9010" w:author="Christopher Ongko" w:date="2026-09-14T09:00:00Z"/>
+          <w:del w:id="1082" w:author="Christopher Ongko" w:date="2026-09-14T09:00:00Z"/>
         </w:trPr>
         <w:tc>
           <w:tcPr>
@@ -1737,7 +1737,7 @@
                 <w:sz w:val="17"/>
               </w:rPr>
             </w:pPr>
-            <w:del w:id="9011" w:author="Christopher Ongko" w:date="2026-09-14T09:00:00Z">
+            <w:del w:id="1083" w:author="Christopher Ongko" w:date="2026-09-14T09:00:00Z">
               <w:r>
                 <w:rPr>
                   <w:rFonts w:eastAsia="標楷體"/>
@@ -1769,7 +1769,7 @@
                 <w:sz w:val="17"/>
               </w:rPr>
             </w:pPr>
-            <w:del w:id="9012" w:author="Christopher Ongko" w:date="2026-09-14T09:00:00Z">
+            <w:del w:id="1084" w:author="Christopher Ongko" w:date="2026-09-14T09:00:00Z">
               <w:r>
                 <w:rPr>
                   <w:rFonts w:eastAsia="標楷體"/>
@@ -1786,12 +1786,12 @@
       <w:pPr>
         <w:pStyle w:val="H1"/>
       </w:pPr>
-      <w:del w:id="9052" w:author="Christopher Ongko" w:date="2026-09-14T09:00:00Z">
+      <w:del w:id="1085" w:author="Christopher Ongko" w:date="2026-09-14T09:00:00Z">
         <w:r>
           <w:delText xml:space="preserve">2. Literature review and theoretical framework</w:delText>
         </w:r>
       </w:del>
-      <w:ins w:id="9053" w:author="Christopher Ongko" w:date="2026-09-14T09:00:00Z">
+      <w:ins w:id="1086" w:author="Christopher Ongko" w:date="2026-09-14T09:00:00Z">
         <w:r>
           <w:t xml:space="preserve">2. Literature Review and Research Gap</w:t>
         </w:r>
@@ -1857,10 +1857,10 @@
       <w:pPr>
         <w:pStyle w:val="H2"/>
         <w:rPr>
-          <w:ins w:id="9005" w:author="Christopher Ongko" w:date="2026-09-14T09:00:00Z"/>
-        </w:rPr>
-      </w:pPr>
-      <w:ins w:id="9006" w:author="Christopher Ongko" w:date="2026-09-14T09:00:00Z">
+          <w:ins w:id="1087" w:author="Christopher Ongko" w:date="2026-09-14T09:00:00Z"/>
+        </w:rPr>
+      </w:pPr>
+      <w:ins w:id="1088" w:author="Christopher Ongko" w:date="2026-09-14T09:00:00Z">
         <w:r>
           <w:t xml:space="preserve">2.2 Revenue recognition and the accounting boundary</w:t>
         </w:r>
@@ -1870,10 +1870,10 @@
       <w:pPr>
         <w:pStyle w:val="BodyFirst"/>
         <w:rPr>
-          <w:ins w:id="9007" w:author="Christopher Ongko" w:date="2026-09-14T09:00:00Z"/>
-        </w:rPr>
-      </w:pPr>
-      <w:ins w:id="9008" w:author="Christopher Ongko" w:date="2026-09-14T09:00:00Z">
+          <w:ins w:id="1089" w:author="Christopher Ongko" w:date="2026-09-14T09:00:00Z"/>
+        </w:rPr>
+      </w:pPr>
+      <w:ins w:id="1090" w:author="Christopher Ongko" w:date="2026-09-14T09:00:00Z">
         <w:r>
           <w:t xml:space="preserve">Accounting rules and business-model design determine how transaction value becomes platform revenue. Under IFRS 15, principal–agent treatment affects whether revenue is presented gross or net. Customer incentives, advertising and service income, acquisitions, and changes in reporting perimeter can move recognized revenue without an equivalent change in facilitated commerce. Comparability matters because users of financial statements must understand how similar economic events map into reported numbers; De Franco, Kothari, and Verdi (2011) show that comparability is associated with a stronger analyst information environment. These mechanisms determine how the invisible wedge appears in corporate accounts and how it changes through time.</w:t>
         </w:r>
@@ -1883,12 +1883,12 @@
       <w:pPr>
         <w:pStyle w:val="H2"/>
       </w:pPr>
-      <w:del w:id="9062" w:author="Christopher Ongko" w:date="2026-09-14T09:00:00Z">
+      <w:del w:id="1091" w:author="Christopher Ongko" w:date="2026-09-14T09:00:00Z">
         <w:r>
           <w:delText xml:space="preserve">2.2 Informality, platform work, and measurement</w:delText>
         </w:r>
       </w:del>
-      <w:ins w:id="9063" w:author="Christopher Ongko" w:date="2026-09-14T09:00:00Z">
+      <w:ins w:id="1092" w:author="Christopher Ongko" w:date="2026-09-14T09:00:00Z">
         <w:r>
           <w:t xml:space="preserve">2.3 Informality, platform work, and measurement</w:t>
         </w:r>
@@ -1938,12 +1938,12 @@
       <w:pPr>
         <w:pStyle w:val="H2"/>
       </w:pPr>
-      <w:del w:id="9064" w:author="Christopher Ongko" w:date="2026-09-14T09:00:00Z">
+      <w:del w:id="1093" w:author="Christopher Ongko" w:date="2026-09-14T09:00:00Z">
         <w:r>
           <w:delText xml:space="preserve">2.3 Third-party reporting as tax capacity</w:delText>
         </w:r>
       </w:del>
-      <w:ins w:id="9065" w:author="Christopher Ongko" w:date="2026-09-14T09:00:00Z">
+      <w:ins w:id="1094" w:author="Christopher Ongko" w:date="2026-09-14T09:00:00Z">
         <w:r>
           <w:t xml:space="preserve">2.4 Third-party reporting as tax capacity</w:t>
         </w:r>
@@ -2104,12 +2104,12 @@
       <w:pPr>
         <w:pStyle w:val="H2"/>
       </w:pPr>
-      <w:del w:id="9066" w:author="Christopher Ongko" w:date="2026-09-14T09:00:00Z">
+      <w:del w:id="1095" w:author="Christopher Ongko" w:date="2026-09-14T09:00:00Z">
         <w:r>
           <w:delText xml:space="preserve">2.4 Digital taxation and platform-reporting rules</w:delText>
         </w:r>
       </w:del>
-      <w:ins w:id="9067" w:author="Christopher Ongko" w:date="2026-09-14T09:00:00Z">
+      <w:ins w:id="1096" w:author="Christopher Ongko" w:date="2026-09-14T09:00:00Z">
         <w:r>
           <w:t xml:space="preserve">2.5 Digital taxation and platform-reporting rules</w:t>
         </w:r>
@@ -2135,10 +2135,10 @@
       <w:pPr>
         <w:pStyle w:val="Body"/>
         <w:rPr>
-          <w:ins w:id="9009" w:author="Christopher Ongko" w:date="2026-09-14T09:00:00Z"/>
-        </w:rPr>
-      </w:pPr>
-      <w:ins w:id="9010" w:author="Christopher Ongko" w:date="2026-09-14T09:00:00Z">
+          <w:ins w:id="1097" w:author="Christopher Ongko" w:date="2026-09-14T09:00:00Z"/>
+        </w:rPr>
+      </w:pPr>
+      <w:ins w:id="1098" w:author="Christopher Ongko" w:date="2026-09-14T09:00:00Z">
         <w:r>
           <w:t xml:space="preserve">Indonesia’s PMK 37/2025 applies the same logic through seller identification, transaction-linked reporting, and marketplace withholding.</w:t>
         </w:r>
@@ -2148,10 +2148,10 @@
       <w:pPr>
         <w:pStyle w:val="H2"/>
         <w:rPr>
-          <w:ins w:id="9011" w:author="Christopher Ongko" w:date="2026-09-14T09:00:00Z"/>
-        </w:rPr>
-      </w:pPr>
-      <w:ins w:id="9012" w:author="Christopher Ongko" w:date="2026-09-14T09:00:00Z">
+          <w:ins w:id="1099" w:author="Christopher Ongko" w:date="2026-09-14T09:00:00Z"/>
+        </w:rPr>
+      </w:pPr>
+      <w:ins w:id="1100" w:author="Christopher Ongko" w:date="2026-09-14T09:00:00Z">
         <w:r>
           <w:t xml:space="preserve">2.6 Research gap</w:t>
         </w:r>
@@ -2161,10 +2161,10 @@
       <w:pPr>
         <w:pStyle w:val="BodyFirst"/>
         <w:rPr>
-          <w:ins w:id="9013" w:author="Christopher Ongko" w:date="2026-09-14T09:00:00Z"/>
-        </w:rPr>
-      </w:pPr>
-      <w:ins w:id="9014" w:author="Christopher Ongko" w:date="2026-09-14T09:00:00Z">
+          <w:ins w:id="1101" w:author="Christopher Ongko" w:date="2026-09-14T09:00:00Z"/>
+        </w:rPr>
+      </w:pPr>
+      <w:ins w:id="1102" w:author="Christopher Ongko" w:date="2026-09-14T09:00:00Z">
         <w:r>
           <w:t xml:space="preserve">Taken together, these literatures explain why transaction value can exceed platform revenue, why accounting presentation can move the two apart, why participant reporting remains incomplete, and why third-party information matters for tax administration. What remains less developed is a longitudinal, source-auditable account for a single market that measures the invisible wedge, explains why it changes, and connects the digitally recorded participant-facing flow to the reporting mechanisms through which a tax authority can observe it. This thesis addresses that gap for Indonesia.</w:t>
         </w:r>
@@ -2174,12 +2174,12 @@
       <w:pPr>
         <w:pStyle w:val="H1"/>
       </w:pPr>
-      <w:del w:id="9054" w:author="Christopher Ongko" w:date="2026-09-14T09:00:00Z">
+      <w:del w:id="1103" w:author="Christopher Ongko" w:date="2026-09-14T09:00:00Z">
         <w:r>
           <w:delText xml:space="preserve">3. Theoretical framework: the ecosystem ratio</w:delText>
         </w:r>
       </w:del>
-      <w:ins w:id="9055" w:author="Christopher Ongko" w:date="2026-09-14T09:00:00Z">
+      <w:ins w:id="1104" w:author="Christopher Ongko" w:date="2026-09-14T09:00:00Z">
         <w:r>
           <w:t xml:space="preserve">3. Theoretical Framework: the Ecosystem Ratio</w:t>
         </w:r>
@@ -2189,10 +2189,10 @@
       <w:pPr>
         <w:pStyle w:val="H2"/>
         <w:rPr>
-          <w:ins w:id="9001" w:author="Christopher Ongko" w:date="2026-09-14T09:00:00Z"/>
-        </w:rPr>
-      </w:pPr>
-      <w:ins w:id="9002" w:author="Christopher Ongko" w:date="2026-09-14T09:00:00Z">
+          <w:ins w:id="1105" w:author="Christopher Ongko" w:date="2026-09-14T09:00:00Z"/>
+        </w:rPr>
+      </w:pPr>
+      <w:ins w:id="1106" w:author="Christopher Ongko" w:date="2026-09-14T09:00:00Z">
         <w:r>
           <w:t xml:space="preserve">3.1 The measure</w:t>
         </w:r>
@@ -2204,7 +2204,7 @@
         <w:rPr/>
       </w:pPr>
       <w:commentRangeStart w:id="114"/>
-      <w:del w:id="9017" w:author="Christopher Ongko" w:date="2026-09-14T09:00:00Z">
+      <w:del w:id="1107" w:author="Christopher Ongko" w:date="2026-09-14T09:00:00Z">
         <w:r>
           <w:rPr>
             <w:highlight w:val="yellow"/>
@@ -2218,7 +2218,7 @@
           <w:delText xml:space="preserve">To capture the invisible wedge in Indonesia, I propose and construct a proxy ….</w:delText>
         </w:r>
       </w:del>
-      <w:ins w:id="9018" w:author="Christopher Ongko" w:date="2026-09-14T09:00:00Z">
+      <w:ins w:id="1108" w:author="Christopher Ongko" w:date="2026-09-14T09:00:00Z">
         <w:r>
           <w:rPr>
             <w:highlight w:val="yellow"/>
@@ -2352,7 +2352,7 @@
         <w:fldChar w:fldCharType="end"/>
       </w:r>
       <w:bookmarkEnd w:id="131"/>
-      <w:ins w:id="9001" w:author="Christopher Ongko" w:date="2026-09-14T09:00:00Z">
+      <w:ins w:id="1109" w:author="Christopher Ongko" w:date="2026-09-14T09:00:00Z">
         <w:r>
           <w:rPr>
             <w:rStyle w:val="FootnoteReference"/>
@@ -2368,7 +2368,7 @@
       <w:r>
         <w:t xml:space="preserve">The ecosystem ratio describes the scale of participant-facing transaction value relative to the platform’s auditable revenue base. A higher ratio indicates a larger unbooked transaction flow relative to the platform’s own revenue</w:t>
       </w:r>
-      <w:ins w:id="9019" w:author="Christopher Ongko" w:date="2026-09-14T09:00:00Z">
+      <w:ins w:id="1110" w:author="Christopher Ongko" w:date="2026-09-14T09:00:00Z">
         <w:r>
           <w:t xml:space="preserve">, and therefore a wider administrative information gap</w:t>
         </w:r>
@@ -2476,10 +2476,10 @@
       <w:pPr>
         <w:pStyle w:val="H2"/>
         <w:rPr>
-          <w:ins w:id="9015" w:author="Christopher Ongko" w:date="2026-09-14T09:00:00Z"/>
-        </w:rPr>
-      </w:pPr>
-      <w:ins w:id="9016" w:author="Christopher Ongko" w:date="2026-09-14T09:00:00Z">
+          <w:ins w:id="1111" w:author="Christopher Ongko" w:date="2026-09-14T09:00:00Z"/>
+        </w:rPr>
+      </w:pPr>
+      <w:ins w:id="1112" w:author="Christopher Ongko" w:date="2026-09-14T09:00:00Z">
         <w:r>
           <w:t xml:space="preserve">3.2 Movement over time</w:t>
         </w:r>
@@ -2489,10 +2489,10 @@
       <w:pPr>
         <w:pStyle w:val="BodyFirst"/>
         <w:rPr>
-          <w:ins w:id="9017" w:author="Christopher Ongko" w:date="2026-09-14T09:00:00Z"/>
-        </w:rPr>
-      </w:pPr>
-      <w:ins w:id="9018" w:author="Christopher Ongko" w:date="2026-09-14T09:00:00Z">
+          <w:ins w:id="1113" w:author="Christopher Ongko" w:date="2026-09-14T09:00:00Z"/>
+        </w:rPr>
+      </w:pPr>
+      <w:ins w:id="1114" w:author="Christopher Ongko" w:date="2026-09-14T09:00:00Z">
         <w:r>
           <w:t xml:space="preserve">The ecosystem ratio measures scale at a point in time. Because the transaction–revenue relationship also changes, the analysis defines a growth-divergence measure.</w:t>
         </w:r>
@@ -2502,10 +2502,10 @@
       <w:pPr>
         <w:pStyle w:val="Equation"/>
         <w:rPr>
-          <w:ins w:id="9019" w:author="Christopher Ongko" w:date="2026-09-14T09:00:00Z"/>
-        </w:rPr>
-      </w:pPr>
-      <w:ins w:id="9020" w:author="Christopher Ongko" w:date="2026-09-14T09:00:00Z">
+          <w:ins w:id="1115" w:author="Christopher Ongko" w:date="2026-09-14T09:00:00Z"/>
+        </w:rPr>
+      </w:pPr>
+      <w:ins w:id="1116" w:author="Christopher Ongko" w:date="2026-09-14T09:00:00Z">
         <w:r>
           <w:t xml:space="preserve">Growth divergence = transaction-value growth − platform-revenue growth  (2)</w:t>
         </w:r>
@@ -2515,10 +2515,10 @@
       <w:pPr>
         <w:pStyle w:val="Body"/>
         <w:rPr>
-          <w:ins w:id="9021" w:author="Christopher Ongko" w:date="2026-09-14T09:00:00Z"/>
-        </w:rPr>
-      </w:pPr>
-      <w:ins w:id="9022" w:author="Christopher Ongko" w:date="2026-09-14T09:00:00Z">
+          <w:ins w:id="1117" w:author="Christopher Ongko" w:date="2026-09-14T09:00:00Z"/>
+        </w:rPr>
+      </w:pPr>
+      <w:ins w:id="1118" w:author="Christopher Ongko" w:date="2026-09-14T09:00:00Z">
         <w:r>
           <w:t xml:space="preserve">A value of zero indicates that transaction value and revenue move together and the wedge is stable in relative terms. A positive value indicates transaction value growing faster than revenue, widening the wedge; a negative value indicates the reverse. Opposite signs identify periods in which transaction activity and platform revenue move in different directions, which are the cases where a monetization or reporting mechanism is most likely to be doing the work. Material movements are then reconciled against disclosed revenue components: monetization, customer incentives, gross-versus-net revenue recognition, and changes in business scope.</w:t>
         </w:r>
@@ -2528,12 +2528,12 @@
       <w:pPr>
         <w:pStyle w:val="H1"/>
       </w:pPr>
-      <w:del w:id="9056" w:author="Christopher Ongko" w:date="2026-09-14T09:00:00Z">
+      <w:del w:id="1119" w:author="Christopher Ongko" w:date="2026-09-14T09:00:00Z">
         <w:r>
           <w:delText xml:space="preserve">4. Data, methodology, and provenance</w:delText>
         </w:r>
       </w:del>
-      <w:ins w:id="9057" w:author="Christopher Ongko" w:date="2026-09-14T09:00:00Z">
+      <w:ins w:id="1120" w:author="Christopher Ongko" w:date="2026-09-14T09:00:00Z">
         <w:r>
           <w:t xml:space="preserve">4. Data and Methodology</w:t>
         </w:r>
@@ -2543,12 +2543,12 @@
       <w:pPr>
         <w:pStyle w:val="H2"/>
       </w:pPr>
-      <w:del w:id="9058" w:author="Christopher Ongko" w:date="2026-09-14T09:00:00Z">
+      <w:del w:id="1121" w:author="Christopher Ongko" w:date="2026-09-14T09:00:00Z">
         <w:r>
           <w:delText xml:space="preserve">4.1 Institutional background: Grab, GoTo , and Shopee</w:delText>
         </w:r>
       </w:del>
-      <w:ins w:id="9059" w:author="Christopher Ongko" w:date="2026-09-14T09:00:00Z">
+      <w:ins w:id="1122" w:author="Christopher Ongko" w:date="2026-09-14T09:00:00Z">
         <w:r>
           <w:t xml:space="preserve">4.1 Empirical setting and platform selection</w:t>
         </w:r>
@@ -2558,12 +2558,12 @@
       <w:pPr>
         <w:pStyle w:val="BodyFirst"/>
       </w:pPr>
-      <w:del w:id="9020" w:author="Christopher Ongko" w:date="2026-09-14T09:00:00Z">
+      <w:del w:id="1123" w:author="Christopher Ongko" w:date="2026-09-14T09:00:00Z">
         <w:r>
           <w:delText xml:space="preserve">I focus on Grab, GoTo , and Shopee (operated by Sea Limited) because they are large ASEAN-origin consumer platforms that directly intermediate transactions and provide public financial disclosures sufficient to observe or transparently derive transaction value and platform revenue.</w:delText>
         </w:r>
       </w:del>
-      <w:ins w:id="9021" w:author="Christopher Ongko" w:date="2026-09-14T09:00:00Z">
+      <w:ins w:id="1124" w:author="Christopher Ongko" w:date="2026-09-14T09:00:00Z">
         <w:r>
           <w:t xml:space="preserve">Platform selection follows from what can actually be measured. The Ecosystem Ratio requires both sides of the transaction–revenue boundary for the same period and the same business scope.</w:t>
         </w:r>
@@ -2576,10 +2576,10 @@
       <w:pPr>
         <w:pStyle w:val="Body"/>
         <w:rPr>
-          <w:ins w:id="9023" w:author="Christopher Ongko" w:date="2026-09-14T09:00:00Z"/>
-        </w:rPr>
-      </w:pPr>
-      <w:ins w:id="9024" w:author="Christopher Ongko" w:date="2026-09-14T09:00:00Z">
+          <w:ins w:id="1125" w:author="Christopher Ongko" w:date="2026-09-14T09:00:00Z"/>
+        </w:rPr>
+      </w:pPr>
+      <w:ins w:id="1126" w:author="Christopher Ongko" w:date="2026-09-14T09:00:00Z">
         <w:r>
           <w:t xml:space="preserve">Grab does not disclose gross transaction value by country; its transaction measures are reported by business line, so an Indonesian figure must be derived from a company-wide take rate. Sea Limited discloses revenue for Southeast Asia as a single region with no Indonesia breakout, so Shopee’s Indonesian transaction value must be drawn from an external market-research source. GoTo reports both inputs directly, but only at Group level, which includes operations outside Indonesia. No listed platform therefore publishes a strictly country-labelled matched pair for Indonesia. Three Indonesian issuers come closest and carry the longitudinal evidence: PT Global Digital Niaga Tbk (Blibli), PT Bukalapak.com Tbk, and Tokopedia, reported as an e-commerce segment within PT GoTo Gojek Tokopedia Tbk. Each reports transaction value and revenue for the same period from a single issuer disclosure, but their perimeters differ: Tokopedia’s e-commerce segment is Indonesia-aligned, Blibli’s 3P Retail segment also contains travel, and Bukalapak’s Group figures include overseas operations. Section 4.2 therefore admits every observation under an explicit evidence tier rather than treating any of them as an Indonesia-only measurement.</w:t>
         </w:r>
@@ -2589,10 +2589,10 @@
       <w:pPr>
         <w:pStyle w:val="Body"/>
         <w:rPr>
-          <w:del w:id="9040" w:author="Christopher Ongko" w:date="2026-09-14T09:00:00Z"/>
-        </w:rPr>
-      </w:pPr>
-      <w:del w:id="9041" w:author="Christopher Ongko" w:date="2026-09-14T09:00:00Z">
+          <w:del w:id="1127" w:author="Christopher Ongko" w:date="2026-09-14T09:00:00Z"/>
+        </w:rPr>
+      </w:pPr>
+      <w:del w:id="1128" w:author="Christopher Ongko" w:date="2026-09-14T09:00:00Z">
         <w:r>
           <w:rPr>
             <w:b/>
@@ -2605,10 +2605,10 @@
       <w:pPr>
         <w:pStyle w:val="Body"/>
         <w:rPr>
-          <w:del w:id="9042" w:author="Christopher Ongko" w:date="2026-09-14T09:00:00Z"/>
-        </w:rPr>
-      </w:pPr>
-      <w:del w:id="9043" w:author="Christopher Ongko" w:date="2026-09-14T09:00:00Z">
+          <w:del w:id="1129" w:author="Christopher Ongko" w:date="2026-09-14T09:00:00Z"/>
+        </w:rPr>
+      </w:pPr>
+      <w:del w:id="1130" w:author="Christopher Ongko" w:date="2026-09-14T09:00:00Z">
         <w:r>
           <w:rPr>
             <w:b/>
@@ -2621,10 +2621,10 @@
       <w:pPr>
         <w:pStyle w:val="Body"/>
         <w:rPr>
-          <w:del w:id="9044" w:author="Christopher Ongko" w:date="2026-09-14T09:00:00Z"/>
-        </w:rPr>
-      </w:pPr>
-      <w:del w:id="9045" w:author="Christopher Ongko" w:date="2026-09-14T09:00:00Z">
+          <w:del w:id="1131" w:author="Christopher Ongko" w:date="2026-09-14T09:00:00Z"/>
+        </w:rPr>
+      </w:pPr>
+      <w:del w:id="1132" w:author="Christopher Ongko" w:date="2026-09-14T09:00:00Z">
         <w:r>
           <w:rPr>
             <w:b/>
@@ -2650,7 +2650,7 @@
         </w:rPr>
         <w:t xml:space="preserve"> These platforms do not provide interchangeable measurements of one common business model. </w:t>
       </w:r>
-      <w:del w:id="9022" w:author="Christopher Ongko" w:date="2026-09-14T09:00:00Z">
+      <w:del w:id="1133" w:author="Christopher Ongko" w:date="2026-09-14T09:00:00Z">
         <w:r>
           <w:rPr>
             <w:shd w:val="clear" w:color="auto" w:fill="D8E1DC"/>
@@ -2658,7 +2658,7 @@
           <w:delText xml:space="preserve">Grab and GoTo are centered on on-demand services, while Shopee is centered on e-commerce</w:delText>
         </w:r>
       </w:del>
-      <w:ins w:id="9023" w:author="Christopher Ongko" w:date="2026-09-14T09:00:00Z">
+      <w:ins w:id="1134" w:author="Christopher Ongko" w:date="2026-09-14T09:00:00Z">
         <w:r>
           <w:rPr>
             <w:b/>
@@ -2673,7 +2673,7 @@
         </w:rPr>
         <w:t xml:space="preserve">; their geographic coverage and revenue-recognition conventions also differ. </w:t>
       </w:r>
-      <w:del w:id="9024" w:author="Christopher Ongko" w:date="2026-09-14T09:00:00Z">
+      <w:del w:id="1135" w:author="Christopher Ongko" w:date="2026-09-14T09:00:00Z">
         <w:r>
           <w:rPr>
             <w:shd w:val="clear" w:color="auto" w:fill="D8E1DC"/>
@@ -2681,7 +2681,7 @@
           <w:delText xml:space="preserve">For that reason, the 2023 base is described as Indonesia-focused, cross-platform ratio levels are interpreted cautiously, and the four non-Indonesian country figures are treated as calibrations rather than direct measurements.</w:delText>
         </w:r>
       </w:del>
-      <w:ins w:id="9025" w:author="Christopher Ongko" w:date="2026-09-14T09:00:00Z">
+      <w:ins w:id="1136" w:author="Christopher Ongko" w:date="2026-09-14T09:00:00Z">
         <w:r>
           <w:rPr>
             <w:b/>
@@ -2695,12 +2695,12 @@
       <w:pPr>
         <w:pStyle w:val="H2"/>
       </w:pPr>
-      <w:del w:id="9060" w:author="Christopher Ongko" w:date="2026-09-14T09:00:00Z">
+      <w:del w:id="1137" w:author="Christopher Ongko" w:date="2026-09-14T09:00:00Z">
         <w:r>
           <w:delText xml:space="preserve">4.2 Sample construction</w:delText>
         </w:r>
       </w:del>
-      <w:ins w:id="9061" w:author="Christopher Ongko" w:date="2026-09-14T09:00:00Z">
+      <w:ins w:id="1138" w:author="Christopher Ongko" w:date="2026-09-14T09:00:00Z">
         <w:r>
           <w:t xml:space="preserve">4.2 Admission rules and evidence tiers</w:t>
         </w:r>
@@ -2714,12 +2714,12 @@
       <w:r>
         <w:t xml:space="preserve">Platform revenue and transaction value are taken from primary company disclosures</w:t>
       </w:r>
-      <w:del w:id="9026" w:author="Christopher Ongko" w:date="2026-09-14T09:00:00Z">
+      <w:del w:id="1139" w:author="Christopher Ongko" w:date="2026-09-14T09:00:00Z">
         <w:r>
           <w:delText xml:space="preserve">: Grab and Sea Limited Form 20-F filings and investor releases, and GoTo annual and quarterly reports. Momentum Works (2024) is used only where an Indonesia-specific market-share input is not separately disclosed. The core cross-platform sample is fiscal year 2023, and Table 2 identifies whether each input is directly reported, derived for Indonesia, or reported only at GoTo Group level.</w:delText>
         </w:r>
       </w:del>
-      <w:ins w:id="9027" w:author="Christopher Ongko" w:date="2026-09-14T09:00:00Z">
+      <w:ins w:id="1140" w:author="Christopher Ongko" w:date="2026-09-14T09:00:00Z">
         <w:r>
           <w:rPr>
             <w:highlight w:val="yellow"/>
@@ -2772,7 +2772,7 @@
         </w:rPr>
         <w:t xml:space="preserve">.</w:t>
       </w:r>
-      <w:ins w:id="9028" w:author="Christopher Ongko" w:date="2026-09-14T09:00:00Z">
+      <w:ins w:id="1141" w:author="Christopher Ongko" w:date="2026-09-14T09:00:00Z">
         <w:r>
           <w:rPr>
             <w:shd w:val="clear" w:color="auto" w:fill="E4DDD2"/>
@@ -2780,7 +2780,7 @@
           <w:t xml:space="preserve"> Table 3 sets out the three tiers, the series admitted to each, and the number of levels and within-series transitions each contributes.</w:t>
         </w:r>
       </w:ins>
-      <w:del w:id="9029" w:author="Christopher Ongko" w:date="2026-09-14T09:00:00Z">
+      <w:del w:id="1142" w:author="Christopher Ongko" w:date="2026-09-14T09:00:00Z">
         <w:r>
           <w:rPr>
             <w:shd w:val="clear" w:color="auto" w:fill="E4DDD2"/>
@@ -2793,10 +2793,10 @@
       <w:pPr>
         <w:pStyle w:val="Body"/>
         <w:rPr>
-          <w:del w:id="9046" w:author="Christopher Ongko" w:date="2026-09-14T09:00:00Z"/>
-        </w:rPr>
-      </w:pPr>
-      <w:del w:id="9047" w:author="Christopher Ongko" w:date="2026-09-14T09:00:00Z">
+          <w:del w:id="1143" w:author="Christopher Ongko" w:date="2026-09-14T09:00:00Z"/>
+        </w:rPr>
+      </w:pPr>
+      <w:del w:id="1144" w:author="Christopher Ongko" w:date="2026-09-14T09:00:00Z">
         <w:r>
           <w:delText xml:space="preserve">A separate historical sample tests persistence within platforms without mixing geographic scopes. It extends scope-matched Grab Mobility + Deliveries data through 2019-2021 and Shopee GMV and segment revenue through 2017-2021; these observations are reported separately from the Indonesia-focused Table 3.</w:delText>
         </w:r>
@@ -2806,12 +2806,12 @@
       <w:pPr>
         <w:pStyle w:val="TableCaption"/>
       </w:pPr>
-      <w:del w:id="9030" w:author="Christopher Ongko" w:date="2026-09-14T09:00:00Z">
+      <w:del w:id="1145" w:author="Christopher Ongko" w:date="2026-09-14T09:00:00Z">
         <w:r>
           <w:delText xml:space="preserve">Table 2. Source, derivation, and geographic scope of each 2023 Indonesia-focused platform input</w:delText>
         </w:r>
       </w:del>
-      <w:ins w:id="9031" w:author="Christopher Ongko" w:date="2026-09-14T09:00:00Z">
+      <w:ins w:id="1146" w:author="Christopher Ongko" w:date="2026-09-14T09:00:00Z">
         <w:r>
           <w:t xml:space="preserve">Table 3. Evidence tiers for Indonesian platform observations. No strictly country-labelled matched pair exists, so each observation is admitted under one tier and reported under that label; tiers are never pooled into a single monetary total. Tokopedia is a business segment rather than an explicit country line; Blibli 3P Retail also contains tiket.com travel and Bukalapak reports at Group level with overseas operations; Grab and Shopee each require one side to be derived from a Group monetization rate or an external market estimate.</w:t>
         </w:r>
@@ -2841,7 +2841,7 @@
           <w:cantSplit/>
           <w:tblHeader/>
           <w:jc w:val="center"/>
-          <w:del w:id="9013" w:author="Christopher Ongko" w:date="2026-09-14T09:00:00Z"/>
+          <w:del w:id="1147" w:author="Christopher Ongko" w:date="2026-09-14T09:00:00Z"/>
         </w:trPr>
         <w:tc>
           <w:tcPr>
@@ -2862,7 +2862,7 @@
                 <w:sz w:val="17"/>
               </w:rPr>
             </w:pPr>
-            <w:del w:id="9014" w:author="Christopher Ongko" w:date="2026-09-14T09:00:00Z">
+            <w:del w:id="1148" w:author="Christopher Ongko" w:date="2026-09-14T09:00:00Z">
               <w:r>
                 <w:rPr>
                   <w:rFonts w:eastAsia="標楷體"/>
@@ -2892,7 +2892,7 @@
                 <w:sz w:val="17"/>
               </w:rPr>
             </w:pPr>
-            <w:del w:id="9015" w:author="Christopher Ongko" w:date="2026-09-14T09:00:00Z">
+            <w:del w:id="1149" w:author="Christopher Ongko" w:date="2026-09-14T09:00:00Z">
               <w:r>
                 <w:rPr>
                   <w:rFonts w:eastAsia="標楷體"/>
@@ -2922,7 +2922,7 @@
                 <w:sz w:val="17"/>
               </w:rPr>
             </w:pPr>
-            <w:del w:id="9016" w:author="Christopher Ongko" w:date="2026-09-14T09:00:00Z">
+            <w:del w:id="1150" w:author="Christopher Ongko" w:date="2026-09-14T09:00:00Z">
               <w:r>
                 <w:rPr>
                   <w:rFonts w:eastAsia="標楷體"/>
@@ -2952,7 +2952,7 @@
                 <w:sz w:val="17"/>
               </w:rPr>
             </w:pPr>
-            <w:del w:id="9017" w:author="Christopher Ongko" w:date="2026-09-14T09:00:00Z">
+            <w:del w:id="1151" w:author="Christopher Ongko" w:date="2026-09-14T09:00:00Z">
               <w:r>
                 <w:rPr>
                   <w:rFonts w:eastAsia="標楷體"/>
@@ -2968,7 +2968,7 @@
         <w:trPr>
           <w:cantSplit/>
           <w:jc w:val="center"/>
-          <w:del w:id="9018" w:author="Christopher Ongko" w:date="2026-09-14T09:00:00Z"/>
+          <w:del w:id="1152" w:author="Christopher Ongko" w:date="2026-09-14T09:00:00Z"/>
         </w:trPr>
         <w:tc>
           <w:tcPr>
@@ -2985,7 +2985,7 @@
                 <w:sz w:val="17"/>
               </w:rPr>
             </w:pPr>
-            <w:del w:id="9019" w:author="Christopher Ongko" w:date="2026-09-14T09:00:00Z">
+            <w:del w:id="1153" w:author="Christopher Ongko" w:date="2026-09-14T09:00:00Z">
               <w:r>
                 <w:rPr>
                   <w:rFonts w:eastAsia="標楷體"/>
@@ -3011,7 +3011,7 @@
                 <w:sz w:val="17"/>
               </w:rPr>
             </w:pPr>
-            <w:del w:id="9020" w:author="Christopher Ongko" w:date="2026-09-14T09:00:00Z">
+            <w:del w:id="1154" w:author="Christopher Ongko" w:date="2026-09-14T09:00:00Z">
               <w:r>
                 <w:rPr>
                   <w:rFonts w:eastAsia="標楷體"/>
@@ -3037,7 +3037,7 @@
                 <w:sz w:val="17"/>
               </w:rPr>
             </w:pPr>
-            <w:del w:id="9021" w:author="Christopher Ongko" w:date="2026-09-14T09:00:00Z">
+            <w:del w:id="1155" w:author="Christopher Ongko" w:date="2026-09-14T09:00:00Z">
               <w:r>
                 <w:rPr>
                   <w:rFonts w:eastAsia="標楷體"/>
@@ -3063,7 +3063,7 @@
                 <w:sz w:val="17"/>
               </w:rPr>
             </w:pPr>
-            <w:del w:id="9022" w:author="Christopher Ongko" w:date="2026-09-14T09:00:00Z">
+            <w:del w:id="1156" w:author="Christopher Ongko" w:date="2026-09-14T09:00:00Z">
               <w:r>
                 <w:rPr>
                   <w:rFonts w:eastAsia="標楷體"/>
@@ -3079,7 +3079,7 @@
         <w:trPr>
           <w:cantSplit/>
           <w:jc w:val="center"/>
-          <w:del w:id="9023" w:author="Christopher Ongko" w:date="2026-09-14T09:00:00Z"/>
+          <w:del w:id="1157" w:author="Christopher Ongko" w:date="2026-09-14T09:00:00Z"/>
         </w:trPr>
         <w:tc>
           <w:tcPr>
@@ -3096,7 +3096,7 @@
                 <w:sz w:val="17"/>
               </w:rPr>
             </w:pPr>
-            <w:del w:id="9024" w:author="Christopher Ongko" w:date="2026-09-14T09:00:00Z">
+            <w:del w:id="1158" w:author="Christopher Ongko" w:date="2026-09-14T09:00:00Z">
               <w:r>
                 <w:rPr>
                   <w:rFonts w:eastAsia="標楷體"/>
@@ -3122,7 +3122,7 @@
                 <w:sz w:val="17"/>
               </w:rPr>
             </w:pPr>
-            <w:del w:id="9025" w:author="Christopher Ongko" w:date="2026-09-14T09:00:00Z">
+            <w:del w:id="1159" w:author="Christopher Ongko" w:date="2026-09-14T09:00:00Z">
               <w:r>
                 <w:rPr>
                   <w:rFonts w:eastAsia="標楷體"/>
@@ -3148,7 +3148,7 @@
                 <w:sz w:val="17"/>
               </w:rPr>
             </w:pPr>
-            <w:del w:id="9026" w:author="Christopher Ongko" w:date="2026-09-14T09:00:00Z">
+            <w:del w:id="1160" w:author="Christopher Ongko" w:date="2026-09-14T09:00:00Z">
               <w:r>
                 <w:rPr>
                   <w:rFonts w:eastAsia="標楷體"/>
@@ -3174,7 +3174,7 @@
                 <w:sz w:val="17"/>
               </w:rPr>
             </w:pPr>
-            <w:del w:id="9027" w:author="Christopher Ongko" w:date="2026-09-14T09:00:00Z">
+            <w:del w:id="1161" w:author="Christopher Ongko" w:date="2026-09-14T09:00:00Z">
               <w:r>
                 <w:rPr>
                   <w:rFonts w:eastAsia="標楷體"/>
@@ -3190,7 +3190,7 @@
         <w:trPr>
           <w:cantSplit/>
           <w:jc w:val="center"/>
-          <w:del w:id="9028" w:author="Christopher Ongko" w:date="2026-09-14T09:00:00Z"/>
+          <w:del w:id="1162" w:author="Christopher Ongko" w:date="2026-09-14T09:00:00Z"/>
         </w:trPr>
         <w:tc>
           <w:tcPr>
@@ -3207,7 +3207,7 @@
                 <w:sz w:val="17"/>
               </w:rPr>
             </w:pPr>
-            <w:del w:id="9029" w:author="Christopher Ongko" w:date="2026-09-14T09:00:00Z">
+            <w:del w:id="1163" w:author="Christopher Ongko" w:date="2026-09-14T09:00:00Z">
               <w:r>
                 <w:rPr>
                   <w:rFonts w:eastAsia="標楷體"/>
@@ -3233,7 +3233,7 @@
                 <w:sz w:val="17"/>
               </w:rPr>
             </w:pPr>
-            <w:del w:id="9030" w:author="Christopher Ongko" w:date="2026-09-14T09:00:00Z">
+            <w:del w:id="1164" w:author="Christopher Ongko" w:date="2026-09-14T09:00:00Z">
               <w:r>
                 <w:rPr>
                   <w:rFonts w:eastAsia="標楷體"/>
@@ -3259,7 +3259,7 @@
                 <w:sz w:val="17"/>
               </w:rPr>
             </w:pPr>
-            <w:del w:id="9031" w:author="Christopher Ongko" w:date="2026-09-14T09:00:00Z">
+            <w:del w:id="1165" w:author="Christopher Ongko" w:date="2026-09-14T09:00:00Z">
               <w:r>
                 <w:rPr>
                   <w:rFonts w:eastAsia="標楷體"/>
@@ -3285,7 +3285,7 @@
                 <w:sz w:val="17"/>
               </w:rPr>
             </w:pPr>
-            <w:del w:id="9032" w:author="Christopher Ongko" w:date="2026-09-14T09:00:00Z">
+            <w:del w:id="1166" w:author="Christopher Ongko" w:date="2026-09-14T09:00:00Z">
               <w:r>
                 <w:rPr>
                   <w:rFonts w:eastAsia="標楷體"/>
@@ -3301,7 +3301,7 @@
         <w:trPr>
           <w:cantSplit/>
           <w:jc w:val="center"/>
-          <w:del w:id="9033" w:author="Christopher Ongko" w:date="2026-09-14T09:00:00Z"/>
+          <w:del w:id="1167" w:author="Christopher Ongko" w:date="2026-09-14T09:00:00Z"/>
         </w:trPr>
         <w:tc>
           <w:tcPr>
@@ -3321,7 +3321,7 @@
                 <w:sz w:val="17"/>
               </w:rPr>
             </w:pPr>
-            <w:del w:id="9034" w:author="Christopher Ongko" w:date="2026-09-14T09:00:00Z">
+            <w:del w:id="1168" w:author="Christopher Ongko" w:date="2026-09-14T09:00:00Z">
               <w:r>
                 <w:rPr>
                   <w:rFonts w:eastAsia="標楷體"/>
@@ -3350,7 +3350,7 @@
                 <w:sz w:val="17"/>
               </w:rPr>
             </w:pPr>
-            <w:del w:id="9035" w:author="Christopher Ongko" w:date="2026-09-14T09:00:00Z">
+            <w:del w:id="1169" w:author="Christopher Ongko" w:date="2026-09-14T09:00:00Z">
               <w:r>
                 <w:rPr>
                   <w:rFonts w:eastAsia="標楷體"/>
@@ -3379,7 +3379,7 @@
                 <w:sz w:val="17"/>
               </w:rPr>
             </w:pPr>
-            <w:del w:id="9036" w:author="Christopher Ongko" w:date="2026-09-14T09:00:00Z">
+            <w:del w:id="1170" w:author="Christopher Ongko" w:date="2026-09-14T09:00:00Z">
               <w:r>
                 <w:rPr>
                   <w:rFonts w:eastAsia="標楷體"/>
@@ -3408,7 +3408,7 @@
                 <w:sz w:val="17"/>
               </w:rPr>
             </w:pPr>
-            <w:del w:id="9037" w:author="Christopher Ongko" w:date="2026-09-14T09:00:00Z">
+            <w:del w:id="1171" w:author="Christopher Ongko" w:date="2026-09-14T09:00:00Z">
               <w:r>
                 <w:rPr>
                   <w:rFonts w:eastAsia="標楷體"/>
@@ -3443,7 +3443,7 @@
           </w:tcPr>
           <w:p>
             <w:r/>
-            <w:ins w:id="9038" w:author="Christopher Ongko" w:date="2026-09-14T09:00:00Z">
+            <w:ins w:id="1172" w:author="Christopher Ongko" w:date="2026-09-14T09:00:00Z">
               <w:r>
                 <w:rPr>
                   <w:rFonts w:ascii="Times New Roman" w:hAnsi="Times New Roman" w:cs="Times New Roman" w:eastAsia="Times New Roman"/>
@@ -3461,7 +3461,7 @@
           </w:tcPr>
           <w:p>
             <w:r/>
-            <w:ins w:id="9039" w:author="Christopher Ongko" w:date="2026-09-14T09:00:00Z">
+            <w:ins w:id="1173" w:author="Christopher Ongko" w:date="2026-09-14T09:00:00Z">
               <w:r>
                 <w:rPr>
                   <w:rFonts w:ascii="Times New Roman" w:hAnsi="Times New Roman" w:cs="Times New Roman" w:eastAsia="Times New Roman"/>
@@ -3479,7 +3479,7 @@
           </w:tcPr>
           <w:p>
             <w:r/>
-            <w:ins w:id="9040" w:author="Christopher Ongko" w:date="2026-09-14T09:00:00Z">
+            <w:ins w:id="1174" w:author="Christopher Ongko" w:date="2026-09-14T09:00:00Z">
               <w:r>
                 <w:rPr>
                   <w:rFonts w:ascii="Times New Roman" w:hAnsi="Times New Roman" w:cs="Times New Roman" w:eastAsia="Times New Roman"/>
@@ -3497,7 +3497,7 @@
           </w:tcPr>
           <w:p>
             <w:r/>
-            <w:ins w:id="9041" w:author="Christopher Ongko" w:date="2026-09-14T09:00:00Z">
+            <w:ins w:id="1175" w:author="Christopher Ongko" w:date="2026-09-14T09:00:00Z">
               <w:r>
                 <w:rPr>
                   <w:rFonts w:ascii="Times New Roman" w:hAnsi="Times New Roman" w:cs="Times New Roman" w:eastAsia="Times New Roman"/>
@@ -3513,7 +3513,7 @@
       <w:tr>
         <w:trPr>
           <w:cantSplit/>
-          <w:ins w:id="9042" w:author="Christopher Ongko" w:date="2026-09-14T09:00:00Z"/>
+          <w:ins w:id="1176" w:author="Christopher Ongko" w:date="2026-09-14T09:00:00Z"/>
         </w:trPr>
         <w:tc>
           <w:tcPr>
@@ -3521,7 +3521,7 @@
           </w:tcPr>
           <w:p>
             <w:r/>
-            <w:ins w:id="9043" w:author="Christopher Ongko" w:date="2026-09-14T09:00:00Z">
+            <w:ins w:id="1177" w:author="Christopher Ongko" w:date="2026-09-14T09:00:00Z">
               <w:r>
                 <w:rPr>
                   <w:rFonts w:ascii="Times New Roman" w:hAnsi="Times New Roman" w:cs="Times New Roman" w:eastAsia="Times New Roman"/>
@@ -3538,7 +3538,7 @@
           </w:tcPr>
           <w:p>
             <w:r/>
-            <w:ins w:id="9044" w:author="Christopher Ongko" w:date="2026-09-14T09:00:00Z">
+            <w:ins w:id="1178" w:author="Christopher Ongko" w:date="2026-09-14T09:00:00Z">
               <w:r>
                 <w:rPr>
                   <w:rFonts w:ascii="Times New Roman" w:hAnsi="Times New Roman" w:cs="Times New Roman" w:eastAsia="Times New Roman"/>
@@ -3555,7 +3555,7 @@
           </w:tcPr>
           <w:p>
             <w:r/>
-            <w:ins w:id="9045" w:author="Christopher Ongko" w:date="2026-09-14T09:00:00Z">
+            <w:ins w:id="1179" w:author="Christopher Ongko" w:date="2026-09-14T09:00:00Z">
               <w:r>
                 <w:rPr>
                   <w:rFonts w:ascii="Times New Roman" w:hAnsi="Times New Roman" w:cs="Times New Roman" w:eastAsia="Times New Roman"/>
@@ -3572,7 +3572,7 @@
           </w:tcPr>
           <w:p>
             <w:r/>
-            <w:ins w:id="9046" w:author="Christopher Ongko" w:date="2026-09-14T09:00:00Z">
+            <w:ins w:id="1180" w:author="Christopher Ongko" w:date="2026-09-14T09:00:00Z">
               <w:r>
                 <w:rPr>
                   <w:rFonts w:ascii="Times New Roman" w:hAnsi="Times New Roman" w:cs="Times New Roman" w:eastAsia="Times New Roman"/>
@@ -3587,7 +3587,7 @@
       <w:tr>
         <w:trPr>
           <w:cantSplit/>
-          <w:ins w:id="9047" w:author="Christopher Ongko" w:date="2026-09-14T09:00:00Z"/>
+          <w:ins w:id="1181" w:author="Christopher Ongko" w:date="2026-09-14T09:00:00Z"/>
         </w:trPr>
         <w:tc>
           <w:tcPr>
@@ -3595,7 +3595,7 @@
           </w:tcPr>
           <w:p>
             <w:r/>
-            <w:ins w:id="9048" w:author="Christopher Ongko" w:date="2026-09-14T09:00:00Z">
+            <w:ins w:id="1182" w:author="Christopher Ongko" w:date="2026-09-14T09:00:00Z">
               <w:r>
                 <w:rPr>
                   <w:rFonts w:ascii="Times New Roman" w:hAnsi="Times New Roman" w:cs="Times New Roman" w:eastAsia="Times New Roman"/>
@@ -3612,7 +3612,7 @@
           </w:tcPr>
           <w:p>
             <w:r/>
-            <w:ins w:id="9049" w:author="Christopher Ongko" w:date="2026-09-14T09:00:00Z">
+            <w:ins w:id="1183" w:author="Christopher Ongko" w:date="2026-09-14T09:00:00Z">
               <w:r>
                 <w:rPr>
                   <w:rFonts w:ascii="Times New Roman" w:hAnsi="Times New Roman" w:cs="Times New Roman" w:eastAsia="Times New Roman"/>
@@ -3629,7 +3629,7 @@
           </w:tcPr>
           <w:p>
             <w:r/>
-            <w:ins w:id="9050" w:author="Christopher Ongko" w:date="2026-09-14T09:00:00Z">
+            <w:ins w:id="1184" w:author="Christopher Ongko" w:date="2026-09-14T09:00:00Z">
               <w:r>
                 <w:rPr>
                   <w:rFonts w:ascii="Times New Roman" w:hAnsi="Times New Roman" w:cs="Times New Roman" w:eastAsia="Times New Roman"/>
@@ -3646,7 +3646,7 @@
           </w:tcPr>
           <w:p>
             <w:r/>
-            <w:ins w:id="9051" w:author="Christopher Ongko" w:date="2026-09-14T09:00:00Z">
+            <w:ins w:id="1185" w:author="Christopher Ongko" w:date="2026-09-14T09:00:00Z">
               <w:r>
                 <w:rPr>
                   <w:rFonts w:ascii="Times New Roman" w:hAnsi="Times New Roman" w:cs="Times New Roman" w:eastAsia="Times New Roman"/>
@@ -3661,7 +3661,7 @@
       <w:tr>
         <w:trPr>
           <w:cantSplit/>
-          <w:ins w:id="9052" w:author="Christopher Ongko" w:date="2026-09-14T09:00:00Z"/>
+          <w:ins w:id="1186" w:author="Christopher Ongko" w:date="2026-09-14T09:00:00Z"/>
         </w:trPr>
         <w:tc>
           <w:tcPr>
@@ -3669,7 +3669,7 @@
           </w:tcPr>
           <w:p>
             <w:r/>
-            <w:ins w:id="9053" w:author="Christopher Ongko" w:date="2026-09-14T09:00:00Z">
+            <w:ins w:id="1187" w:author="Christopher Ongko" w:date="2026-09-14T09:00:00Z">
               <w:r>
                 <w:rPr>
                   <w:rFonts w:ascii="Times New Roman" w:hAnsi="Times New Roman" w:cs="Times New Roman" w:eastAsia="Times New Roman"/>
@@ -3686,7 +3686,7 @@
           </w:tcPr>
           <w:p>
             <w:r/>
-            <w:ins w:id="9054" w:author="Christopher Ongko" w:date="2026-09-14T09:00:00Z">
+            <w:ins w:id="1188" w:author="Christopher Ongko" w:date="2026-09-14T09:00:00Z">
               <w:r>
                 <w:rPr>
                   <w:rFonts w:ascii="Times New Roman" w:hAnsi="Times New Roman" w:cs="Times New Roman" w:eastAsia="Times New Roman"/>
@@ -3703,7 +3703,7 @@
           </w:tcPr>
           <w:p>
             <w:r/>
-            <w:ins w:id="9055" w:author="Christopher Ongko" w:date="2026-09-14T09:00:00Z">
+            <w:ins w:id="1189" w:author="Christopher Ongko" w:date="2026-09-14T09:00:00Z">
               <w:r>
                 <w:rPr>
                   <w:rFonts w:ascii="Times New Roman" w:hAnsi="Times New Roman" w:cs="Times New Roman" w:eastAsia="Times New Roman"/>
@@ -3720,7 +3720,7 @@
           </w:tcPr>
           <w:p>
             <w:r/>
-            <w:ins w:id="9056" w:author="Christopher Ongko" w:date="2026-09-14T09:00:00Z">
+            <w:ins w:id="1190" w:author="Christopher Ongko" w:date="2026-09-14T09:00:00Z">
               <w:r>
                 <w:rPr>
                   <w:rFonts w:ascii="Times New Roman" w:hAnsi="Times New Roman" w:cs="Times New Roman" w:eastAsia="Times New Roman"/>
@@ -3735,7 +3735,7 @@
       <w:tr>
         <w:trPr>
           <w:cantSplit/>
-          <w:ins w:id="9057" w:author="Christopher Ongko" w:date="2026-09-14T09:00:00Z"/>
+          <w:ins w:id="1191" w:author="Christopher Ongko" w:date="2026-09-14T09:00:00Z"/>
         </w:trPr>
         <w:tc>
           <w:tcPr>
@@ -3743,7 +3743,7 @@
           </w:tcPr>
           <w:p>
             <w:r/>
-            <w:ins w:id="9058" w:author="Christopher Ongko" w:date="2026-09-14T09:00:00Z">
+            <w:ins w:id="1192" w:author="Christopher Ongko" w:date="2026-09-14T09:00:00Z">
               <w:r>
                 <w:rPr>
                   <w:rFonts w:ascii="Times New Roman" w:hAnsi="Times New Roman" w:cs="Times New Roman" w:eastAsia="Times New Roman"/>
@@ -3760,7 +3760,7 @@
           </w:tcPr>
           <w:p>
             <w:r/>
-            <w:ins w:id="9059" w:author="Christopher Ongko" w:date="2026-09-14T09:00:00Z">
+            <w:ins w:id="1193" w:author="Christopher Ongko" w:date="2026-09-14T09:00:00Z">
               <w:r>
                 <w:rPr>
                   <w:rFonts w:ascii="Times New Roman" w:hAnsi="Times New Roman" w:cs="Times New Roman" w:eastAsia="Times New Roman"/>
@@ -3777,7 +3777,7 @@
           </w:tcPr>
           <w:p>
             <w:r/>
-            <w:ins w:id="9060" w:author="Christopher Ongko" w:date="2026-09-14T09:00:00Z">
+            <w:ins w:id="1194" w:author="Christopher Ongko" w:date="2026-09-14T09:00:00Z">
               <w:r>
                 <w:rPr>
                   <w:rFonts w:ascii="Times New Roman" w:hAnsi="Times New Roman" w:cs="Times New Roman" w:eastAsia="Times New Roman"/>
@@ -3794,7 +3794,7 @@
           </w:tcPr>
           <w:p>
             <w:r/>
-            <w:ins w:id="9061" w:author="Christopher Ongko" w:date="2026-09-14T09:00:00Z">
+            <w:ins w:id="1195" w:author="Christopher Ongko" w:date="2026-09-14T09:00:00Z">
               <w:r>
                 <w:rPr>
                   <w:rFonts w:ascii="Times New Roman" w:hAnsi="Times New Roman" w:cs="Times New Roman" w:eastAsia="Times New Roman"/>
@@ -3811,12 +3811,12 @@
       <w:pPr>
         <w:pStyle w:val="TableNote"/>
       </w:pPr>
-      <w:del w:id="9032" w:author="Christopher Ongko" w:date="2026-09-14T09:00:00Z">
+      <w:del w:id="1196" w:author="Christopher Ongko" w:date="2026-09-14T09:00:00Z">
         <w:r>
           <w:delText xml:space="preserve">Only GoTo supplies both inputs independently, but its reported figures are Group-level. Grab and Shopee ratios inherit the take-rate assumptions used to derive one or both Indonesia-specific components.</w:delText>
         </w:r>
       </w:del>
-      <w:ins w:id="9033" w:author="Christopher Ongko" w:date="2026-09-14T09:00:00Z">
+      <w:ins w:id="1197" w:author="Christopher Ongko" w:date="2026-09-14T09:00:00Z">
         <w:r>
           <w:t xml:space="preserve">Two candidate observations are excluded under these rules. Tokopedia FY2021 is excluded because its transaction and revenue measures cover different periods, and Bukalapak FY2024 is excluded because transaction value covers nine months while revenue covers twelve. Tokopedia’s e-commerce operations were deconsolidated following the TikTok Shop transaction in 2024, which is recorded as a structural break rather than as a change in the wedge.</w:t>
         </w:r>
@@ -3826,10 +3826,10 @@
       <w:pPr>
         <w:pStyle w:val="H2"/>
         <w:rPr>
-          <w:ins w:id="9062" w:author="Christopher Ongko" w:date="2026-09-14T09:00:00Z"/>
-        </w:rPr>
-      </w:pPr>
-      <w:ins w:id="9063" w:author="Christopher Ongko" w:date="2026-09-14T09:00:00Z">
+          <w:ins w:id="1198" w:author="Christopher Ongko" w:date="2026-09-14T09:00:00Z"/>
+        </w:rPr>
+      </w:pPr>
+      <w:ins w:id="1199" w:author="Christopher Ongko" w:date="2026-09-14T09:00:00Z">
         <w:r>
           <w:t xml:space="preserve">4.3 Candidate inventory across evidence modules</w:t>
         </w:r>
@@ -3839,10 +3839,10 @@
       <w:pPr>
         <w:pStyle w:val="BodyFirst"/>
         <w:rPr>
-          <w:ins w:id="9064" w:author="Christopher Ongko" w:date="2026-09-14T09:00:00Z"/>
-        </w:rPr>
-      </w:pPr>
-      <w:ins w:id="9065" w:author="Christopher Ongko" w:date="2026-09-14T09:00:00Z">
+          <w:ins w:id="1200" w:author="Christopher Ongko" w:date="2026-09-14T09:00:00Z"/>
+        </w:rPr>
+      </w:pPr>
+      <w:ins w:id="1201" w:author="Christopher Ongko" w:date="2026-09-14T09:00:00Z">
         <w:r>
           <w:t xml:space="preserve">The study is not a single-fiscal-year design. Table 4 lists the seven retained modules. They are reported separately and never summed into one sample size, because their geographic, regulatory and business-model definitions differ.</w:t>
         </w:r>
@@ -3852,10 +3852,10 @@
       <w:pPr>
         <w:pStyle w:val="TableCaption"/>
         <w:rPr>
-          <w:ins w:id="9066" w:author="Christopher Ongko" w:date="2026-09-14T09:00:00Z"/>
-        </w:rPr>
-      </w:pPr>
-      <w:ins w:id="9067" w:author="Christopher Ongko" w:date="2026-09-14T09:00:00Z">
+          <w:ins w:id="1202" w:author="Christopher Ongko" w:date="2026-09-14T09:00:00Z"/>
+        </w:rPr>
+      </w:pPr>
+      <w:ins w:id="1203" w:author="Christopher Ongko" w:date="2026-09-14T09:00:00Z">
         <w:r>
           <w:t xml:space="preserve">Table 4. Retained evidence modules, coverage, and role. Each module has a distinct unit of observation; counts are not additive across rows.</w:t>
         </w:r>
@@ -3883,7 +3883,7 @@
           </w:tcPr>
           <w:p>
             <w:r/>
-            <w:ins w:id="9068" w:author="Christopher Ongko" w:date="2026-09-14T09:00:00Z">
+            <w:ins w:id="1204" w:author="Christopher Ongko" w:date="2026-09-14T09:00:00Z">
               <w:r>
                 <w:rPr>
                   <w:rFonts w:ascii="Times New Roman" w:hAnsi="Times New Roman" w:cs="Times New Roman" w:eastAsia="Times New Roman"/>
@@ -3901,7 +3901,7 @@
           </w:tcPr>
           <w:p>
             <w:r/>
-            <w:ins w:id="9069" w:author="Christopher Ongko" w:date="2026-09-14T09:00:00Z">
+            <w:ins w:id="1205" w:author="Christopher Ongko" w:date="2026-09-14T09:00:00Z">
               <w:r>
                 <w:rPr>
                   <w:rFonts w:ascii="Times New Roman" w:hAnsi="Times New Roman" w:cs="Times New Roman" w:eastAsia="Times New Roman"/>
@@ -3919,7 +3919,7 @@
           </w:tcPr>
           <w:p>
             <w:r/>
-            <w:ins w:id="9070" w:author="Christopher Ongko" w:date="2026-09-14T09:00:00Z">
+            <w:ins w:id="1206" w:author="Christopher Ongko" w:date="2026-09-14T09:00:00Z">
               <w:r>
                 <w:rPr>
                   <w:rFonts w:ascii="Times New Roman" w:hAnsi="Times New Roman" w:cs="Times New Roman" w:eastAsia="Times New Roman"/>
@@ -3937,7 +3937,7 @@
           </w:tcPr>
           <w:p>
             <w:r/>
-            <w:ins w:id="9071" w:author="Christopher Ongko" w:date="2026-09-14T09:00:00Z">
+            <w:ins w:id="1207" w:author="Christopher Ongko" w:date="2026-09-14T09:00:00Z">
               <w:r>
                 <w:rPr>
                   <w:rFonts w:ascii="Times New Roman" w:hAnsi="Times New Roman" w:cs="Times New Roman" w:eastAsia="Times New Roman"/>
@@ -3953,7 +3953,7 @@
       <w:tr>
         <w:trPr>
           <w:cantSplit/>
-          <w:ins w:id="9072" w:author="Christopher Ongko" w:date="2026-09-14T09:00:00Z"/>
+          <w:ins w:id="1208" w:author="Christopher Ongko" w:date="2026-09-14T09:00:00Z"/>
         </w:trPr>
         <w:tc>
           <w:tcPr>
@@ -3961,7 +3961,7 @@
           </w:tcPr>
           <w:p>
             <w:r/>
-            <w:ins w:id="9073" w:author="Christopher Ongko" w:date="2026-09-14T09:00:00Z">
+            <w:ins w:id="1209" w:author="Christopher Ongko" w:date="2026-09-14T09:00:00Z">
               <w:r>
                 <w:rPr>
                   <w:rFonts w:ascii="Times New Roman" w:hAnsi="Times New Roman" w:cs="Times New Roman" w:eastAsia="Times New Roman"/>
@@ -3978,7 +3978,7 @@
           </w:tcPr>
           <w:p>
             <w:r/>
-            <w:ins w:id="9074" w:author="Christopher Ongko" w:date="2026-09-14T09:00:00Z">
+            <w:ins w:id="1210" w:author="Christopher Ongko" w:date="2026-09-14T09:00:00Z">
               <w:r>
                 <w:rPr>
                   <w:rFonts w:ascii="Times New Roman" w:hAnsi="Times New Roman" w:cs="Times New Roman" w:eastAsia="Times New Roman"/>
@@ -3995,7 +3995,7 @@
           </w:tcPr>
           <w:p>
             <w:r/>
-            <w:ins w:id="9075" w:author="Christopher Ongko" w:date="2026-09-14T09:00:00Z">
+            <w:ins w:id="1211" w:author="Christopher Ongko" w:date="2026-09-14T09:00:00Z">
               <w:r>
                 <w:rPr>
                   <w:rFonts w:ascii="Times New Roman" w:hAnsi="Times New Roman" w:cs="Times New Roman" w:eastAsia="Times New Roman"/>
@@ -4012,7 +4012,7 @@
           </w:tcPr>
           <w:p>
             <w:r/>
-            <w:ins w:id="9076" w:author="Christopher Ongko" w:date="2026-09-14T09:00:00Z">
+            <w:ins w:id="1212" w:author="Christopher Ongko" w:date="2026-09-14T09:00:00Z">
               <w:r>
                 <w:rPr>
                   <w:rFonts w:ascii="Times New Roman" w:hAnsi="Times New Roman" w:cs="Times New Roman" w:eastAsia="Times New Roman"/>
@@ -4027,7 +4027,7 @@
       <w:tr>
         <w:trPr>
           <w:cantSplit/>
-          <w:ins w:id="9077" w:author="Christopher Ongko" w:date="2026-09-14T09:00:00Z"/>
+          <w:ins w:id="1213" w:author="Christopher Ongko" w:date="2026-09-14T09:00:00Z"/>
         </w:trPr>
         <w:tc>
           <w:tcPr>
@@ -4035,7 +4035,7 @@
           </w:tcPr>
           <w:p>
             <w:r/>
-            <w:ins w:id="9078" w:author="Christopher Ongko" w:date="2026-09-14T09:00:00Z">
+            <w:ins w:id="1214" w:author="Christopher Ongko" w:date="2026-09-14T09:00:00Z">
               <w:r>
                 <w:rPr>
                   <w:rFonts w:ascii="Times New Roman" w:hAnsi="Times New Roman" w:cs="Times New Roman" w:eastAsia="Times New Roman"/>
@@ -4052,7 +4052,7 @@
           </w:tcPr>
           <w:p>
             <w:r/>
-            <w:ins w:id="9079" w:author="Christopher Ongko" w:date="2026-09-14T09:00:00Z">
+            <w:ins w:id="1215" w:author="Christopher Ongko" w:date="2026-09-14T09:00:00Z">
               <w:r>
                 <w:rPr>
                   <w:rFonts w:ascii="Times New Roman" w:hAnsi="Times New Roman" w:cs="Times New Roman" w:eastAsia="Times New Roman"/>
@@ -4069,7 +4069,7 @@
           </w:tcPr>
           <w:p>
             <w:r/>
-            <w:ins w:id="9080" w:author="Christopher Ongko" w:date="2026-09-14T09:00:00Z">
+            <w:ins w:id="1216" w:author="Christopher Ongko" w:date="2026-09-14T09:00:00Z">
               <w:r>
                 <w:rPr>
                   <w:rFonts w:ascii="Times New Roman" w:hAnsi="Times New Roman" w:cs="Times New Roman" w:eastAsia="Times New Roman"/>
@@ -4086,7 +4086,7 @@
           </w:tcPr>
           <w:p>
             <w:r/>
-            <w:ins w:id="9081" w:author="Christopher Ongko" w:date="2026-09-14T09:00:00Z">
+            <w:ins w:id="1217" w:author="Christopher Ongko" w:date="2026-09-14T09:00:00Z">
               <w:r>
                 <w:rPr>
                   <w:rFonts w:ascii="Times New Roman" w:hAnsi="Times New Roman" w:cs="Times New Roman" w:eastAsia="Times New Roman"/>
@@ -4101,7 +4101,7 @@
       <w:tr>
         <w:trPr>
           <w:cantSplit/>
-          <w:ins w:id="9082" w:author="Christopher Ongko" w:date="2026-09-14T09:00:00Z"/>
+          <w:ins w:id="1218" w:author="Christopher Ongko" w:date="2026-09-14T09:00:00Z"/>
         </w:trPr>
         <w:tc>
           <w:tcPr>
@@ -4109,7 +4109,7 @@
           </w:tcPr>
           <w:p>
             <w:r/>
-            <w:ins w:id="9083" w:author="Christopher Ongko" w:date="2026-09-14T09:00:00Z">
+            <w:ins w:id="1219" w:author="Christopher Ongko" w:date="2026-09-14T09:00:00Z">
               <w:r>
                 <w:rPr>
                   <w:rFonts w:ascii="Times New Roman" w:hAnsi="Times New Roman" w:cs="Times New Roman" w:eastAsia="Times New Roman"/>
@@ -4126,7 +4126,7 @@
           </w:tcPr>
           <w:p>
             <w:r/>
-            <w:ins w:id="9084" w:author="Christopher Ongko" w:date="2026-09-14T09:00:00Z">
+            <w:ins w:id="1220" w:author="Christopher Ongko" w:date="2026-09-14T09:00:00Z">
               <w:r>
                 <w:rPr>
                   <w:rFonts w:ascii="Times New Roman" w:hAnsi="Times New Roman" w:cs="Times New Roman" w:eastAsia="Times New Roman"/>
@@ -4143,7 +4143,7 @@
           </w:tcPr>
           <w:p>
             <w:r/>
-            <w:ins w:id="9085" w:author="Christopher Ongko" w:date="2026-09-14T09:00:00Z">
+            <w:ins w:id="1221" w:author="Christopher Ongko" w:date="2026-09-14T09:00:00Z">
               <w:r>
                 <w:rPr>
                   <w:rFonts w:ascii="Times New Roman" w:hAnsi="Times New Roman" w:cs="Times New Roman" w:eastAsia="Times New Roman"/>
@@ -4160,7 +4160,7 @@
           </w:tcPr>
           <w:p>
             <w:r/>
-            <w:ins w:id="9086" w:author="Christopher Ongko" w:date="2026-09-14T09:00:00Z">
+            <w:ins w:id="1222" w:author="Christopher Ongko" w:date="2026-09-14T09:00:00Z">
               <w:r>
                 <w:rPr>
                   <w:rFonts w:ascii="Times New Roman" w:hAnsi="Times New Roman" w:cs="Times New Roman" w:eastAsia="Times New Roman"/>
@@ -4175,7 +4175,7 @@
       <w:tr>
         <w:trPr>
           <w:cantSplit/>
-          <w:ins w:id="9087" w:author="Christopher Ongko" w:date="2026-09-14T09:00:00Z"/>
+          <w:ins w:id="1223" w:author="Christopher Ongko" w:date="2026-09-14T09:00:00Z"/>
         </w:trPr>
         <w:tc>
           <w:tcPr>
@@ -4183,7 +4183,7 @@
           </w:tcPr>
           <w:p>
             <w:r/>
-            <w:ins w:id="9088" w:author="Christopher Ongko" w:date="2026-09-14T09:00:00Z">
+            <w:ins w:id="1224" w:author="Christopher Ongko" w:date="2026-09-14T09:00:00Z">
               <w:r>
                 <w:rPr>
                   <w:rFonts w:ascii="Times New Roman" w:hAnsi="Times New Roman" w:cs="Times New Roman" w:eastAsia="Times New Roman"/>
@@ -4200,7 +4200,7 @@
           </w:tcPr>
           <w:p>
             <w:r/>
-            <w:ins w:id="9089" w:author="Christopher Ongko" w:date="2026-09-14T09:00:00Z">
+            <w:ins w:id="1225" w:author="Christopher Ongko" w:date="2026-09-14T09:00:00Z">
               <w:r>
                 <w:rPr>
                   <w:rFonts w:ascii="Times New Roman" w:hAnsi="Times New Roman" w:cs="Times New Roman" w:eastAsia="Times New Roman"/>
@@ -4217,7 +4217,7 @@
           </w:tcPr>
           <w:p>
             <w:r/>
-            <w:ins w:id="9090" w:author="Christopher Ongko" w:date="2026-09-14T09:00:00Z">
+            <w:ins w:id="1226" w:author="Christopher Ongko" w:date="2026-09-14T09:00:00Z">
               <w:r>
                 <w:rPr>
                   <w:rFonts w:ascii="Times New Roman" w:hAnsi="Times New Roman" w:cs="Times New Roman" w:eastAsia="Times New Roman"/>
@@ -4234,7 +4234,7 @@
           </w:tcPr>
           <w:p>
             <w:r/>
-            <w:ins w:id="9091" w:author="Christopher Ongko" w:date="2026-09-14T09:00:00Z">
+            <w:ins w:id="1227" w:author="Christopher Ongko" w:date="2026-09-14T09:00:00Z">
               <w:r>
                 <w:rPr>
                   <w:rFonts w:ascii="Times New Roman" w:hAnsi="Times New Roman" w:cs="Times New Roman" w:eastAsia="Times New Roman"/>
@@ -4249,7 +4249,7 @@
       <w:tr>
         <w:trPr>
           <w:cantSplit/>
-          <w:ins w:id="9092" w:author="Christopher Ongko" w:date="2026-09-14T09:00:00Z"/>
+          <w:ins w:id="1228" w:author="Christopher Ongko" w:date="2026-09-14T09:00:00Z"/>
         </w:trPr>
         <w:tc>
           <w:tcPr>
@@ -4257,7 +4257,7 @@
           </w:tcPr>
           <w:p>
             <w:r/>
-            <w:ins w:id="9093" w:author="Christopher Ongko" w:date="2026-09-14T09:00:00Z">
+            <w:ins w:id="1229" w:author="Christopher Ongko" w:date="2026-09-14T09:00:00Z">
               <w:r>
                 <w:rPr>
                   <w:rFonts w:ascii="Times New Roman" w:hAnsi="Times New Roman" w:cs="Times New Roman" w:eastAsia="Times New Roman"/>
@@ -4274,7 +4274,7 @@
           </w:tcPr>
           <w:p>
             <w:r/>
-            <w:ins w:id="9094" w:author="Christopher Ongko" w:date="2026-09-14T09:00:00Z">
+            <w:ins w:id="1230" w:author="Christopher Ongko" w:date="2026-09-14T09:00:00Z">
               <w:r>
                 <w:rPr>
                   <w:rFonts w:ascii="Times New Roman" w:hAnsi="Times New Roman" w:cs="Times New Roman" w:eastAsia="Times New Roman"/>
@@ -4291,7 +4291,7 @@
           </w:tcPr>
           <w:p>
             <w:r/>
-            <w:ins w:id="9095" w:author="Christopher Ongko" w:date="2026-09-14T09:00:00Z">
+            <w:ins w:id="1231" w:author="Christopher Ongko" w:date="2026-09-14T09:00:00Z">
               <w:r>
                 <w:rPr>
                   <w:rFonts w:ascii="Times New Roman" w:hAnsi="Times New Roman" w:cs="Times New Roman" w:eastAsia="Times New Roman"/>
@@ -4308,7 +4308,7 @@
           </w:tcPr>
           <w:p>
             <w:r/>
-            <w:ins w:id="9096" w:author="Christopher Ongko" w:date="2026-09-14T09:00:00Z">
+            <w:ins w:id="1232" w:author="Christopher Ongko" w:date="2026-09-14T09:00:00Z">
               <w:r>
                 <w:rPr>
                   <w:rFonts w:ascii="Times New Roman" w:hAnsi="Times New Roman" w:cs="Times New Roman" w:eastAsia="Times New Roman"/>
@@ -4323,7 +4323,7 @@
       <w:tr>
         <w:trPr>
           <w:cantSplit/>
-          <w:ins w:id="9097" w:author="Christopher Ongko" w:date="2026-09-14T09:00:00Z"/>
+          <w:ins w:id="1233" w:author="Christopher Ongko" w:date="2026-09-14T09:00:00Z"/>
         </w:trPr>
         <w:tc>
           <w:tcPr>
@@ -4331,7 +4331,7 @@
           </w:tcPr>
           <w:p>
             <w:r/>
-            <w:ins w:id="9098" w:author="Christopher Ongko" w:date="2026-09-14T09:00:00Z">
+            <w:ins w:id="1234" w:author="Christopher Ongko" w:date="2026-09-14T09:00:00Z">
               <w:r>
                 <w:rPr>
                   <w:rFonts w:ascii="Times New Roman" w:hAnsi="Times New Roman" w:cs="Times New Roman" w:eastAsia="Times New Roman"/>
@@ -4348,7 +4348,7 @@
           </w:tcPr>
           <w:p>
             <w:r/>
-            <w:ins w:id="9099" w:author="Christopher Ongko" w:date="2026-09-14T09:00:00Z">
+            <w:ins w:id="1235" w:author="Christopher Ongko" w:date="2026-09-14T09:00:00Z">
               <w:r>
                 <w:rPr>
                   <w:rFonts w:ascii="Times New Roman" w:hAnsi="Times New Roman" w:cs="Times New Roman" w:eastAsia="Times New Roman"/>
@@ -4365,7 +4365,7 @@
           </w:tcPr>
           <w:p>
             <w:r/>
-            <w:ins w:id="9100" w:author="Christopher Ongko" w:date="2026-09-14T09:00:00Z">
+            <w:ins w:id="1236" w:author="Christopher Ongko" w:date="2026-09-14T09:00:00Z">
               <w:r>
                 <w:rPr>
                   <w:rFonts w:ascii="Times New Roman" w:hAnsi="Times New Roman" w:cs="Times New Roman" w:eastAsia="Times New Roman"/>
@@ -4382,7 +4382,7 @@
           </w:tcPr>
           <w:p>
             <w:r/>
-            <w:ins w:id="9101" w:author="Christopher Ongko" w:date="2026-09-14T09:00:00Z">
+            <w:ins w:id="1237" w:author="Christopher Ongko" w:date="2026-09-14T09:00:00Z">
               <w:r>
                 <w:rPr>
                   <w:rFonts w:ascii="Times New Roman" w:hAnsi="Times New Roman" w:cs="Times New Roman" w:eastAsia="Times New Roman"/>
@@ -4397,7 +4397,7 @@
       <w:tr>
         <w:trPr>
           <w:cantSplit/>
-          <w:ins w:id="9102" w:author="Christopher Ongko" w:date="2026-09-14T09:00:00Z"/>
+          <w:ins w:id="1238" w:author="Christopher Ongko" w:date="2026-09-14T09:00:00Z"/>
         </w:trPr>
         <w:tc>
           <w:tcPr>
@@ -4405,7 +4405,7 @@
           </w:tcPr>
           <w:p>
             <w:r/>
-            <w:ins w:id="9103" w:author="Christopher Ongko" w:date="2026-09-14T09:00:00Z">
+            <w:ins w:id="1239" w:author="Christopher Ongko" w:date="2026-09-14T09:00:00Z">
               <w:r>
                 <w:rPr>
                   <w:rFonts w:ascii="Times New Roman" w:hAnsi="Times New Roman" w:cs="Times New Roman" w:eastAsia="Times New Roman"/>
@@ -4422,7 +4422,7 @@
           </w:tcPr>
           <w:p>
             <w:r/>
-            <w:ins w:id="9104" w:author="Christopher Ongko" w:date="2026-09-14T09:00:00Z">
+            <w:ins w:id="1240" w:author="Christopher Ongko" w:date="2026-09-14T09:00:00Z">
               <w:r>
                 <w:rPr>
                   <w:rFonts w:ascii="Times New Roman" w:hAnsi="Times New Roman" w:cs="Times New Roman" w:eastAsia="Times New Roman"/>
@@ -4439,7 +4439,7 @@
           </w:tcPr>
           <w:p>
             <w:r/>
-            <w:ins w:id="9105" w:author="Christopher Ongko" w:date="2026-09-14T09:00:00Z">
+            <w:ins w:id="1241" w:author="Christopher Ongko" w:date="2026-09-14T09:00:00Z">
               <w:r>
                 <w:rPr>
                   <w:rFonts w:ascii="Times New Roman" w:hAnsi="Times New Roman" w:cs="Times New Roman" w:eastAsia="Times New Roman"/>
@@ -4456,7 +4456,7 @@
           </w:tcPr>
           <w:p>
             <w:r/>
-            <w:ins w:id="9106" w:author="Christopher Ongko" w:date="2026-09-14T09:00:00Z">
+            <w:ins w:id="1242" w:author="Christopher Ongko" w:date="2026-09-14T09:00:00Z">
               <w:r>
                 <w:rPr>
                   <w:rFonts w:ascii="Times New Roman" w:hAnsi="Times New Roman" w:cs="Times New Roman" w:eastAsia="Times New Roman"/>
@@ -4473,10 +4473,10 @@
       <w:pPr>
         <w:pStyle w:val="H2"/>
         <w:rPr>
-          <w:ins w:id="9107" w:author="Christopher Ongko" w:date="2026-09-14T09:00:00Z"/>
-        </w:rPr>
-      </w:pPr>
-      <w:ins w:id="9108" w:author="Christopher Ongko" w:date="2026-09-14T09:00:00Z">
+          <w:ins w:id="1243" w:author="Christopher Ongko" w:date="2026-09-14T09:00:00Z"/>
+        </w:rPr>
+      </w:pPr>
+      <w:ins w:id="1244" w:author="Christopher Ongko" w:date="2026-09-14T09:00:00Z">
         <w:r>
           <w:t xml:space="preserve">4.4 Derivation of conditional country values</w:t>
         </w:r>
@@ -4486,10 +4486,10 @@
       <w:pPr>
         <w:pStyle w:val="BodyFirst"/>
         <w:rPr>
-          <w:ins w:id="9109" w:author="Christopher Ongko" w:date="2026-09-14T09:00:00Z"/>
-        </w:rPr>
-      </w:pPr>
-      <w:ins w:id="9110" w:author="Christopher Ongko" w:date="2026-09-14T09:00:00Z">
+          <w:ins w:id="1245" w:author="Christopher Ongko" w:date="2026-09-14T09:00:00Z"/>
+        </w:rPr>
+      </w:pPr>
+      <w:ins w:id="1246" w:author="Christopher Ongko" w:date="2026-09-14T09:00:00Z">
         <w:r>
           <w:t xml:space="preserve">Grab discloses Indonesia revenue but not Indonesia transaction value, so its country transaction value must be derived; Table 5 sets out that derivation year by year. For each year the conditional construction applies Grab’s own Group monetization rate to its disclosed Indonesia revenue: Group monetization rate = Group revenue / Group GMV, and conditional Indonesia GMV = Indonesia revenue / Group monetization rate. The construction assumes that Grab’s Indonesian activity shares the Group revenue-to-GMV relationship: transparent and testable, but not a company disclosure and not independent evidence of an Indonesia-specific rate. Shopee’s Indonesian transaction value is an external market estimate and its revenue is derived from Sea’s disclosed monetization rate, so both Shopee inputs are conditional. The external estimate is taken from Momentum Works, whose annual Southeast Asian e-commerce report is the only recurring public source disaggregating regional marketplace gross merchandise value by country and platform. It is used because Sea Limited discloses no Indonesian figure, is labelled a third-party estimate wherever it enters a calculation, and is tested in the Section 5.1 sensitivity.</w:t>
         </w:r>
@@ -4499,10 +4499,10 @@
       <w:pPr>
         <w:pStyle w:val="TableCaption"/>
         <w:rPr>
-          <w:ins w:id="9111" w:author="Christopher Ongko" w:date="2026-09-14T09:00:00Z"/>
-        </w:rPr>
-      </w:pPr>
-      <w:ins w:id="9112" w:author="Christopher Ongko" w:date="2026-09-14T09:00:00Z">
+          <w:ins w:id="1247" w:author="Christopher Ongko" w:date="2026-09-14T09:00:00Z"/>
+        </w:rPr>
+      </w:pPr>
+      <w:ins w:id="1248" w:author="Christopher Ongko" w:date="2026-09-14T09:00:00Z">
         <w:r>
           <w:t xml:space="preserve">Table 5. Worked derivation of conditional Indonesia transaction value for Grab. Indonesia revenue is directly disclosed and Group revenue and Group GMV are source-reported; every Indonesia transaction value in the final column is derived by applying the Group monetization rate, not disclosed by the company.</w:t>
         </w:r>
@@ -4531,7 +4531,7 @@
           </w:tcPr>
           <w:p>
             <w:r/>
-            <w:ins w:id="9113" w:author="Christopher Ongko" w:date="2026-09-14T09:00:00Z">
+            <w:ins w:id="1249" w:author="Christopher Ongko" w:date="2026-09-14T09:00:00Z">
               <w:r>
                 <w:rPr>
                   <w:rFonts w:ascii="Times New Roman" w:hAnsi="Times New Roman" w:cs="Times New Roman" w:eastAsia="Times New Roman"/>
@@ -4549,7 +4549,7 @@
           </w:tcPr>
           <w:p>
             <w:r/>
-            <w:ins w:id="9114" w:author="Christopher Ongko" w:date="2026-09-14T09:00:00Z">
+            <w:ins w:id="1250" w:author="Christopher Ongko" w:date="2026-09-14T09:00:00Z">
               <w:r>
                 <w:rPr>
                   <w:rFonts w:ascii="Times New Roman" w:hAnsi="Times New Roman" w:cs="Times New Roman" w:eastAsia="Times New Roman"/>
@@ -4567,7 +4567,7 @@
           </w:tcPr>
           <w:p>
             <w:r/>
-            <w:ins w:id="9115" w:author="Christopher Ongko" w:date="2026-09-14T09:00:00Z">
+            <w:ins w:id="1251" w:author="Christopher Ongko" w:date="2026-09-14T09:00:00Z">
               <w:r>
                 <w:rPr>
                   <w:rFonts w:ascii="Times New Roman" w:hAnsi="Times New Roman" w:cs="Times New Roman" w:eastAsia="Times New Roman"/>
@@ -4585,7 +4585,7 @@
           </w:tcPr>
           <w:p>
             <w:r/>
-            <w:ins w:id="9116" w:author="Christopher Ongko" w:date="2026-09-14T09:00:00Z">
+            <w:ins w:id="1252" w:author="Christopher Ongko" w:date="2026-09-14T09:00:00Z">
               <w:r>
                 <w:rPr>
                   <w:rFonts w:ascii="Times New Roman" w:hAnsi="Times New Roman" w:cs="Times New Roman" w:eastAsia="Times New Roman"/>
@@ -4603,7 +4603,7 @@
           </w:tcPr>
           <w:p>
             <w:r/>
-            <w:ins w:id="9117" w:author="Christopher Ongko" w:date="2026-09-14T09:00:00Z">
+            <w:ins w:id="1253" w:author="Christopher Ongko" w:date="2026-09-14T09:00:00Z">
               <w:r>
                 <w:rPr>
                   <w:rFonts w:ascii="Times New Roman" w:hAnsi="Times New Roman" w:cs="Times New Roman" w:eastAsia="Times New Roman"/>
@@ -4619,7 +4619,7 @@
       <w:tr>
         <w:trPr>
           <w:cantSplit/>
-          <w:ins w:id="9118" w:author="Christopher Ongko" w:date="2026-09-14T09:00:00Z"/>
+          <w:ins w:id="1254" w:author="Christopher Ongko" w:date="2026-09-14T09:00:00Z"/>
         </w:trPr>
         <w:tc>
           <w:tcPr>
@@ -4627,7 +4627,7 @@
           </w:tcPr>
           <w:p>
             <w:r/>
-            <w:ins w:id="9119" w:author="Christopher Ongko" w:date="2026-09-14T09:00:00Z">
+            <w:ins w:id="1255" w:author="Christopher Ongko" w:date="2026-09-14T09:00:00Z">
               <w:r>
                 <w:rPr>
                   <w:rFonts w:ascii="Times New Roman" w:hAnsi="Times New Roman" w:cs="Times New Roman" w:eastAsia="Times New Roman"/>
@@ -4644,7 +4644,7 @@
           </w:tcPr>
           <w:p>
             <w:r/>
-            <w:ins w:id="9120" w:author="Christopher Ongko" w:date="2026-09-14T09:00:00Z">
+            <w:ins w:id="1256" w:author="Christopher Ongko" w:date="2026-09-14T09:00:00Z">
               <w:r>
                 <w:rPr>
                   <w:rFonts w:ascii="Times New Roman" w:hAnsi="Times New Roman" w:cs="Times New Roman" w:eastAsia="Times New Roman"/>
@@ -4661,7 +4661,7 @@
           </w:tcPr>
           <w:p>
             <w:r/>
-            <w:ins w:id="9121" w:author="Christopher Ongko" w:date="2026-09-14T09:00:00Z">
+            <w:ins w:id="1257" w:author="Christopher Ongko" w:date="2026-09-14T09:00:00Z">
               <w:r>
                 <w:rPr>
                   <w:rFonts w:ascii="Times New Roman" w:hAnsi="Times New Roman" w:cs="Times New Roman" w:eastAsia="Times New Roman"/>
@@ -4678,7 +4678,7 @@
           </w:tcPr>
           <w:p>
             <w:r/>
-            <w:ins w:id="9122" w:author="Christopher Ongko" w:date="2026-09-14T09:00:00Z">
+            <w:ins w:id="1258" w:author="Christopher Ongko" w:date="2026-09-14T09:00:00Z">
               <w:r>
                 <w:rPr>
                   <w:rFonts w:ascii="Times New Roman" w:hAnsi="Times New Roman" w:cs="Times New Roman" w:eastAsia="Times New Roman"/>
@@ -4695,7 +4695,7 @@
           </w:tcPr>
           <w:p>
             <w:r/>
-            <w:ins w:id="9123" w:author="Christopher Ongko" w:date="2026-09-14T09:00:00Z">
+            <w:ins w:id="1259" w:author="Christopher Ongko" w:date="2026-09-14T09:00:00Z">
               <w:r>
                 <w:rPr>
                   <w:rFonts w:ascii="Times New Roman" w:hAnsi="Times New Roman" w:cs="Times New Roman" w:eastAsia="Times New Roman"/>
@@ -4710,7 +4710,7 @@
       <w:tr>
         <w:trPr>
           <w:cantSplit/>
-          <w:ins w:id="9124" w:author="Christopher Ongko" w:date="2026-09-14T09:00:00Z"/>
+          <w:ins w:id="1260" w:author="Christopher Ongko" w:date="2026-09-14T09:00:00Z"/>
         </w:trPr>
         <w:tc>
           <w:tcPr>
@@ -4718,7 +4718,7 @@
           </w:tcPr>
           <w:p>
             <w:r/>
-            <w:ins w:id="9125" w:author="Christopher Ongko" w:date="2026-09-14T09:00:00Z">
+            <w:ins w:id="1261" w:author="Christopher Ongko" w:date="2026-09-14T09:00:00Z">
               <w:r>
                 <w:rPr>
                   <w:rFonts w:ascii="Times New Roman" w:hAnsi="Times New Roman" w:cs="Times New Roman" w:eastAsia="Times New Roman"/>
@@ -4735,7 +4735,7 @@
           </w:tcPr>
           <w:p>
             <w:r/>
-            <w:ins w:id="9126" w:author="Christopher Ongko" w:date="2026-09-14T09:00:00Z">
+            <w:ins w:id="1262" w:author="Christopher Ongko" w:date="2026-09-14T09:00:00Z">
               <w:r>
                 <w:rPr>
                   <w:rFonts w:ascii="Times New Roman" w:hAnsi="Times New Roman" w:cs="Times New Roman" w:eastAsia="Times New Roman"/>
@@ -4752,7 +4752,7 @@
           </w:tcPr>
           <w:p>
             <w:r/>
-            <w:ins w:id="9127" w:author="Christopher Ongko" w:date="2026-09-14T09:00:00Z">
+            <w:ins w:id="1263" w:author="Christopher Ongko" w:date="2026-09-14T09:00:00Z">
               <w:r>
                 <w:rPr>
                   <w:rFonts w:ascii="Times New Roman" w:hAnsi="Times New Roman" w:cs="Times New Roman" w:eastAsia="Times New Roman"/>
@@ -4769,7 +4769,7 @@
           </w:tcPr>
           <w:p>
             <w:r/>
-            <w:ins w:id="9128" w:author="Christopher Ongko" w:date="2026-09-14T09:00:00Z">
+            <w:ins w:id="1264" w:author="Christopher Ongko" w:date="2026-09-14T09:00:00Z">
               <w:r>
                 <w:rPr>
                   <w:rFonts w:ascii="Times New Roman" w:hAnsi="Times New Roman" w:cs="Times New Roman" w:eastAsia="Times New Roman"/>
@@ -4786,7 +4786,7 @@
           </w:tcPr>
           <w:p>
             <w:r/>
-            <w:ins w:id="9129" w:author="Christopher Ongko" w:date="2026-09-14T09:00:00Z">
+            <w:ins w:id="1265" w:author="Christopher Ongko" w:date="2026-09-14T09:00:00Z">
               <w:r>
                 <w:rPr>
                   <w:rFonts w:ascii="Times New Roman" w:hAnsi="Times New Roman" w:cs="Times New Roman" w:eastAsia="Times New Roman"/>
@@ -4801,7 +4801,7 @@
       <w:tr>
         <w:trPr>
           <w:cantSplit/>
-          <w:ins w:id="9130" w:author="Christopher Ongko" w:date="2026-09-14T09:00:00Z"/>
+          <w:ins w:id="1266" w:author="Christopher Ongko" w:date="2026-09-14T09:00:00Z"/>
         </w:trPr>
         <w:tc>
           <w:tcPr>
@@ -4809,7 +4809,7 @@
           </w:tcPr>
           <w:p>
             <w:r/>
-            <w:ins w:id="9131" w:author="Christopher Ongko" w:date="2026-09-14T09:00:00Z">
+            <w:ins w:id="1267" w:author="Christopher Ongko" w:date="2026-09-14T09:00:00Z">
               <w:r>
                 <w:rPr>
                   <w:rFonts w:ascii="Times New Roman" w:hAnsi="Times New Roman" w:cs="Times New Roman" w:eastAsia="Times New Roman"/>
@@ -4826,7 +4826,7 @@
           </w:tcPr>
           <w:p>
             <w:r/>
-            <w:ins w:id="9132" w:author="Christopher Ongko" w:date="2026-09-14T09:00:00Z">
+            <w:ins w:id="1268" w:author="Christopher Ongko" w:date="2026-09-14T09:00:00Z">
               <w:r>
                 <w:rPr>
                   <w:rFonts w:ascii="Times New Roman" w:hAnsi="Times New Roman" w:cs="Times New Roman" w:eastAsia="Times New Roman"/>
@@ -4843,7 +4843,7 @@
           </w:tcPr>
           <w:p>
             <w:r/>
-            <w:ins w:id="9133" w:author="Christopher Ongko" w:date="2026-09-14T09:00:00Z">
+            <w:ins w:id="1269" w:author="Christopher Ongko" w:date="2026-09-14T09:00:00Z">
               <w:r>
                 <w:rPr>
                   <w:rFonts w:ascii="Times New Roman" w:hAnsi="Times New Roman" w:cs="Times New Roman" w:eastAsia="Times New Roman"/>
@@ -4860,7 +4860,7 @@
           </w:tcPr>
           <w:p>
             <w:r/>
-            <w:ins w:id="9134" w:author="Christopher Ongko" w:date="2026-09-14T09:00:00Z">
+            <w:ins w:id="1270" w:author="Christopher Ongko" w:date="2026-09-14T09:00:00Z">
               <w:r>
                 <w:rPr>
                   <w:rFonts w:ascii="Times New Roman" w:hAnsi="Times New Roman" w:cs="Times New Roman" w:eastAsia="Times New Roman"/>
@@ -4877,7 +4877,7 @@
           </w:tcPr>
           <w:p>
             <w:r/>
-            <w:ins w:id="9135" w:author="Christopher Ongko" w:date="2026-09-14T09:00:00Z">
+            <w:ins w:id="1271" w:author="Christopher Ongko" w:date="2026-09-14T09:00:00Z">
               <w:r>
                 <w:rPr>
                   <w:rFonts w:ascii="Times New Roman" w:hAnsi="Times New Roman" w:cs="Times New Roman" w:eastAsia="Times New Roman"/>
@@ -4894,10 +4894,10 @@
       <w:pPr>
         <w:pStyle w:val="H2"/>
         <w:rPr>
-          <w:ins w:id="9136" w:author="Christopher Ongko" w:date="2026-09-14T09:00:00Z"/>
-        </w:rPr>
-      </w:pPr>
-      <w:ins w:id="9137" w:author="Christopher Ongko" w:date="2026-09-14T09:00:00Z">
+          <w:ins w:id="1272" w:author="Christopher Ongko" w:date="2026-09-14T09:00:00Z"/>
+        </w:rPr>
+      </w:pPr>
+      <w:ins w:id="1273" w:author="Christopher Ongko" w:date="2026-09-14T09:00:00Z">
         <w:r>
           <w:t xml:space="preserve">4.5 Key variables</w:t>
         </w:r>
@@ -4907,10 +4907,10 @@
       <w:pPr>
         <w:pStyle w:val="BodyFirst"/>
         <w:rPr>
-          <w:ins w:id="9138" w:author="Christopher Ongko" w:date="2026-09-14T09:00:00Z"/>
-        </w:rPr>
-      </w:pPr>
-      <w:ins w:id="9139" w:author="Christopher Ongko" w:date="2026-09-14T09:00:00Z">
+          <w:ins w:id="1274" w:author="Christopher Ongko" w:date="2026-09-14T09:00:00Z"/>
+        </w:rPr>
+      </w:pPr>
+      <w:ins w:id="1275" w:author="Christopher Ongko" w:date="2026-09-14T09:00:00Z">
         <w:r>
           <w:t xml:space="preserve">For each admissible platform-year the analysis records transaction value V, platform revenue R, the absolute wedge W = V − R, and the Ecosystem Ratio E = (V − R) / R. For each within-series annual transition it records transaction-value growth, revenue growth, and their difference D. Take rate is platform revenue divided by gross transaction value. Material divergences are reconciled against disclosed revenue components — customer incentives, gross and net revenue, monetization, and business scope — where the issuer reports them separately. That reconciliation is arithmetic against the issuer’s own categories; it is not a causal decomposition.</w:t>
         </w:r>
@@ -4920,10 +4920,10 @@
       <w:pPr>
         <w:pStyle w:val="H2"/>
         <w:rPr>
-          <w:ins w:id="9140" w:author="Christopher Ongko" w:date="2026-09-14T09:00:00Z"/>
-        </w:rPr>
-      </w:pPr>
-      <w:ins w:id="9141" w:author="Christopher Ongko" w:date="2026-09-14T09:00:00Z">
+          <w:ins w:id="1276" w:author="Christopher Ongko" w:date="2026-09-14T09:00:00Z"/>
+        </w:rPr>
+      </w:pPr>
+      <w:ins w:id="1277" w:author="Christopher Ongko" w:date="2026-09-14T09:00:00Z">
         <w:r>
           <w:t xml:space="preserve">4.6 Evidence beyond platform accounts</w:t>
         </w:r>
@@ -4933,10 +4933,10 @@
       <w:pPr>
         <w:pStyle w:val="BodyFirst"/>
         <w:rPr>
-          <w:ins w:id="9142" w:author="Christopher Ongko" w:date="2026-09-14T09:00:00Z"/>
-        </w:rPr>
-      </w:pPr>
-      <w:ins w:id="9143" w:author="Christopher Ongko" w:date="2026-09-14T09:00:00Z">
+          <w:ins w:id="1278" w:author="Christopher Ongko" w:date="2026-09-14T09:00:00Z"/>
+        </w:rPr>
+      </w:pPr>
+      <w:ins w:id="1279" w:author="Christopher Ongko" w:date="2026-09-14T09:00:00Z">
         <w:r>
           <w:t xml:space="preserve">BPS-Statistics Indonesia evidence, reported in Section 5.5, locates participant-facing digital commerce outside platform accounts. Bank Indonesia payment-system statistics provide supporting evidence on the infrastructure carrying that commerce; these series measure payment activity, not e-commerce sales. PMK 37/2025 provides for designated marketplaces to identify covered domestic sellers and to withhold and report Article 22 income tax at 0.5 percent of invoice gross turnover, using transaction-linked merchant turnover rather than marketplace corporate revenue. Blibli, Shopee Indonesia, Tokopedia, and Lazada were designated on 1 July 2026, with collection taking effect on 1 August 2026 after a month allowed for system adjustment. Application was subsequently postponed through 31 October 2026, amounts already withheld were ordered returned to sellers, and the mechanism is now scheduled to take effect on 1 November 2026. The Directorate General of Taxes describes the measure as a change in collection mechanism rather than a new tax, so it cannot be read as evidence that sellers previously underpaid. It establishes a legal reporting architecture; no completed post-implementation period yet exists from which to estimate a compliance effect.</w:t>
         </w:r>
@@ -4946,10 +4946,10 @@
       <w:pPr>
         <w:pStyle w:val="H1"/>
         <w:rPr>
-          <w:ins w:id="9001" w:author="Christopher Ongko" w:date="2026-09-14T09:00:00Z"/>
-        </w:rPr>
-      </w:pPr>
-      <w:ins w:id="9002" w:author="Christopher Ongko" w:date="2026-09-14T09:00:00Z">
+          <w:ins w:id="1280" w:author="Christopher Ongko" w:date="2026-09-14T09:00:00Z"/>
+        </w:rPr>
+      </w:pPr>
+      <w:ins w:id="1281" w:author="Christopher Ongko" w:date="2026-09-14T09:00:00Z">
         <w:r>
           <w:t xml:space="preserve">5. Preliminary Evidence and Feasibility</w:t>
         </w:r>
@@ -4959,10 +4959,10 @@
       <w:pPr>
         <w:pStyle w:val="BodyFirst"/>
         <w:rPr>
-          <w:ins w:id="9003" w:author="Christopher Ongko" w:date="2026-09-14T09:00:00Z"/>
-        </w:rPr>
-      </w:pPr>
-      <w:ins w:id="9004" w:author="Christopher Ongko" w:date="2026-09-14T09:00:00Z">
+          <w:ins w:id="1282" w:author="Christopher Ongko" w:date="2026-09-14T09:00:00Z"/>
+        </w:rPr>
+      </w:pPr>
+      <w:ins w:id="1283" w:author="Christopher Ongko" w:date="2026-09-14T09:00:00Z">
         <w:r>
           <w:t xml:space="preserve">The retained evidence already supports each step of the design: the wedge can be measured, it moves, its movement can be traced to disclosed revenue components, the pattern recurs outside Indonesia, and official statistics locate activity beyond platform accounts. These are feasibility diagnostics for the proposal examination, not final estimates or causal findings, and the final sample admission remains subject to advisor approval.</w:t>
         </w:r>
@@ -4972,10 +4972,10 @@
       <w:pPr>
         <w:pStyle w:val="H2"/>
         <w:rPr>
-          <w:ins w:id="9005" w:author="Christopher Ongko" w:date="2026-09-14T09:00:00Z"/>
-        </w:rPr>
-      </w:pPr>
-      <w:ins w:id="9006" w:author="Christopher Ongko" w:date="2026-09-14T09:00:00Z">
+          <w:ins w:id="1284" w:author="Christopher Ongko" w:date="2026-09-14T09:00:00Z"/>
+        </w:rPr>
+      </w:pPr>
+      <w:ins w:id="1285" w:author="Christopher Ongko" w:date="2026-09-14T09:00:00Z">
         <w:r>
           <w:t xml:space="preserve">5.1 FY2023 cross-section</w:t>
         </w:r>
@@ -4985,10 +4985,10 @@
       <w:pPr>
         <w:pStyle w:val="BodyFirst"/>
         <w:rPr>
-          <w:ins w:id="9007" w:author="Christopher Ongko" w:date="2026-09-14T09:00:00Z"/>
-        </w:rPr>
-      </w:pPr>
-      <w:ins w:id="9008" w:author="Christopher Ongko" w:date="2026-09-14T09:00:00Z">
+          <w:ins w:id="1286" w:author="Christopher Ongko" w:date="2026-09-14T09:00:00Z"/>
+        </w:rPr>
+      </w:pPr>
+      <w:ins w:id="1287" w:author="Christopher Ongko" w:date="2026-09-14T09:00:00Z">
         <w:r>
           <w:t xml:space="preserve">FY2023 is retained as the cleanest common cross-platform snapshot, not as the period of analysis. It is the year for which a detailed Indonesian marketplace-share denominator is available for all three leading platforms. Table 6 reports the wedge and the Ecosystem Ratio for each case and for the three combined.</w:t>
         </w:r>
@@ -4998,10 +4998,10 @@
       <w:pPr>
         <w:pStyle w:val="TableCaption"/>
         <w:rPr>
-          <w:ins w:id="9009" w:author="Christopher Ongko" w:date="2026-09-14T09:00:00Z"/>
-        </w:rPr>
-      </w:pPr>
-      <w:ins w:id="9010" w:author="Christopher Ongko" w:date="2026-09-14T09:00:00Z">
+          <w:ins w:id="1288" w:author="Christopher Ongko" w:date="2026-09-14T09:00:00Z"/>
+        </w:rPr>
+      </w:pPr>
+      <w:ins w:id="1289" w:author="Christopher Ongko" w:date="2026-09-14T09:00:00Z">
         <w:r>
           <w:t xml:space="preserve">Table 6. Indonesia-focused FY2023 cross-section. Values in US$ billions; V is transaction value, R is platform revenue, E is the Ecosystem Ratio. Evidence class: Grab’s transaction value is derived from its Group monetization rate; Tokopedia is a directly reported Indonesia-aligned segment pair; both Shopee inputs combine an external market estimate with a disclosed company-wide rate. The final row sums three documented cases under mixed evidence classes and is not an Indonesia-wide total.</w:t>
         </w:r>
@@ -5031,7 +5031,7 @@
           </w:tcPr>
           <w:p>
             <w:r/>
-            <w:ins w:id="9011" w:author="Christopher Ongko" w:date="2026-09-14T09:00:00Z">
+            <w:ins w:id="1290" w:author="Christopher Ongko" w:date="2026-09-14T09:00:00Z">
               <w:r>
                 <w:rPr>
                   <w:rFonts w:ascii="Times New Roman" w:hAnsi="Times New Roman" w:cs="Times New Roman" w:eastAsia="Times New Roman"/>
@@ -5049,7 +5049,7 @@
           </w:tcPr>
           <w:p>
             <w:r/>
-            <w:ins w:id="9012" w:author="Christopher Ongko" w:date="2026-09-14T09:00:00Z">
+            <w:ins w:id="1291" w:author="Christopher Ongko" w:date="2026-09-14T09:00:00Z">
               <w:r>
                 <w:rPr>
                   <w:rFonts w:ascii="Times New Roman" w:hAnsi="Times New Roman" w:cs="Times New Roman" w:eastAsia="Times New Roman"/>
@@ -5067,7 +5067,7 @@
           </w:tcPr>
           <w:p>
             <w:r/>
-            <w:ins w:id="9013" w:author="Christopher Ongko" w:date="2026-09-14T09:00:00Z">
+            <w:ins w:id="1292" w:author="Christopher Ongko" w:date="2026-09-14T09:00:00Z">
               <w:r>
                 <w:rPr>
                   <w:rFonts w:ascii="Times New Roman" w:hAnsi="Times New Roman" w:cs="Times New Roman" w:eastAsia="Times New Roman"/>
@@ -5085,7 +5085,7 @@
           </w:tcPr>
           <w:p>
             <w:r/>
-            <w:ins w:id="9014" w:author="Christopher Ongko" w:date="2026-09-14T09:00:00Z">
+            <w:ins w:id="1293" w:author="Christopher Ongko" w:date="2026-09-14T09:00:00Z">
               <w:r>
                 <w:rPr>
                   <w:rFonts w:ascii="Times New Roman" w:hAnsi="Times New Roman" w:cs="Times New Roman" w:eastAsia="Times New Roman"/>
@@ -5103,7 +5103,7 @@
           </w:tcPr>
           <w:p>
             <w:r/>
-            <w:ins w:id="9015" w:author="Christopher Ongko" w:date="2026-09-14T09:00:00Z">
+            <w:ins w:id="1294" w:author="Christopher Ongko" w:date="2026-09-14T09:00:00Z">
               <w:r>
                 <w:rPr>
                   <w:rFonts w:ascii="Times New Roman" w:hAnsi="Times New Roman" w:cs="Times New Roman" w:eastAsia="Times New Roman"/>
@@ -5121,7 +5121,7 @@
           </w:tcPr>
           <w:p>
             <w:r/>
-            <w:ins w:id="9016" w:author="Christopher Ongko" w:date="2026-09-14T09:00:00Z">
+            <w:ins w:id="1295" w:author="Christopher Ongko" w:date="2026-09-14T09:00:00Z">
               <w:r>
                 <w:rPr>
                   <w:rFonts w:ascii="Times New Roman" w:hAnsi="Times New Roman" w:cs="Times New Roman" w:eastAsia="Times New Roman"/>
@@ -5137,7 +5137,7 @@
       <w:tr>
         <w:trPr>
           <w:cantSplit/>
-          <w:ins w:id="9017" w:author="Christopher Ongko" w:date="2026-09-14T09:00:00Z"/>
+          <w:ins w:id="1296" w:author="Christopher Ongko" w:date="2026-09-14T09:00:00Z"/>
         </w:trPr>
         <w:tc>
           <w:tcPr>
@@ -5145,7 +5145,7 @@
           </w:tcPr>
           <w:p>
             <w:r/>
-            <w:ins w:id="9018" w:author="Christopher Ongko" w:date="2026-09-14T09:00:00Z">
+            <w:ins w:id="1297" w:author="Christopher Ongko" w:date="2026-09-14T09:00:00Z">
               <w:r>
                 <w:rPr>
                   <w:rFonts w:ascii="Times New Roman" w:hAnsi="Times New Roman" w:cs="Times New Roman" w:eastAsia="Times New Roman"/>
@@ -5162,7 +5162,7 @@
           </w:tcPr>
           <w:p>
             <w:r/>
-            <w:ins w:id="9019" w:author="Christopher Ongko" w:date="2026-09-14T09:00:00Z">
+            <w:ins w:id="1298" w:author="Christopher Ongko" w:date="2026-09-14T09:00:00Z">
               <w:r>
                 <w:rPr>
                   <w:rFonts w:ascii="Times New Roman" w:hAnsi="Times New Roman" w:cs="Times New Roman" w:eastAsia="Times New Roman"/>
@@ -5179,7 +5179,7 @@
           </w:tcPr>
           <w:p>
             <w:r/>
-            <w:ins w:id="9020" w:author="Christopher Ongko" w:date="2026-09-14T09:00:00Z">
+            <w:ins w:id="1299" w:author="Christopher Ongko" w:date="2026-09-14T09:00:00Z">
               <w:r>
                 <w:rPr>
                   <w:rFonts w:ascii="Times New Roman" w:hAnsi="Times New Roman" w:cs="Times New Roman" w:eastAsia="Times New Roman"/>
@@ -5196,7 +5196,7 @@
           </w:tcPr>
           <w:p>
             <w:r/>
-            <w:ins w:id="9021" w:author="Christopher Ongko" w:date="2026-09-14T09:00:00Z">
+            <w:ins w:id="1300" w:author="Christopher Ongko" w:date="2026-09-14T09:00:00Z">
               <w:r>
                 <w:rPr>
                   <w:rFonts w:ascii="Times New Roman" w:hAnsi="Times New Roman" w:cs="Times New Roman" w:eastAsia="Times New Roman"/>
@@ -5213,7 +5213,7 @@
           </w:tcPr>
           <w:p>
             <w:r/>
-            <w:ins w:id="9022" w:author="Christopher Ongko" w:date="2026-09-14T09:00:00Z">
+            <w:ins w:id="1301" w:author="Christopher Ongko" w:date="2026-09-14T09:00:00Z">
               <w:r>
                 <w:rPr>
                   <w:rFonts w:ascii="Times New Roman" w:hAnsi="Times New Roman" w:cs="Times New Roman" w:eastAsia="Times New Roman"/>
@@ -5230,7 +5230,7 @@
           </w:tcPr>
           <w:p>
             <w:r/>
-            <w:ins w:id="9023" w:author="Christopher Ongko" w:date="2026-09-14T09:00:00Z">
+            <w:ins w:id="1302" w:author="Christopher Ongko" w:date="2026-09-14T09:00:00Z">
               <w:r>
                 <w:rPr>
                   <w:rFonts w:ascii="Times New Roman" w:hAnsi="Times New Roman" w:cs="Times New Roman" w:eastAsia="Times New Roman"/>
@@ -5245,7 +5245,7 @@
       <w:tr>
         <w:trPr>
           <w:cantSplit/>
-          <w:ins w:id="9024" w:author="Christopher Ongko" w:date="2026-09-14T09:00:00Z"/>
+          <w:ins w:id="1303" w:author="Christopher Ongko" w:date="2026-09-14T09:00:00Z"/>
         </w:trPr>
         <w:tc>
           <w:tcPr>
@@ -5253,7 +5253,7 @@
           </w:tcPr>
           <w:p>
             <w:r/>
-            <w:ins w:id="9025" w:author="Christopher Ongko" w:date="2026-09-14T09:00:00Z">
+            <w:ins w:id="1304" w:author="Christopher Ongko" w:date="2026-09-14T09:00:00Z">
               <w:r>
                 <w:rPr>
                   <w:rFonts w:ascii="Times New Roman" w:hAnsi="Times New Roman" w:cs="Times New Roman" w:eastAsia="Times New Roman"/>
@@ -5270,7 +5270,7 @@
           </w:tcPr>
           <w:p>
             <w:r/>
-            <w:ins w:id="9026" w:author="Christopher Ongko" w:date="2026-09-14T09:00:00Z">
+            <w:ins w:id="1305" w:author="Christopher Ongko" w:date="2026-09-14T09:00:00Z">
               <w:r>
                 <w:rPr>
                   <w:rFonts w:ascii="Times New Roman" w:hAnsi="Times New Roman" w:cs="Times New Roman" w:eastAsia="Times New Roman"/>
@@ -5287,7 +5287,7 @@
           </w:tcPr>
           <w:p>
             <w:r/>
-            <w:ins w:id="9027" w:author="Christopher Ongko" w:date="2026-09-14T09:00:00Z">
+            <w:ins w:id="1306" w:author="Christopher Ongko" w:date="2026-09-14T09:00:00Z">
               <w:r>
                 <w:rPr>
                   <w:rFonts w:ascii="Times New Roman" w:hAnsi="Times New Roman" w:cs="Times New Roman" w:eastAsia="Times New Roman"/>
@@ -5304,7 +5304,7 @@
           </w:tcPr>
           <w:p>
             <w:r/>
-            <w:ins w:id="9028" w:author="Christopher Ongko" w:date="2026-09-14T09:00:00Z">
+            <w:ins w:id="1307" w:author="Christopher Ongko" w:date="2026-09-14T09:00:00Z">
               <w:r>
                 <w:rPr>
                   <w:rFonts w:ascii="Times New Roman" w:hAnsi="Times New Roman" w:cs="Times New Roman" w:eastAsia="Times New Roman"/>
@@ -5321,7 +5321,7 @@
           </w:tcPr>
           <w:p>
             <w:r/>
-            <w:ins w:id="9029" w:author="Christopher Ongko" w:date="2026-09-14T09:00:00Z">
+            <w:ins w:id="1308" w:author="Christopher Ongko" w:date="2026-09-14T09:00:00Z">
               <w:r>
                 <w:rPr>
                   <w:rFonts w:ascii="Times New Roman" w:hAnsi="Times New Roman" w:cs="Times New Roman" w:eastAsia="Times New Roman"/>
@@ -5338,7 +5338,7 @@
           </w:tcPr>
           <w:p>
             <w:r/>
-            <w:ins w:id="9030" w:author="Christopher Ongko" w:date="2026-09-14T09:00:00Z">
+            <w:ins w:id="1309" w:author="Christopher Ongko" w:date="2026-09-14T09:00:00Z">
               <w:r>
                 <w:rPr>
                   <w:rFonts w:ascii="Times New Roman" w:hAnsi="Times New Roman" w:cs="Times New Roman" w:eastAsia="Times New Roman"/>
@@ -5353,7 +5353,7 @@
       <w:tr>
         <w:trPr>
           <w:cantSplit/>
-          <w:ins w:id="9031" w:author="Christopher Ongko" w:date="2026-09-14T09:00:00Z"/>
+          <w:ins w:id="1310" w:author="Christopher Ongko" w:date="2026-09-14T09:00:00Z"/>
         </w:trPr>
         <w:tc>
           <w:tcPr>
@@ -5361,7 +5361,7 @@
           </w:tcPr>
           <w:p>
             <w:r/>
-            <w:ins w:id="9032" w:author="Christopher Ongko" w:date="2026-09-14T09:00:00Z">
+            <w:ins w:id="1311" w:author="Christopher Ongko" w:date="2026-09-14T09:00:00Z">
               <w:r>
                 <w:rPr>
                   <w:rFonts w:ascii="Times New Roman" w:hAnsi="Times New Roman" w:cs="Times New Roman" w:eastAsia="Times New Roman"/>
@@ -5378,7 +5378,7 @@
           </w:tcPr>
           <w:p>
             <w:r/>
-            <w:ins w:id="9033" w:author="Christopher Ongko" w:date="2026-09-14T09:00:00Z">
+            <w:ins w:id="1312" w:author="Christopher Ongko" w:date="2026-09-14T09:00:00Z">
               <w:r>
                 <w:rPr>
                   <w:rFonts w:ascii="Times New Roman" w:hAnsi="Times New Roman" w:cs="Times New Roman" w:eastAsia="Times New Roman"/>
@@ -5395,7 +5395,7 @@
           </w:tcPr>
           <w:p>
             <w:r/>
-            <w:ins w:id="9034" w:author="Christopher Ongko" w:date="2026-09-14T09:00:00Z">
+            <w:ins w:id="1313" w:author="Christopher Ongko" w:date="2026-09-14T09:00:00Z">
               <w:r>
                 <w:rPr>
                   <w:rFonts w:ascii="Times New Roman" w:hAnsi="Times New Roman" w:cs="Times New Roman" w:eastAsia="Times New Roman"/>
@@ -5412,7 +5412,7 @@
           </w:tcPr>
           <w:p>
             <w:r/>
-            <w:ins w:id="9035" w:author="Christopher Ongko" w:date="2026-09-14T09:00:00Z">
+            <w:ins w:id="1314" w:author="Christopher Ongko" w:date="2026-09-14T09:00:00Z">
               <w:r>
                 <w:rPr>
                   <w:rFonts w:ascii="Times New Roman" w:hAnsi="Times New Roman" w:cs="Times New Roman" w:eastAsia="Times New Roman"/>
@@ -5429,7 +5429,7 @@
           </w:tcPr>
           <w:p>
             <w:r/>
-            <w:ins w:id="9036" w:author="Christopher Ongko" w:date="2026-09-14T09:00:00Z">
+            <w:ins w:id="1315" w:author="Christopher Ongko" w:date="2026-09-14T09:00:00Z">
               <w:r>
                 <w:rPr>
                   <w:rFonts w:ascii="Times New Roman" w:hAnsi="Times New Roman" w:cs="Times New Roman" w:eastAsia="Times New Roman"/>
@@ -5446,7 +5446,7 @@
           </w:tcPr>
           <w:p>
             <w:r/>
-            <w:ins w:id="9037" w:author="Christopher Ongko" w:date="2026-09-14T09:00:00Z">
+            <w:ins w:id="1316" w:author="Christopher Ongko" w:date="2026-09-14T09:00:00Z">
               <w:r>
                 <w:rPr>
                   <w:rFonts w:ascii="Times New Roman" w:hAnsi="Times New Roman" w:cs="Times New Roman" w:eastAsia="Times New Roman"/>
@@ -5461,7 +5461,7 @@
       <w:tr>
         <w:trPr>
           <w:cantSplit/>
-          <w:ins w:id="9038" w:author="Christopher Ongko" w:date="2026-09-14T09:00:00Z"/>
+          <w:ins w:id="1317" w:author="Christopher Ongko" w:date="2026-09-14T09:00:00Z"/>
         </w:trPr>
         <w:tc>
           <w:tcPr>
@@ -5469,7 +5469,7 @@
           </w:tcPr>
           <w:p>
             <w:r/>
-            <w:ins w:id="9039" w:author="Christopher Ongko" w:date="2026-09-14T09:00:00Z">
+            <w:ins w:id="1318" w:author="Christopher Ongko" w:date="2026-09-14T09:00:00Z">
               <w:r>
                 <w:rPr>
                   <w:rFonts w:ascii="Times New Roman" w:hAnsi="Times New Roman" w:cs="Times New Roman" w:eastAsia="Times New Roman"/>
@@ -5486,7 +5486,7 @@
           </w:tcPr>
           <w:p>
             <w:r/>
-            <w:ins w:id="9040" w:author="Christopher Ongko" w:date="2026-09-14T09:00:00Z">
+            <w:ins w:id="1319" w:author="Christopher Ongko" w:date="2026-09-14T09:00:00Z">
               <w:r>
                 <w:rPr>
                   <w:rFonts w:ascii="Times New Roman" w:hAnsi="Times New Roman" w:cs="Times New Roman" w:eastAsia="Times New Roman"/>
@@ -5503,7 +5503,7 @@
           </w:tcPr>
           <w:p>
             <w:r/>
-            <w:ins w:id="9041" w:author="Christopher Ongko" w:date="2026-09-14T09:00:00Z">
+            <w:ins w:id="1320" w:author="Christopher Ongko" w:date="2026-09-14T09:00:00Z">
               <w:r>
                 <w:rPr>
                   <w:rFonts w:ascii="Times New Roman" w:hAnsi="Times New Roman" w:cs="Times New Roman" w:eastAsia="Times New Roman"/>
@@ -5520,7 +5520,7 @@
           </w:tcPr>
           <w:p>
             <w:r/>
-            <w:ins w:id="9042" w:author="Christopher Ongko" w:date="2026-09-14T09:00:00Z">
+            <w:ins w:id="1321" w:author="Christopher Ongko" w:date="2026-09-14T09:00:00Z">
               <w:r>
                 <w:rPr>
                   <w:rFonts w:ascii="Times New Roman" w:hAnsi="Times New Roman" w:cs="Times New Roman" w:eastAsia="Times New Roman"/>
@@ -5537,7 +5537,7 @@
           </w:tcPr>
           <w:p>
             <w:r/>
-            <w:ins w:id="9043" w:author="Christopher Ongko" w:date="2026-09-14T09:00:00Z">
+            <w:ins w:id="1322" w:author="Christopher Ongko" w:date="2026-09-14T09:00:00Z">
               <w:r>
                 <w:rPr>
                   <w:rFonts w:ascii="Times New Roman" w:hAnsi="Times New Roman" w:cs="Times New Roman" w:eastAsia="Times New Roman"/>
@@ -5554,7 +5554,7 @@
           </w:tcPr>
           <w:p>
             <w:r/>
-            <w:ins w:id="9044" w:author="Christopher Ongko" w:date="2026-09-14T09:00:00Z">
+            <w:ins w:id="1323" w:author="Christopher Ongko" w:date="2026-09-14T09:00:00Z">
               <w:r>
                 <w:rPr>
                   <w:rFonts w:ascii="Times New Roman" w:hAnsi="Times New Roman" w:cs="Times New Roman" w:eastAsia="Times New Roman"/>
@@ -5571,10 +5571,10 @@
       <w:pPr>
         <w:pStyle w:val="Body"/>
         <w:rPr>
-          <w:ins w:id="9045" w:author="Christopher Ongko" w:date="2026-09-14T09:00:00Z"/>
-        </w:rPr>
-      </w:pPr>
-      <w:ins w:id="9046" w:author="Christopher Ongko" w:date="2026-09-14T09:00:00Z">
+          <w:ins w:id="1324" w:author="Christopher Ongko" w:date="2026-09-14T09:00:00Z"/>
+        </w:rPr>
+      </w:pPr>
+      <w:ins w:id="1325" w:author="Christopher Ongko" w:date="2026-09-14T09:00:00Z">
         <w:r>
           <w:t xml:space="preserve">The selected-platform wedge of US$40.07 billion is equivalent to approximately 2.9 percent of Indonesia’s 2023 nominal gross domestic product. Because two of the three cases depend on an assumption, every assumed parameter is varied one at a time and the result is also reported with each platform excluded in turn. Varying Grab’s implied Indonesia monetization rate moves the selected-platform wedge between US$39.17 billion and US$41.42 billion; varying Shopee’s assumed Indonesian market share from 35 to 45 percent gives US$37.65 billion to US$42.49 billion; varying Shopee’s revenue-to-GMV rate gives US$39.86 billion to US$40.29 billion; and varying the Indonesian e-commerce market denominator gives US$38.13 billion to US$42.01 billion. Excluding Grab leaves a wedge of US$35.29 billion across the two remaining cases, excluding Tokopedia leaves US$24.14 billion, and excluding Shopee leaves US$20.70 billion. No single assumption or platform drives the order of magnitude. Reproduction checks on the sample, the applied rate and the aggregate are retained in the data package. These checks do not convert three documented cases into a statistical sample.</w:t>
         </w:r>
@@ -5584,10 +5584,10 @@
       <w:pPr>
         <w:pStyle w:val="H2"/>
         <w:rPr>
-          <w:ins w:id="9047" w:author="Christopher Ongko" w:date="2026-09-14T09:00:00Z"/>
-        </w:rPr>
-      </w:pPr>
-      <w:ins w:id="9048" w:author="Christopher Ongko" w:date="2026-09-14T09:00:00Z">
+          <w:ins w:id="1326" w:author="Christopher Ongko" w:date="2026-09-14T09:00:00Z"/>
+        </w:rPr>
+      </w:pPr>
+      <w:ins w:id="1327" w:author="Christopher Ongko" w:date="2026-09-14T09:00:00Z">
         <w:r>
           <w:t xml:space="preserve">5.2 Longitudinal divergence under two evidence universes</w:t>
         </w:r>
@@ -5597,10 +5597,10 @@
       <w:pPr>
         <w:pStyle w:val="BodyFirst"/>
         <w:rPr>
-          <w:ins w:id="9049" w:author="Christopher Ongko" w:date="2026-09-14T09:00:00Z"/>
-        </w:rPr>
-      </w:pPr>
-      <w:ins w:id="9050" w:author="Christopher Ongko" w:date="2026-09-14T09:00:00Z">
+          <w:ins w:id="1328" w:author="Christopher Ongko" w:date="2026-09-14T09:00:00Z"/>
+        </w:rPr>
+      </w:pPr>
+      <w:ins w:id="1329" w:author="Christopher Ongko" w:date="2026-09-14T09:00:00Z">
         <w:r>
           <w:t xml:space="preserve">Two valid longitudinal summaries coexist because they admit different evidence. Both are reported. Table 7 reports both. The all-tier inventory includes the conditional Grab and Shopee reconstructions; the direct-candidate sensitivity excludes them and instead extends Blibli with its directly transcribed FY2020 prospectus observation.</w:t>
         </w:r>
@@ -5610,10 +5610,10 @@
       <w:pPr>
         <w:pStyle w:val="TableCaption"/>
         <w:rPr>
-          <w:ins w:id="9051" w:author="Christopher Ongko" w:date="2026-09-14T09:00:00Z"/>
-        </w:rPr>
-      </w:pPr>
-      <w:ins w:id="9052" w:author="Christopher Ongko" w:date="2026-09-14T09:00:00Z">
+          <w:ins w:id="1330" w:author="Christopher Ongko" w:date="2026-09-14T09:00:00Z"/>
+        </w:rPr>
+      </w:pPr>
+      <w:ins w:id="1331" w:author="Christopher Ongko" w:date="2026-09-14T09:00:00Z">
         <w:r>
           <w:t xml:space="preserve">Table 7. Within-series annual growth divergence under two admission rules. The counts differ because evidence admission differs; the difference is reported rather than resolved into a single headline.</w:t>
         </w:r>
@@ -5640,7 +5640,7 @@
           </w:tcPr>
           <w:p>
             <w:r/>
-            <w:ins w:id="9053" w:author="Christopher Ongko" w:date="2026-09-14T09:00:00Z">
+            <w:ins w:id="1332" w:author="Christopher Ongko" w:date="2026-09-14T09:00:00Z">
               <w:r>
                 <w:rPr>
                   <w:rFonts w:ascii="Times New Roman" w:hAnsi="Times New Roman" w:cs="Times New Roman" w:eastAsia="Times New Roman"/>
@@ -5658,7 +5658,7 @@
           </w:tcPr>
           <w:p>
             <w:r/>
-            <w:ins w:id="9054" w:author="Christopher Ongko" w:date="2026-09-14T09:00:00Z">
+            <w:ins w:id="1333" w:author="Christopher Ongko" w:date="2026-09-14T09:00:00Z">
               <w:r>
                 <w:rPr>
                   <w:rFonts w:ascii="Times New Roman" w:hAnsi="Times New Roman" w:cs="Times New Roman" w:eastAsia="Times New Roman"/>
@@ -5676,7 +5676,7 @@
           </w:tcPr>
           <w:p>
             <w:r/>
-            <w:ins w:id="9055" w:author="Christopher Ongko" w:date="2026-09-14T09:00:00Z">
+            <w:ins w:id="1334" w:author="Christopher Ongko" w:date="2026-09-14T09:00:00Z">
               <w:r>
                 <w:rPr>
                   <w:rFonts w:ascii="Times New Roman" w:hAnsi="Times New Roman" w:cs="Times New Roman" w:eastAsia="Times New Roman"/>
@@ -5692,7 +5692,7 @@
       <w:tr>
         <w:trPr>
           <w:cantSplit/>
-          <w:ins w:id="9056" w:author="Christopher Ongko" w:date="2026-09-14T09:00:00Z"/>
+          <w:ins w:id="1335" w:author="Christopher Ongko" w:date="2026-09-14T09:00:00Z"/>
         </w:trPr>
         <w:tc>
           <w:tcPr>
@@ -5700,7 +5700,7 @@
           </w:tcPr>
           <w:p>
             <w:r/>
-            <w:ins w:id="9057" w:author="Christopher Ongko" w:date="2026-09-14T09:00:00Z">
+            <w:ins w:id="1336" w:author="Christopher Ongko" w:date="2026-09-14T09:00:00Z">
               <w:r>
                 <w:rPr>
                   <w:rFonts w:ascii="Times New Roman" w:hAnsi="Times New Roman" w:cs="Times New Roman" w:eastAsia="Times New Roman"/>
@@ -5717,7 +5717,7 @@
           </w:tcPr>
           <w:p>
             <w:r/>
-            <w:ins w:id="9058" w:author="Christopher Ongko" w:date="2026-09-14T09:00:00Z">
+            <w:ins w:id="1337" w:author="Christopher Ongko" w:date="2026-09-14T09:00:00Z">
               <w:r>
                 <w:rPr>
                   <w:rFonts w:ascii="Times New Roman" w:hAnsi="Times New Roman" w:cs="Times New Roman" w:eastAsia="Times New Roman"/>
@@ -5734,7 +5734,7 @@
           </w:tcPr>
           <w:p>
             <w:r/>
-            <w:ins w:id="9059" w:author="Christopher Ongko" w:date="2026-09-14T09:00:00Z">
+            <w:ins w:id="1338" w:author="Christopher Ongko" w:date="2026-09-14T09:00:00Z">
               <w:r>
                 <w:rPr>
                   <w:rFonts w:ascii="Times New Roman" w:hAnsi="Times New Roman" w:cs="Times New Roman" w:eastAsia="Times New Roman"/>
@@ -5749,7 +5749,7 @@
       <w:tr>
         <w:trPr>
           <w:cantSplit/>
-          <w:ins w:id="9060" w:author="Christopher Ongko" w:date="2026-09-14T09:00:00Z"/>
+          <w:ins w:id="1339" w:author="Christopher Ongko" w:date="2026-09-14T09:00:00Z"/>
         </w:trPr>
         <w:tc>
           <w:tcPr>
@@ -5757,7 +5757,7 @@
           </w:tcPr>
           <w:p>
             <w:r/>
-            <w:ins w:id="9061" w:author="Christopher Ongko" w:date="2026-09-14T09:00:00Z">
+            <w:ins w:id="1340" w:author="Christopher Ongko" w:date="2026-09-14T09:00:00Z">
               <w:r>
                 <w:rPr>
                   <w:rFonts w:ascii="Times New Roman" w:hAnsi="Times New Roman" w:cs="Times New Roman" w:eastAsia="Times New Roman"/>
@@ -5774,7 +5774,7 @@
           </w:tcPr>
           <w:p>
             <w:r/>
-            <w:ins w:id="9062" w:author="Christopher Ongko" w:date="2026-09-14T09:00:00Z">
+            <w:ins w:id="1341" w:author="Christopher Ongko" w:date="2026-09-14T09:00:00Z">
               <w:r>
                 <w:rPr>
                   <w:rFonts w:ascii="Times New Roman" w:hAnsi="Times New Roman" w:cs="Times New Roman" w:eastAsia="Times New Roman"/>
@@ -5791,7 +5791,7 @@
           </w:tcPr>
           <w:p>
             <w:r/>
-            <w:ins w:id="9063" w:author="Christopher Ongko" w:date="2026-09-14T09:00:00Z">
+            <w:ins w:id="1342" w:author="Christopher Ongko" w:date="2026-09-14T09:00:00Z">
               <w:r>
                 <w:rPr>
                   <w:rFonts w:ascii="Times New Roman" w:hAnsi="Times New Roman" w:cs="Times New Roman" w:eastAsia="Times New Roman"/>
@@ -5806,7 +5806,7 @@
       <w:tr>
         <w:trPr>
           <w:cantSplit/>
-          <w:ins w:id="9064" w:author="Christopher Ongko" w:date="2026-09-14T09:00:00Z"/>
+          <w:ins w:id="1343" w:author="Christopher Ongko" w:date="2026-09-14T09:00:00Z"/>
         </w:trPr>
         <w:tc>
           <w:tcPr>
@@ -5814,7 +5814,7 @@
           </w:tcPr>
           <w:p>
             <w:r/>
-            <w:ins w:id="9065" w:author="Christopher Ongko" w:date="2026-09-14T09:00:00Z">
+            <w:ins w:id="1344" w:author="Christopher Ongko" w:date="2026-09-14T09:00:00Z">
               <w:r>
                 <w:rPr>
                   <w:rFonts w:ascii="Times New Roman" w:hAnsi="Times New Roman" w:cs="Times New Roman" w:eastAsia="Times New Roman"/>
@@ -5831,7 +5831,7 @@
           </w:tcPr>
           <w:p>
             <w:r/>
-            <w:ins w:id="9066" w:author="Christopher Ongko" w:date="2026-09-14T09:00:00Z">
+            <w:ins w:id="1345" w:author="Christopher Ongko" w:date="2026-09-14T09:00:00Z">
               <w:r>
                 <w:rPr>
                   <w:rFonts w:ascii="Times New Roman" w:hAnsi="Times New Roman" w:cs="Times New Roman" w:eastAsia="Times New Roman"/>
@@ -5848,7 +5848,7 @@
           </w:tcPr>
           <w:p>
             <w:r/>
-            <w:ins w:id="9067" w:author="Christopher Ongko" w:date="2026-09-14T09:00:00Z">
+            <w:ins w:id="1346" w:author="Christopher Ongko" w:date="2026-09-14T09:00:00Z">
               <w:r>
                 <w:rPr>
                   <w:rFonts w:ascii="Times New Roman" w:hAnsi="Times New Roman" w:cs="Times New Roman" w:eastAsia="Times New Roman"/>
@@ -5863,7 +5863,7 @@
       <w:tr>
         <w:trPr>
           <w:cantSplit/>
-          <w:ins w:id="9068" w:author="Christopher Ongko" w:date="2026-09-14T09:00:00Z"/>
+          <w:ins w:id="1347" w:author="Christopher Ongko" w:date="2026-09-14T09:00:00Z"/>
         </w:trPr>
         <w:tc>
           <w:tcPr>
@@ -5871,7 +5871,7 @@
           </w:tcPr>
           <w:p>
             <w:r/>
-            <w:ins w:id="9069" w:author="Christopher Ongko" w:date="2026-09-14T09:00:00Z">
+            <w:ins w:id="1348" w:author="Christopher Ongko" w:date="2026-09-14T09:00:00Z">
               <w:r>
                 <w:rPr>
                   <w:rFonts w:ascii="Times New Roman" w:hAnsi="Times New Roman" w:cs="Times New Roman" w:eastAsia="Times New Roman"/>
@@ -5888,7 +5888,7 @@
           </w:tcPr>
           <w:p>
             <w:r/>
-            <w:ins w:id="9070" w:author="Christopher Ongko" w:date="2026-09-14T09:00:00Z">
+            <w:ins w:id="1349" w:author="Christopher Ongko" w:date="2026-09-14T09:00:00Z">
               <w:r>
                 <w:rPr>
                   <w:rFonts w:ascii="Times New Roman" w:hAnsi="Times New Roman" w:cs="Times New Roman" w:eastAsia="Times New Roman"/>
@@ -5905,7 +5905,7 @@
           </w:tcPr>
           <w:p>
             <w:r/>
-            <w:ins w:id="9071" w:author="Christopher Ongko" w:date="2026-09-14T09:00:00Z">
+            <w:ins w:id="1350" w:author="Christopher Ongko" w:date="2026-09-14T09:00:00Z">
               <w:r>
                 <w:rPr>
                   <w:rFonts w:ascii="Times New Roman" w:hAnsi="Times New Roman" w:cs="Times New Roman" w:eastAsia="Times New Roman"/>
@@ -5920,7 +5920,7 @@
       <w:tr>
         <w:trPr>
           <w:cantSplit/>
-          <w:ins w:id="9072" w:author="Christopher Ongko" w:date="2026-09-14T09:00:00Z"/>
+          <w:ins w:id="1351" w:author="Christopher Ongko" w:date="2026-09-14T09:00:00Z"/>
         </w:trPr>
         <w:tc>
           <w:tcPr>
@@ -5928,7 +5928,7 @@
           </w:tcPr>
           <w:p>
             <w:r/>
-            <w:ins w:id="9073" w:author="Christopher Ongko" w:date="2026-09-14T09:00:00Z">
+            <w:ins w:id="1352" w:author="Christopher Ongko" w:date="2026-09-14T09:00:00Z">
               <w:r>
                 <w:rPr>
                   <w:rFonts w:ascii="Times New Roman" w:hAnsi="Times New Roman" w:cs="Times New Roman" w:eastAsia="Times New Roman"/>
@@ -5945,7 +5945,7 @@
           </w:tcPr>
           <w:p>
             <w:r/>
-            <w:ins w:id="9074" w:author="Christopher Ongko" w:date="2026-09-14T09:00:00Z">
+            <w:ins w:id="1353" w:author="Christopher Ongko" w:date="2026-09-14T09:00:00Z">
               <w:r>
                 <w:rPr>
                   <w:rFonts w:ascii="Times New Roman" w:hAnsi="Times New Roman" w:cs="Times New Roman" w:eastAsia="Times New Roman"/>
@@ -5962,7 +5962,7 @@
           </w:tcPr>
           <w:p>
             <w:r/>
-            <w:ins w:id="9075" w:author="Christopher Ongko" w:date="2026-09-14T09:00:00Z">
+            <w:ins w:id="1354" w:author="Christopher Ongko" w:date="2026-09-14T09:00:00Z">
               <w:r>
                 <w:rPr>
                   <w:rFonts w:ascii="Times New Roman" w:hAnsi="Times New Roman" w:cs="Times New Roman" w:eastAsia="Times New Roman"/>
@@ -5977,7 +5977,7 @@
       <w:tr>
         <w:trPr>
           <w:cantSplit/>
-          <w:ins w:id="9076" w:author="Christopher Ongko" w:date="2026-09-14T09:00:00Z"/>
+          <w:ins w:id="1355" w:author="Christopher Ongko" w:date="2026-09-14T09:00:00Z"/>
         </w:trPr>
         <w:tc>
           <w:tcPr>
@@ -5985,7 +5985,7 @@
           </w:tcPr>
           <w:p>
             <w:r/>
-            <w:ins w:id="9077" w:author="Christopher Ongko" w:date="2026-09-14T09:00:00Z">
+            <w:ins w:id="1356" w:author="Christopher Ongko" w:date="2026-09-14T09:00:00Z">
               <w:r>
                 <w:rPr>
                   <w:rFonts w:ascii="Times New Roman" w:hAnsi="Times New Roman" w:cs="Times New Roman" w:eastAsia="Times New Roman"/>
@@ -6002,7 +6002,7 @@
           </w:tcPr>
           <w:p>
             <w:r/>
-            <w:ins w:id="9078" w:author="Christopher Ongko" w:date="2026-09-14T09:00:00Z">
+            <w:ins w:id="1357" w:author="Christopher Ongko" w:date="2026-09-14T09:00:00Z">
               <w:r>
                 <w:rPr>
                   <w:rFonts w:ascii="Times New Roman" w:hAnsi="Times New Roman" w:cs="Times New Roman" w:eastAsia="Times New Roman"/>
@@ -6019,7 +6019,7 @@
           </w:tcPr>
           <w:p>
             <w:r/>
-            <w:ins w:id="9079" w:author="Christopher Ongko" w:date="2026-09-14T09:00:00Z">
+            <w:ins w:id="1358" w:author="Christopher Ongko" w:date="2026-09-14T09:00:00Z">
               <w:r>
                 <w:rPr>
                   <w:rFonts w:ascii="Times New Roman" w:hAnsi="Times New Roman" w:cs="Times New Roman" w:eastAsia="Times New Roman"/>
@@ -6036,10 +6036,10 @@
       <w:pPr>
         <w:pStyle w:val="Body"/>
         <w:rPr>
-          <w:ins w:id="9080" w:author="Christopher Ongko" w:date="2026-09-14T09:00:00Z"/>
-        </w:rPr>
-      </w:pPr>
-      <w:ins w:id="9081" w:author="Christopher Ongko" w:date="2026-09-14T09:00:00Z">
+          <w:ins w:id="1359" w:author="Christopher Ongko" w:date="2026-09-14T09:00:00Z"/>
+        </w:rPr>
+      </w:pPr>
+      <w:ins w:id="1360" w:author="Christopher Ongko" w:date="2026-09-14T09:00:00Z">
         <w:r>
           <w:t xml:space="preserve">The additional sign reversal in the direct-candidate universe is Blibli FY2020→FY2021. That the reversal count changes with admission is itself informative: it demonstrates on the study’s own data the proposition that measurement choices can alter an empirical conclusion, which is why the sample hierarchy is shown rather than collapsed.</w:t>
         </w:r>
@@ -6049,10 +6049,10 @@
       <w:pPr>
         <w:pStyle w:val="H2"/>
         <w:rPr>
-          <w:ins w:id="9082" w:author="Christopher Ongko" w:date="2026-09-14T09:00:00Z"/>
-        </w:rPr>
-      </w:pPr>
-      <w:ins w:id="9083" w:author="Christopher Ongko" w:date="2026-09-14T09:00:00Z">
+          <w:ins w:id="1361" w:author="Christopher Ongko" w:date="2026-09-14T09:00:00Z"/>
+        </w:rPr>
+      </w:pPr>
+      <w:ins w:id="1362" w:author="Christopher Ongko" w:date="2026-09-14T09:00:00Z">
         <w:r>
           <w:t xml:space="preserve">5.3 Mechanism: what moves the wedge</w:t>
         </w:r>
@@ -6062,10 +6062,10 @@
       <w:pPr>
         <w:pStyle w:val="BodyFirst"/>
         <w:rPr>
-          <w:ins w:id="9084" w:author="Christopher Ongko" w:date="2026-09-14T09:00:00Z"/>
-        </w:rPr>
-      </w:pPr>
-      <w:ins w:id="9085" w:author="Christopher Ongko" w:date="2026-09-14T09:00:00Z">
+          <w:ins w:id="1363" w:author="Christopher Ongko" w:date="2026-09-14T09:00:00Z"/>
+        </w:rPr>
+      </w:pPr>
+      <w:ins w:id="1364" w:author="Christopher Ongko" w:date="2026-09-14T09:00:00Z">
         <w:r>
           <w:t xml:space="preserve">Tokopedia FY2022–FY2023 is the strongest direct case. Transaction value falls 8.90 percent while third-party net segment revenue rises 53.20 percent. Reconciling the reported revenue components, approximately 60.56 percent of the increase in net revenue is associated with lower customer incentives and 39.44 percent with higher gross revenue; the disclosed components sum exactly to reported net revenue in both years. Recognized revenue therefore strengthened while facilitated activity weakened, for reasons visible in the issuer’s own disclosure. A second, weaker case points the same way. Blibli 3P Retail FY2022–FY2023 shows transaction value rising 34.72 percent while segment net revenue rises 465.33 percent. That divergence is arithmetically real but arises from a very low base — segment net revenue moves from IDR 199 billion to IDR 1,125 billion, about US$13 million to US$74 million — and the segment perimeter also contains travel, so it is reported as evidence of a monetization-regime change rather than as a measurement of the same quantity as the Tokopedia case.</w:t>
         </w:r>
@@ -6075,10 +6075,10 @@
       <w:pPr>
         <w:pStyle w:val="H2"/>
         <w:rPr>
-          <w:ins w:id="9086" w:author="Christopher Ongko" w:date="2026-09-14T09:00:00Z"/>
-        </w:rPr>
-      </w:pPr>
-      <w:ins w:id="9087" w:author="Christopher Ongko" w:date="2026-09-14T09:00:00Z">
+          <w:ins w:id="1365" w:author="Christopher Ongko" w:date="2026-09-14T09:00:00Z"/>
+        </w:rPr>
+      </w:pPr>
+      <w:ins w:id="1366" w:author="Christopher Ongko" w:date="2026-09-14T09:00:00Z">
         <w:r>
           <w:t xml:space="preserve">5.4 Is the wedge specific to Indonesia?</w:t>
         </w:r>
@@ -6088,10 +6088,10 @@
       <w:pPr>
         <w:pStyle w:val="BodyFirst"/>
         <w:rPr>
-          <w:ins w:id="9088" w:author="Christopher Ongko" w:date="2026-09-14T09:00:00Z"/>
-        </w:rPr>
-      </w:pPr>
-      <w:ins w:id="9089" w:author="Christopher Ongko" w:date="2026-09-14T09:00:00Z">
+          <w:ins w:id="1367" w:author="Christopher Ongko" w:date="2026-09-14T09:00:00Z"/>
+        </w:rPr>
+      </w:pPr>
+      <w:ins w:id="1368" w:author="Christopher Ongko" w:date="2026-09-14T09:00:00Z">
         <w:r>
           <w:t xml:space="preserve">A separate module tests whether the same measurement boundary appears in platform businesses outside Indonesia. Across 48 matched issuer-years for eight businesses — eBay, Etsy, Shopify, Jumia, Zalando, Rakuten, Mercado Libre, and Sea — the transaction-to-revenue relationship is present throughout, but its level is business-model determined: take rates range from 0.22 percent to 74.63 percent. Of 40 annual transitions, 29 are clean-scope, with a median absolute growth divergence of 7.10 percentage points and four transitions in which transaction value and revenue move in opposite directions. The wedge is therefore a general property of platform intermediation rather than an Indonesian artefact, while its magnitude is not a stable parameter across business models. Issuers without a continuous matched transaction series — Amazon, Alibaba, PDD, and Coupang — are excluded and the reason recorded.</w:t>
         </w:r>
@@ -6101,10 +6101,10 @@
       <w:pPr>
         <w:pStyle w:val="H2"/>
         <w:rPr>
-          <w:ins w:id="9090" w:author="Christopher Ongko" w:date="2026-09-14T09:00:00Z"/>
-        </w:rPr>
-      </w:pPr>
-      <w:ins w:id="9091" w:author="Christopher Ongko" w:date="2026-09-14T09:00:00Z">
+          <w:ins w:id="1369" w:author="Christopher Ongko" w:date="2026-09-14T09:00:00Z"/>
+        </w:rPr>
+      </w:pPr>
+      <w:ins w:id="1370" w:author="Christopher Ongko" w:date="2026-09-14T09:00:00Z">
         <w:r>
           <w:t xml:space="preserve">5.5 Official statistics and institutional evidence</w:t>
         </w:r>
@@ -6114,10 +6114,10 @@
       <w:pPr>
         <w:pStyle w:val="BodyFirst"/>
         <w:rPr>
-          <w:ins w:id="9092" w:author="Christopher Ongko" w:date="2026-09-14T09:00:00Z"/>
-        </w:rPr>
-      </w:pPr>
-      <w:ins w:id="9093" w:author="Christopher Ongko" w:date="2026-09-14T09:00:00Z">
+          <w:ins w:id="1371" w:author="Christopher Ongko" w:date="2026-09-14T09:00:00Z"/>
+        </w:rPr>
+      </w:pPr>
+      <w:ins w:id="1372" w:author="Christopher Ongko" w:date="2026-09-14T09:00:00Z">
         <w:r>
           <w:t xml:space="preserve">BPS evidence locates digital commercial activity beyond platform accounts. National e-commerce value rises from Rp1,100.87 trillion in 2023 to Rp1,288.93 trillion in 2024, approximately US$72.2 billion to US$81.4 billion, an increase of 17.08 percent, while estimated e-commerce businesses rise from 3,816,750 to 4,400,972, an increase of 15.31 percent; implied nominal value per estimated business therefore rises only 1.54 percent. The channel split is more striking: marketplace value rises 1.42 percent against 20.58 percent for the non-marketplace component, so approximately 98.49 percent of the nominal increase falls outside the marketplace component that platform accounts observe. National financial-report ownership among e-commerce businesses is 17.15 percent in 2024. BPS also publishes an analysis reporting higher financial-report ownership among marketplace users than non-users; that is BPS’s own published result and is cited as such. Province-level evidence is ecological and is not used to infer a business-level relationship.</w:t>
         </w:r>
@@ -6127,10 +6127,10 @@
       <w:pPr>
         <w:pStyle w:val="Body"/>
         <w:rPr>
-          <w:ins w:id="9094" w:author="Christopher Ongko" w:date="2026-09-14T09:00:00Z"/>
-        </w:rPr>
-      </w:pPr>
-      <w:ins w:id="9095" w:author="Christopher Ongko" w:date="2026-09-14T09:00:00Z">
+          <w:ins w:id="1373" w:author="Christopher Ongko" w:date="2026-09-14T09:00:00Z"/>
+        </w:rPr>
+      </w:pPr>
+      <w:ins w:id="1374" w:author="Christopher Ongko" w:date="2026-09-14T09:00:00Z">
         <w:r>
           <w:t xml:space="preserve">Taken together, the modules show that the wedge can be measured under explicit admission rules, that it moves for identifiable reasons, that the pattern is not specific to Indonesia, that most recent national growth occurs outside the channel platform accounts observe, and that a legal route now exists from marketplace records into tax administration. The research question can be answered with evidence that is available, tiered, and auditable to source.</w:t>
         </w:r>
@@ -6140,10 +6140,10 @@
       <w:pPr>
         <w:pStyle w:val="H1"/>
         <w:rPr>
-          <w:ins w:id="9096" w:author="Christopher Ongko" w:date="2026-09-14T09:00:00Z"/>
-        </w:rPr>
-      </w:pPr>
-      <w:ins w:id="9097" w:author="Christopher Ongko" w:date="2026-09-14T09:00:00Z">
+          <w:ins w:id="1375" w:author="Christopher Ongko" w:date="2026-09-14T09:00:00Z"/>
+        </w:rPr>
+      </w:pPr>
+      <w:ins w:id="1376" w:author="Christopher Ongko" w:date="2026-09-14T09:00:00Z">
         <w:r>
           <w:t xml:space="preserve">6. Limitations and Advisor Decisions</w:t>
         </w:r>
@@ -6153,10 +6153,10 @@
       <w:pPr>
         <w:pStyle w:val="BodyFirst"/>
         <w:rPr>
-          <w:ins w:id="9098" w:author="Christopher Ongko" w:date="2026-09-14T09:00:00Z"/>
-        </w:rPr>
-      </w:pPr>
-      <w:ins w:id="9099" w:author="Christopher Ongko" w:date="2026-09-14T09:00:00Z">
+          <w:ins w:id="1377" w:author="Christopher Ongko" w:date="2026-09-14T09:00:00Z"/>
+        </w:rPr>
+      </w:pPr>
+      <w:ins w:id="1378" w:author="Christopher Ongko" w:date="2026-09-14T09:00:00Z">
         <w:r>
           <w:t xml:space="preserve">The principal limitation is that no Indonesian platform publishes a strictly country-labelled matched pair of transaction value and revenue. Every observation is therefore admitted under a named evidence tier, and the tiers differ in what they can support. Tokopedia is an Indonesia-aligned business segment rather than a country line. Blibli’s 3P Retail perimeter includes online travel. Bukalapak’s Group figures include overseas operations. Grab’s Indonesian transaction value is derived from a Group monetization rate, and both Shopee inputs combine an external market estimate with a disclosed company-wide rate. These are properties of what issuers disclose, not choices made for convenience, and they bound what the study can claim.</w:t>
         </w:r>
@@ -6166,10 +6166,10 @@
       <w:pPr>
         <w:pStyle w:val="Body"/>
         <w:rPr>
-          <w:ins w:id="9100" w:author="Christopher Ongko" w:date="2026-09-14T09:00:00Z"/>
-        </w:rPr>
-      </w:pPr>
-      <w:ins w:id="9101" w:author="Christopher Ongko" w:date="2026-09-14T09:00:00Z">
+          <w:ins w:id="1379" w:author="Christopher Ongko" w:date="2026-09-14T09:00:00Z"/>
+        </w:rPr>
+      </w:pPr>
+      <w:ins w:id="1380" w:author="Christopher Ongko" w:date="2026-09-14T09:00:00Z">
         <w:r>
           <w:t xml:space="preserve">Three further boundaries apply. Mechanism reconciliations are arithmetic against the issuer’s own disclosed categories, not causal decompositions. BPS province evidence is ecological and cannot identify a business-level relationship. PMK 37/2025, postponed to 1 November 2026, offers no completed period from which to estimate a compliance or revenue effect.</w:t>
         </w:r>
@@ -6179,10 +6179,10 @@
       <w:pPr>
         <w:pStyle w:val="Body"/>
         <w:rPr>
-          <w:ins w:id="9102" w:author="Christopher Ongko" w:date="2026-09-14T09:00:00Z"/>
-        </w:rPr>
-      </w:pPr>
-      <w:ins w:id="9103" w:author="Christopher Ongko" w:date="2026-09-14T09:00:00Z">
+          <w:ins w:id="1381" w:author="Christopher Ongko" w:date="2026-09-14T09:00:00Z"/>
+        </w:rPr>
+      </w:pPr>
+      <w:ins w:id="1382" w:author="Christopher Ongko" w:date="2026-09-14T09:00:00Z">
         <w:r>
           <w:t xml:space="preserve">Two decisions are sought at the proposal examination. First, whether the direct issuer scope-pending tier — Blibli 3P Retail and Bukalapak Group — should be admitted to the final longitudinal main sample, reported only as a labelled tier, or excluded. Second, whether the conditional country reconstructions for Grab and Shopee may appear in the main comparison or should be confined to sensitivity analysis. Both decisions change the reported transition counts, as Table 7 shows, and neither can be settled by the data alone.</w:t>
         </w:r>
@@ -6192,10 +6192,10 @@
       <w:pPr>
         <w:pStyle w:val="H1"/>
         <w:rPr>
-          <w:ins w:id="9104" w:author="Christopher Ongko" w:date="2026-09-14T09:00:00Z"/>
-        </w:rPr>
-      </w:pPr>
-      <w:ins w:id="9105" w:author="Christopher Ongko" w:date="2026-09-14T09:00:00Z">
+          <w:ins w:id="1383" w:author="Christopher Ongko" w:date="2026-09-14T09:00:00Z"/>
+        </w:rPr>
+      </w:pPr>
+      <w:ins w:id="1384" w:author="Christopher Ongko" w:date="2026-09-14T09:00:00Z">
         <w:r>
           <w:t xml:space="preserve">7. Work Plan</w:t>
         </w:r>
@@ -6205,10 +6205,10 @@
       <w:pPr>
         <w:pStyle w:val="BodyFirst"/>
         <w:rPr>
-          <w:ins w:id="9106" w:author="Christopher Ongko" w:date="2026-09-14T09:00:00Z"/>
-        </w:rPr>
-      </w:pPr>
-      <w:ins w:id="9107" w:author="Christopher Ongko" w:date="2026-09-14T09:00:00Z">
+          <w:ins w:id="1385" w:author="Christopher Ongko" w:date="2026-09-14T09:00:00Z"/>
+        </w:rPr>
+      </w:pPr>
+      <w:ins w:id="1386" w:author="Christopher Ongko" w:date="2026-09-14T09:00:00Z">
         <w:r>
           <w:t xml:space="preserve">Table 8 sets out the remaining work. The empirical backend is assembled and source-linked, so the outstanding tasks are sample admission, any analysis the committee requests, and construction of the final manuscript under the approved boundary.</w:t>
         </w:r>
@@ -6218,10 +6218,10 @@
       <w:pPr>
         <w:pStyle w:val="H1"/>
         <w:rPr>
-          <w:ins w:id="9121" w:author="Christopher Ongko" w:date="2026-09-14T09:00:00Z"/>
-        </w:rPr>
-      </w:pPr>
-      <w:ins w:id="9122" w:author="Christopher Ongko" w:date="2026-09-14T09:00:00Z">
+          <w:ins w:id="1387" w:author="Christopher Ongko" w:date="2026-09-14T09:00:00Z"/>
+        </w:rPr>
+      </w:pPr>
+      <w:ins w:id="1388" w:author="Christopher Ongko" w:date="2026-09-14T09:00:00Z">
         <w:r>
           <w:t xml:space="preserve">Appendix A. Definition of Variables and Data Sources</w:t>
         </w:r>
@@ -6231,10 +6231,10 @@
       <w:pPr>
         <w:pStyle w:val="TableCaption"/>
         <w:rPr>
-          <w:ins w:id="9123" w:author="Christopher Ongko" w:date="2026-09-14T09:00:00Z"/>
-        </w:rPr>
-      </w:pPr>
-      <w:ins w:id="9124" w:author="Christopher Ongko" w:date="2026-09-14T09:00:00Z">
+          <w:ins w:id="1389" w:author="Christopher Ongko" w:date="2026-09-14T09:00:00Z"/>
+        </w:rPr>
+      </w:pPr>
+      <w:ins w:id="1390" w:author="Christopher Ongko" w:date="2026-09-14T09:00:00Z">
         <w:r>
           <w:t xml:space="preserve">Table A1. Variables used in the analysis, their definitions, and the source of each. Transaction value and platform revenue are observed from issuer disclosures; the wedge, the Ecosystem Ratio, the growth rates and their difference are derived from unrounded source inputs.</w:t>
         </w:r>
@@ -6261,7 +6261,7 @@
           </w:tcPr>
           <w:p>
             <w:r/>
-            <w:ins w:id="9125" w:author="Christopher Ongko" w:date="2026-09-14T09:00:00Z">
+            <w:ins w:id="1391" w:author="Christopher Ongko" w:date="2026-09-14T09:00:00Z">
               <w:r>
                 <w:rPr>
                   <w:rFonts w:ascii="Times New Roman" w:hAnsi="Times New Roman" w:cs="Times New Roman" w:eastAsia="Times New Roman"/>
@@ -6279,7 +6279,7 @@
           </w:tcPr>
           <w:p>
             <w:r/>
-            <w:ins w:id="9126" w:author="Christopher Ongko" w:date="2026-09-14T09:00:00Z">
+            <w:ins w:id="1392" w:author="Christopher Ongko" w:date="2026-09-14T09:00:00Z">
               <w:r>
                 <w:rPr>
                   <w:rFonts w:ascii="Times New Roman" w:hAnsi="Times New Roman" w:cs="Times New Roman" w:eastAsia="Times New Roman"/>
@@ -6297,7 +6297,7 @@
           </w:tcPr>
           <w:p>
             <w:r/>
-            <w:ins w:id="9127" w:author="Christopher Ongko" w:date="2026-09-14T09:00:00Z">
+            <w:ins w:id="1393" w:author="Christopher Ongko" w:date="2026-09-14T09:00:00Z">
               <w:r>
                 <w:rPr>
                   <w:rFonts w:ascii="Times New Roman" w:hAnsi="Times New Roman" w:cs="Times New Roman" w:eastAsia="Times New Roman"/>
@@ -6313,7 +6313,7 @@
       <w:tr>
         <w:trPr>
           <w:cantSplit/>
-          <w:ins w:id="9128" w:author="Christopher Ongko" w:date="2026-09-14T09:00:00Z"/>
+          <w:ins w:id="1394" w:author="Christopher Ongko" w:date="2026-09-14T09:00:00Z"/>
         </w:trPr>
         <w:tc>
           <w:tcPr>
@@ -6321,7 +6321,7 @@
           </w:tcPr>
           <w:p>
             <w:r/>
-            <w:ins w:id="9129" w:author="Christopher Ongko" w:date="2026-09-14T09:00:00Z">
+            <w:ins w:id="1395" w:author="Christopher Ongko" w:date="2026-09-14T09:00:00Z">
               <w:r>
                 <w:rPr>
                   <w:rFonts w:ascii="Times New Roman" w:hAnsi="Times New Roman" w:cs="Times New Roman" w:eastAsia="Times New Roman"/>
@@ -6338,7 +6338,7 @@
           </w:tcPr>
           <w:p>
             <w:r/>
-            <w:ins w:id="9130" w:author="Christopher Ongko" w:date="2026-09-14T09:00:00Z">
+            <w:ins w:id="1396" w:author="Christopher Ongko" w:date="2026-09-14T09:00:00Z">
               <w:r>
                 <w:rPr>
                   <w:rFonts w:ascii="Times New Roman" w:hAnsi="Times New Roman" w:cs="Times New Roman" w:eastAsia="Times New Roman"/>
@@ -6355,7 +6355,7 @@
           </w:tcPr>
           <w:p>
             <w:r/>
-            <w:ins w:id="9131" w:author="Christopher Ongko" w:date="2026-09-14T09:00:00Z">
+            <w:ins w:id="1397" w:author="Christopher Ongko" w:date="2026-09-14T09:00:00Z">
               <w:r>
                 <w:rPr>
                   <w:rFonts w:ascii="Times New Roman" w:hAnsi="Times New Roman" w:cs="Times New Roman" w:eastAsia="Times New Roman"/>
@@ -6370,7 +6370,7 @@
       <w:tr>
         <w:trPr>
           <w:cantSplit/>
-          <w:ins w:id="9132" w:author="Christopher Ongko" w:date="2026-09-14T09:00:00Z"/>
+          <w:ins w:id="1398" w:author="Christopher Ongko" w:date="2026-09-14T09:00:00Z"/>
         </w:trPr>
         <w:tc>
           <w:tcPr>
@@ -6378,7 +6378,7 @@
           </w:tcPr>
           <w:p>
             <w:r/>
-            <w:ins w:id="9133" w:author="Christopher Ongko" w:date="2026-09-14T09:00:00Z">
+            <w:ins w:id="1399" w:author="Christopher Ongko" w:date="2026-09-14T09:00:00Z">
               <w:r>
                 <w:rPr>
                   <w:rFonts w:ascii="Times New Roman" w:hAnsi="Times New Roman" w:cs="Times New Roman" w:eastAsia="Times New Roman"/>
@@ -6395,7 +6395,7 @@
           </w:tcPr>
           <w:p>
             <w:r/>
-            <w:ins w:id="9134" w:author="Christopher Ongko" w:date="2026-09-14T09:00:00Z">
+            <w:ins w:id="1400" w:author="Christopher Ongko" w:date="2026-09-14T09:00:00Z">
               <w:r>
                 <w:rPr>
                   <w:rFonts w:ascii="Times New Roman" w:hAnsi="Times New Roman" w:cs="Times New Roman" w:eastAsia="Times New Roman"/>
@@ -6412,7 +6412,7 @@
           </w:tcPr>
           <w:p>
             <w:r/>
-            <w:ins w:id="9135" w:author="Christopher Ongko" w:date="2026-09-14T09:00:00Z">
+            <w:ins w:id="1401" w:author="Christopher Ongko" w:date="2026-09-14T09:00:00Z">
               <w:r>
                 <w:rPr>
                   <w:rFonts w:ascii="Times New Roman" w:hAnsi="Times New Roman" w:cs="Times New Roman" w:eastAsia="Times New Roman"/>
@@ -6427,7 +6427,7 @@
       <w:tr>
         <w:trPr>
           <w:cantSplit/>
-          <w:ins w:id="9136" w:author="Christopher Ongko" w:date="2026-09-14T09:00:00Z"/>
+          <w:ins w:id="1402" w:author="Christopher Ongko" w:date="2026-09-14T09:00:00Z"/>
         </w:trPr>
         <w:tc>
           <w:tcPr>
@@ -6435,7 +6435,7 @@
           </w:tcPr>
           <w:p>
             <w:r/>
-            <w:ins w:id="9137" w:author="Christopher Ongko" w:date="2026-09-14T09:00:00Z">
+            <w:ins w:id="1403" w:author="Christopher Ongko" w:date="2026-09-14T09:00:00Z">
               <w:r>
                 <w:rPr>
                   <w:rFonts w:ascii="Times New Roman" w:hAnsi="Times New Roman" w:cs="Times New Roman" w:eastAsia="Times New Roman"/>
@@ -6452,7 +6452,7 @@
           </w:tcPr>
           <w:p>
             <w:r/>
-            <w:ins w:id="9138" w:author="Christopher Ongko" w:date="2026-09-14T09:00:00Z">
+            <w:ins w:id="1404" w:author="Christopher Ongko" w:date="2026-09-14T09:00:00Z">
               <w:r>
                 <w:rPr>
                   <w:rFonts w:ascii="Times New Roman" w:hAnsi="Times New Roman" w:cs="Times New Roman" w:eastAsia="Times New Roman"/>
@@ -6469,7 +6469,7 @@
           </w:tcPr>
           <w:p>
             <w:r/>
-            <w:ins w:id="9139" w:author="Christopher Ongko" w:date="2026-09-14T09:00:00Z">
+            <w:ins w:id="1405" w:author="Christopher Ongko" w:date="2026-09-14T09:00:00Z">
               <w:r>
                 <w:rPr>
                   <w:rFonts w:ascii="Times New Roman" w:hAnsi="Times New Roman" w:cs="Times New Roman" w:eastAsia="Times New Roman"/>
@@ -6484,7 +6484,7 @@
       <w:tr>
         <w:trPr>
           <w:cantSplit/>
-          <w:ins w:id="9140" w:author="Christopher Ongko" w:date="2026-09-14T09:00:00Z"/>
+          <w:ins w:id="1406" w:author="Christopher Ongko" w:date="2026-09-14T09:00:00Z"/>
         </w:trPr>
         <w:tc>
           <w:tcPr>
@@ -6492,7 +6492,7 @@
           </w:tcPr>
           <w:p>
             <w:r/>
-            <w:ins w:id="9141" w:author="Christopher Ongko" w:date="2026-09-14T09:00:00Z">
+            <w:ins w:id="1407" w:author="Christopher Ongko" w:date="2026-09-14T09:00:00Z">
               <w:r>
                 <w:rPr>
                   <w:rFonts w:ascii="Times New Roman" w:hAnsi="Times New Roman" w:cs="Times New Roman" w:eastAsia="Times New Roman"/>
@@ -6509,7 +6509,7 @@
           </w:tcPr>
           <w:p>
             <w:r/>
-            <w:ins w:id="9142" w:author="Christopher Ongko" w:date="2026-09-14T09:00:00Z">
+            <w:ins w:id="1408" w:author="Christopher Ongko" w:date="2026-09-14T09:00:00Z">
               <w:r>
                 <w:rPr>
                   <w:rFonts w:ascii="Times New Roman" w:hAnsi="Times New Roman" w:cs="Times New Roman" w:eastAsia="Times New Roman"/>
@@ -6526,7 +6526,7 @@
           </w:tcPr>
           <w:p>
             <w:r/>
-            <w:ins w:id="9143" w:author="Christopher Ongko" w:date="2026-09-14T09:00:00Z">
+            <w:ins w:id="1409" w:author="Christopher Ongko" w:date="2026-09-14T09:00:00Z">
               <w:r>
                 <w:rPr>
                   <w:rFonts w:ascii="Times New Roman" w:hAnsi="Times New Roman" w:cs="Times New Roman" w:eastAsia="Times New Roman"/>
@@ -6541,7 +6541,7 @@
       <w:tr>
         <w:trPr>
           <w:cantSplit/>
-          <w:ins w:id="9144" w:author="Christopher Ongko" w:date="2026-09-14T09:00:00Z"/>
+          <w:ins w:id="1410" w:author="Christopher Ongko" w:date="2026-09-14T09:00:00Z"/>
         </w:trPr>
         <w:tc>
           <w:tcPr>
@@ -6549,7 +6549,7 @@
           </w:tcPr>
           <w:p>
             <w:r/>
-            <w:ins w:id="9145" w:author="Christopher Ongko" w:date="2026-09-14T09:00:00Z">
+            <w:ins w:id="1411" w:author="Christopher Ongko" w:date="2026-09-14T09:00:00Z">
               <w:r>
                 <w:rPr>
                   <w:rFonts w:ascii="Times New Roman" w:hAnsi="Times New Roman" w:cs="Times New Roman" w:eastAsia="Times New Roman"/>
@@ -6566,7 +6566,7 @@
           </w:tcPr>
           <w:p>
             <w:r/>
-            <w:ins w:id="9146" w:author="Christopher Ongko" w:date="2026-09-14T09:00:00Z">
+            <w:ins w:id="1412" w:author="Christopher Ongko" w:date="2026-09-14T09:00:00Z">
               <w:r>
                 <w:rPr>
                   <w:rFonts w:ascii="Times New Roman" w:hAnsi="Times New Roman" w:cs="Times New Roman" w:eastAsia="Times New Roman"/>
@@ -6583,7 +6583,7 @@
           </w:tcPr>
           <w:p>
             <w:r/>
-            <w:ins w:id="9147" w:author="Christopher Ongko" w:date="2026-09-14T09:00:00Z">
+            <w:ins w:id="1413" w:author="Christopher Ongko" w:date="2026-09-14T09:00:00Z">
               <w:r>
                 <w:rPr>
                   <w:rFonts w:ascii="Times New Roman" w:hAnsi="Times New Roman" w:cs="Times New Roman" w:eastAsia="Times New Roman"/>
@@ -6598,7 +6598,7 @@
       <w:tr>
         <w:trPr>
           <w:cantSplit/>
-          <w:ins w:id="9148" w:author="Christopher Ongko" w:date="2026-09-14T09:00:00Z"/>
+          <w:ins w:id="1414" w:author="Christopher Ongko" w:date="2026-09-14T09:00:00Z"/>
         </w:trPr>
         <w:tc>
           <w:tcPr>
@@ -6606,7 +6606,7 @@
           </w:tcPr>
           <w:p>
             <w:r/>
-            <w:ins w:id="9149" w:author="Christopher Ongko" w:date="2026-09-14T09:00:00Z">
+            <w:ins w:id="1415" w:author="Christopher Ongko" w:date="2026-09-14T09:00:00Z">
               <w:r>
                 <w:rPr>
                   <w:rFonts w:ascii="Times New Roman" w:hAnsi="Times New Roman" w:cs="Times New Roman" w:eastAsia="Times New Roman"/>
@@ -6623,7 +6623,7 @@
           </w:tcPr>
           <w:p>
             <w:r/>
-            <w:ins w:id="9150" w:author="Christopher Ongko" w:date="2026-09-14T09:00:00Z">
+            <w:ins w:id="1416" w:author="Christopher Ongko" w:date="2026-09-14T09:00:00Z">
               <w:r>
                 <w:rPr>
                   <w:rFonts w:ascii="Times New Roman" w:hAnsi="Times New Roman" w:cs="Times New Roman" w:eastAsia="Times New Roman"/>
@@ -6640,7 +6640,7 @@
           </w:tcPr>
           <w:p>
             <w:r/>
-            <w:ins w:id="9151" w:author="Christopher Ongko" w:date="2026-09-14T09:00:00Z">
+            <w:ins w:id="1417" w:author="Christopher Ongko" w:date="2026-09-14T09:00:00Z">
               <w:r>
                 <w:rPr>
                   <w:rFonts w:ascii="Times New Roman" w:hAnsi="Times New Roman" w:cs="Times New Roman" w:eastAsia="Times New Roman"/>
@@ -6655,7 +6655,7 @@
       <w:tr>
         <w:trPr>
           <w:cantSplit/>
-          <w:ins w:id="9152" w:author="Christopher Ongko" w:date="2026-09-14T09:00:00Z"/>
+          <w:ins w:id="1418" w:author="Christopher Ongko" w:date="2026-09-14T09:00:00Z"/>
         </w:trPr>
         <w:tc>
           <w:tcPr>
@@ -6663,7 +6663,7 @@
           </w:tcPr>
           <w:p>
             <w:r/>
-            <w:ins w:id="9153" w:author="Christopher Ongko" w:date="2026-09-14T09:00:00Z">
+            <w:ins w:id="1419" w:author="Christopher Ongko" w:date="2026-09-14T09:00:00Z">
               <w:r>
                 <w:rPr>
                   <w:rFonts w:ascii="Times New Roman" w:hAnsi="Times New Roman" w:cs="Times New Roman" w:eastAsia="Times New Roman"/>
@@ -6680,7 +6680,7 @@
           </w:tcPr>
           <w:p>
             <w:r/>
-            <w:ins w:id="9154" w:author="Christopher Ongko" w:date="2026-09-14T09:00:00Z">
+            <w:ins w:id="1420" w:author="Christopher Ongko" w:date="2026-09-14T09:00:00Z">
               <w:r>
                 <w:rPr>
                   <w:rFonts w:ascii="Times New Roman" w:hAnsi="Times New Roman" w:cs="Times New Roman" w:eastAsia="Times New Roman"/>
@@ -6697,7 +6697,7 @@
           </w:tcPr>
           <w:p>
             <w:r/>
-            <w:ins w:id="9155" w:author="Christopher Ongko" w:date="2026-09-14T09:00:00Z">
+            <w:ins w:id="1421" w:author="Christopher Ongko" w:date="2026-09-14T09:00:00Z">
               <w:r>
                 <w:rPr>
                   <w:rFonts w:ascii="Times New Roman" w:hAnsi="Times New Roman" w:cs="Times New Roman" w:eastAsia="Times New Roman"/>
@@ -6712,7 +6712,7 @@
       <w:tr>
         <w:trPr>
           <w:cantSplit/>
-          <w:ins w:id="9156" w:author="Christopher Ongko" w:date="2026-09-14T09:00:00Z"/>
+          <w:ins w:id="1422" w:author="Christopher Ongko" w:date="2026-09-14T09:00:00Z"/>
         </w:trPr>
         <w:tc>
           <w:tcPr>
@@ -6720,7 +6720,7 @@
           </w:tcPr>
           <w:p>
             <w:r/>
-            <w:ins w:id="9157" w:author="Christopher Ongko" w:date="2026-09-14T09:00:00Z">
+            <w:ins w:id="1423" w:author="Christopher Ongko" w:date="2026-09-14T09:00:00Z">
               <w:r>
                 <w:rPr>
                   <w:rFonts w:ascii="Times New Roman" w:hAnsi="Times New Roman" w:cs="Times New Roman" w:eastAsia="Times New Roman"/>
@@ -6737,7 +6737,7 @@
           </w:tcPr>
           <w:p>
             <w:r/>
-            <w:ins w:id="9158" w:author="Christopher Ongko" w:date="2026-09-14T09:00:00Z">
+            <w:ins w:id="1424" w:author="Christopher Ongko" w:date="2026-09-14T09:00:00Z">
               <w:r>
                 <w:rPr>
                   <w:rFonts w:ascii="Times New Roman" w:hAnsi="Times New Roman" w:cs="Times New Roman" w:eastAsia="Times New Roman"/>
@@ -6754,7 +6754,7 @@
           </w:tcPr>
           <w:p>
             <w:r/>
-            <w:ins w:id="9159" w:author="Christopher Ongko" w:date="2026-09-14T09:00:00Z">
+            <w:ins w:id="1425" w:author="Christopher Ongko" w:date="2026-09-14T09:00:00Z">
               <w:r>
                 <w:rPr>
                   <w:rFonts w:ascii="Times New Roman" w:hAnsi="Times New Roman" w:cs="Times New Roman" w:eastAsia="Times New Roman"/>
@@ -6769,7 +6769,7 @@
       <w:tr>
         <w:trPr>
           <w:cantSplit/>
-          <w:ins w:id="9160" w:author="Christopher Ongko" w:date="2026-09-14T09:00:00Z"/>
+          <w:ins w:id="1426" w:author="Christopher Ongko" w:date="2026-09-14T09:00:00Z"/>
         </w:trPr>
         <w:tc>
           <w:tcPr>
@@ -6777,7 +6777,7 @@
           </w:tcPr>
           <w:p>
             <w:r/>
-            <w:ins w:id="9161" w:author="Christopher Ongko" w:date="2026-09-14T09:00:00Z">
+            <w:ins w:id="1427" w:author="Christopher Ongko" w:date="2026-09-14T09:00:00Z">
               <w:r>
                 <w:rPr>
                   <w:rFonts w:ascii="Times New Roman" w:hAnsi="Times New Roman" w:cs="Times New Roman" w:eastAsia="Times New Roman"/>
@@ -6794,7 +6794,7 @@
           </w:tcPr>
           <w:p>
             <w:r/>
-            <w:ins w:id="9162" w:author="Christopher Ongko" w:date="2026-09-14T09:00:00Z">
+            <w:ins w:id="1428" w:author="Christopher Ongko" w:date="2026-09-14T09:00:00Z">
               <w:r>
                 <w:rPr>
                   <w:rFonts w:ascii="Times New Roman" w:hAnsi="Times New Roman" w:cs="Times New Roman" w:eastAsia="Times New Roman"/>
@@ -6811,7 +6811,7 @@
           </w:tcPr>
           <w:p>
             <w:r/>
-            <w:ins w:id="9163" w:author="Christopher Ongko" w:date="2026-09-14T09:00:00Z">
+            <w:ins w:id="1429" w:author="Christopher Ongko" w:date="2026-09-14T09:00:00Z">
               <w:r>
                 <w:rPr>
                   <w:rFonts w:ascii="Times New Roman" w:hAnsi="Times New Roman" w:cs="Times New Roman" w:eastAsia="Times New Roman"/>
@@ -6826,7 +6826,7 @@
       <w:tr>
         <w:trPr>
           <w:cantSplit/>
-          <w:ins w:id="9164" w:author="Christopher Ongko" w:date="2026-09-14T09:00:00Z"/>
+          <w:ins w:id="1430" w:author="Christopher Ongko" w:date="2026-09-14T09:00:00Z"/>
         </w:trPr>
         <w:tc>
           <w:tcPr>
@@ -6834,7 +6834,7 @@
           </w:tcPr>
           <w:p>
             <w:r/>
-            <w:ins w:id="9165" w:author="Christopher Ongko" w:date="2026-09-14T09:00:00Z">
+            <w:ins w:id="1431" w:author="Christopher Ongko" w:date="2026-09-14T09:00:00Z">
               <w:r>
                 <w:rPr>
                   <w:rFonts w:ascii="Times New Roman" w:hAnsi="Times New Roman" w:cs="Times New Roman" w:eastAsia="Times New Roman"/>
@@ -6851,7 +6851,7 @@
           </w:tcPr>
           <w:p>
             <w:r/>
-            <w:ins w:id="9166" w:author="Christopher Ongko" w:date="2026-09-14T09:00:00Z">
+            <w:ins w:id="1432" w:author="Christopher Ongko" w:date="2026-09-14T09:00:00Z">
               <w:r>
                 <w:rPr>
                   <w:rFonts w:ascii="Times New Roman" w:hAnsi="Times New Roman" w:cs="Times New Roman" w:eastAsia="Times New Roman"/>
@@ -6868,7 +6868,7 @@
           </w:tcPr>
           <w:p>
             <w:r/>
-            <w:ins w:id="9167" w:author="Christopher Ongko" w:date="2026-09-14T09:00:00Z">
+            <w:ins w:id="1433" w:author="Christopher Ongko" w:date="2026-09-14T09:00:00Z">
               <w:r>
                 <w:rPr>
                   <w:rFonts w:ascii="Times New Roman" w:hAnsi="Times New Roman" w:cs="Times New Roman" w:eastAsia="Times New Roman"/>
@@ -6883,7 +6883,7 @@
       <w:tr>
         <w:trPr>
           <w:cantSplit/>
-          <w:ins w:id="9168" w:author="Christopher Ongko" w:date="2026-09-14T09:00:00Z"/>
+          <w:ins w:id="1434" w:author="Christopher Ongko" w:date="2026-09-14T09:00:00Z"/>
         </w:trPr>
         <w:tc>
           <w:tcPr>
@@ -6891,7 +6891,7 @@
           </w:tcPr>
           <w:p>
             <w:r/>
-            <w:ins w:id="9169" w:author="Christopher Ongko" w:date="2026-09-14T09:00:00Z">
+            <w:ins w:id="1435" w:author="Christopher Ongko" w:date="2026-09-14T09:00:00Z">
               <w:r>
                 <w:rPr>
                   <w:rFonts w:ascii="Times New Roman" w:hAnsi="Times New Roman" w:cs="Times New Roman" w:eastAsia="Times New Roman"/>
@@ -6908,7 +6908,7 @@
           </w:tcPr>
           <w:p>
             <w:r/>
-            <w:ins w:id="9170" w:author="Christopher Ongko" w:date="2026-09-14T09:00:00Z">
+            <w:ins w:id="1436" w:author="Christopher Ongko" w:date="2026-09-14T09:00:00Z">
               <w:r>
                 <w:rPr>
                   <w:rFonts w:ascii="Times New Roman" w:hAnsi="Times New Roman" w:cs="Times New Roman" w:eastAsia="Times New Roman"/>
@@ -6925,7 +6925,7 @@
           </w:tcPr>
           <w:p>
             <w:r/>
-            <w:ins w:id="9171" w:author="Christopher Ongko" w:date="2026-09-14T09:00:00Z">
+            <w:ins w:id="1437" w:author="Christopher Ongko" w:date="2026-09-14T09:00:00Z">
               <w:r>
                 <w:rPr>
                   <w:rFonts w:ascii="Times New Roman" w:hAnsi="Times New Roman" w:cs="Times New Roman" w:eastAsia="Times New Roman"/>
@@ -6940,7 +6940,7 @@
       <w:tr>
         <w:trPr>
           <w:cantSplit/>
-          <w:ins w:id="9172" w:author="Christopher Ongko" w:date="2026-09-14T09:00:00Z"/>
+          <w:ins w:id="1438" w:author="Christopher Ongko" w:date="2026-09-14T09:00:00Z"/>
         </w:trPr>
         <w:tc>
           <w:tcPr>
@@ -6948,7 +6948,7 @@
           </w:tcPr>
           <w:p>
             <w:r/>
-            <w:ins w:id="9173" w:author="Christopher Ongko" w:date="2026-09-14T09:00:00Z">
+            <w:ins w:id="1439" w:author="Christopher Ongko" w:date="2026-09-14T09:00:00Z">
               <w:r>
                 <w:rPr>
                   <w:rFonts w:ascii="Times New Roman" w:hAnsi="Times New Roman" w:cs="Times New Roman" w:eastAsia="Times New Roman"/>
@@ -6965,7 +6965,7 @@
           </w:tcPr>
           <w:p>
             <w:r/>
-            <w:ins w:id="9174" w:author="Christopher Ongko" w:date="2026-09-14T09:00:00Z">
+            <w:ins w:id="1440" w:author="Christopher Ongko" w:date="2026-09-14T09:00:00Z">
               <w:r>
                 <w:rPr>
                   <w:rFonts w:ascii="Times New Roman" w:hAnsi="Times New Roman" w:cs="Times New Roman" w:eastAsia="Times New Roman"/>
@@ -6982,7 +6982,7 @@
           </w:tcPr>
           <w:p>
             <w:r/>
-            <w:ins w:id="9175" w:author="Christopher Ongko" w:date="2026-09-14T09:00:00Z">
+            <w:ins w:id="1441" w:author="Christopher Ongko" w:date="2026-09-14T09:00:00Z">
               <w:r>
                 <w:rPr>
                   <w:rFonts w:ascii="Times New Roman" w:hAnsi="Times New Roman" w:cs="Times New Roman" w:eastAsia="Times New Roman"/>
@@ -6999,10 +6999,10 @@
       <w:pPr>
         <w:pStyle w:val="TableCaption"/>
         <w:rPr>
-          <w:ins w:id="9108" w:author="Christopher Ongko" w:date="2026-09-14T09:00:00Z"/>
-        </w:rPr>
-      </w:pPr>
-      <w:ins w:id="9109" w:author="Christopher Ongko" w:date="2026-09-14T09:00:00Z">
+          <w:ins w:id="1442" w:author="Christopher Ongko" w:date="2026-09-14T09:00:00Z"/>
+        </w:rPr>
+      </w:pPr>
+      <w:ins w:id="1443" w:author="Christopher Ongko" w:date="2026-09-14T09:00:00Z">
         <w:r>
           <w:t xml:space="preserve">Table 8. Planned work to the final defence. The empirical backend is assembled and source-linked; the remaining work is admission, requested analysis, and manuscript construction under the approved boundary.</w:t>
         </w:r>
@@ -7028,7 +7028,7 @@
           </w:tcPr>
           <w:p>
             <w:r/>
-            <w:ins w:id="9110" w:author="Christopher Ongko" w:date="2026-09-14T09:00:00Z">
+            <w:ins w:id="1444" w:author="Christopher Ongko" w:date="2026-09-14T09:00:00Z">
               <w:r>
                 <w:rPr>
                   <w:rFonts w:ascii="Times New Roman" w:hAnsi="Times New Roman" w:cs="Times New Roman" w:eastAsia="Times New Roman"/>
@@ -7046,7 +7046,7 @@
           </w:tcPr>
           <w:p>
             <w:r/>
-            <w:ins w:id="9111" w:author="Christopher Ongko" w:date="2026-09-14T09:00:00Z">
+            <w:ins w:id="1445" w:author="Christopher Ongko" w:date="2026-09-14T09:00:00Z">
               <w:r>
                 <w:rPr>
                   <w:rFonts w:ascii="Times New Roman" w:hAnsi="Times New Roman" w:cs="Times New Roman" w:eastAsia="Times New Roman"/>
@@ -7062,7 +7062,7 @@
       <w:tr>
         <w:trPr>
           <w:cantSplit/>
-          <w:ins w:id="9112" w:author="Christopher Ongko" w:date="2026-09-14T09:00:00Z"/>
+          <w:ins w:id="1446" w:author="Christopher Ongko" w:date="2026-09-14T09:00:00Z"/>
         </w:trPr>
         <w:tc>
           <w:tcPr>
@@ -7070,7 +7070,7 @@
           </w:tcPr>
           <w:p>
             <w:r/>
-            <w:ins w:id="9113" w:author="Christopher Ongko" w:date="2026-09-14T09:00:00Z">
+            <w:ins w:id="1447" w:author="Christopher Ongko" w:date="2026-09-14T09:00:00Z">
               <w:r>
                 <w:rPr>
                   <w:rFonts w:ascii="Times New Roman" w:hAnsi="Times New Roman" w:cs="Times New Roman" w:eastAsia="Times New Roman"/>
@@ -7087,7 +7087,7 @@
           </w:tcPr>
           <w:p>
             <w:r/>
-            <w:ins w:id="9114" w:author="Christopher Ongko" w:date="2026-09-14T09:00:00Z">
+            <w:ins w:id="1448" w:author="Christopher Ongko" w:date="2026-09-14T09:00:00Z">
               <w:r>
                 <w:rPr>
                   <w:rFonts w:ascii="Times New Roman" w:hAnsi="Times New Roman" w:cs="Times New Roman" w:eastAsia="Times New Roman"/>
@@ -7102,7 +7102,7 @@
       <w:tr>
         <w:trPr>
           <w:cantSplit/>
-          <w:ins w:id="9115" w:author="Christopher Ongko" w:date="2026-09-14T09:00:00Z"/>
+          <w:ins w:id="1449" w:author="Christopher Ongko" w:date="2026-09-14T09:00:00Z"/>
         </w:trPr>
         <w:tc>
           <w:tcPr>
@@ -7110,7 +7110,7 @@
           </w:tcPr>
           <w:p>
             <w:r/>
-            <w:ins w:id="9116" w:author="Christopher Ongko" w:date="2026-09-14T09:00:00Z">
+            <w:ins w:id="1450" w:author="Christopher Ongko" w:date="2026-09-14T09:00:00Z">
               <w:r>
                 <w:rPr>
                   <w:rFonts w:ascii="Times New Roman" w:hAnsi="Times New Roman" w:cs="Times New Roman" w:eastAsia="Times New Roman"/>
@@ -7127,7 +7127,7 @@
           </w:tcPr>
           <w:p>
             <w:r/>
-            <w:ins w:id="9117" w:author="Christopher Ongko" w:date="2026-09-14T09:00:00Z">
+            <w:ins w:id="1451" w:author="Christopher Ongko" w:date="2026-09-14T09:00:00Z">
               <w:r>
                 <w:rPr>
                   <w:rFonts w:ascii="Times New Roman" w:hAnsi="Times New Roman" w:cs="Times New Roman" w:eastAsia="Times New Roman"/>
@@ -7142,7 +7142,7 @@
       <w:tr>
         <w:trPr>
           <w:cantSplit/>
-          <w:ins w:id="9118" w:author="Christopher Ongko" w:date="2026-09-14T09:00:00Z"/>
+          <w:ins w:id="1452" w:author="Christopher Ongko" w:date="2026-09-14T09:00:00Z"/>
         </w:trPr>
         <w:tc>
           <w:tcPr>
@@ -7150,7 +7150,7 @@
           </w:tcPr>
           <w:p>
             <w:r/>
-            <w:ins w:id="9119" w:author="Christopher Ongko" w:date="2026-09-14T09:00:00Z">
+            <w:ins w:id="1453" w:author="Christopher Ongko" w:date="2026-09-14T09:00:00Z">
               <w:r>
                 <w:rPr>
                   <w:rFonts w:ascii="Times New Roman" w:hAnsi="Times New Roman" w:cs="Times New Roman" w:eastAsia="Times New Roman"/>
@@ -7167,7 +7167,7 @@
           </w:tcPr>
           <w:p>
             <w:r/>
-            <w:ins w:id="9120" w:author="Christopher Ongko" w:date="2026-09-14T09:00:00Z">
+            <w:ins w:id="1454" w:author="Christopher Ongko" w:date="2026-09-14T09:00:00Z">
               <w:r>
                 <w:rPr>
                   <w:rFonts w:ascii="Times New Roman" w:hAnsi="Times New Roman" w:cs="Times New Roman" w:eastAsia="Times New Roman"/>
@@ -7210,10 +7210,10 @@
       <w:pPr>
         <w:pStyle w:val="Reference"/>
         <w:rPr>
-          <w:del w:id="9001" w:author="Christopher Ongko" w:date="2026-09-14T09:00:00Z"/>
-        </w:rPr>
-      </w:pPr>
-      <w:del w:id="9002" w:author="Christopher Ongko" w:date="2026-09-14T09:00:00Z">
+          <w:del w:id="1455" w:author="Christopher Ongko" w:date="2026-09-14T09:00:00Z"/>
+        </w:rPr>
+      </w:pPr>
+      <w:del w:id="1456" w:author="Christopher Ongko" w:date="2026-09-14T09:00:00Z">
         <w:r>
           <w:delText xml:space="preserve">Benhassine, N., McKenzie, D., Pouliquen, V., &amp; Santini, M. (2018). Does inducing informal firms to formalize make sense? Experimental evidence from Benin. Journal of Public Economics, 157, 1–14. https://doi.org/10.1016/j.jpubeco.2017.11.004</w:delText>
         </w:r>
@@ -7223,10 +7223,10 @@
       <w:pPr>
         <w:pStyle w:val="Reference"/>
         <w:rPr>
-          <w:del w:id="9003" w:author="Christopher Ongko" w:date="2026-09-14T09:00:00Z"/>
-        </w:rPr>
-      </w:pPr>
-      <w:del w:id="9004" w:author="Christopher Ongko" w:date="2026-09-14T09:00:00Z">
+          <w:del w:id="1457" w:author="Christopher Ongko" w:date="2026-09-14T09:00:00Z"/>
+        </w:rPr>
+      </w:pPr>
+      <w:del w:id="1458" w:author="Christopher Ongko" w:date="2026-09-14T09:00:00Z">
         <w:r>
           <w:delText xml:space="preserve">Brown, S. J., &amp; Warner, J. B. (1985). Using daily stock returns: The case of event studies. Journal of Financial Economics, 14(1), 3– 31. https://doi.org/10.1016/0304-405X(85)90042-X</w:delText>
         </w:r>
@@ -7281,10 +7281,10 @@
       <w:pPr>
         <w:pStyle w:val="Reference"/>
         <w:rPr>
-          <w:del w:id="9005" w:author="Christopher Ongko" w:date="2026-09-14T09:00:00Z"/>
-        </w:rPr>
-      </w:pPr>
-      <w:del w:id="9006" w:author="Christopher Ongko" w:date="2026-09-14T09:00:00Z">
+          <w:del w:id="1459" w:author="Christopher Ongko" w:date="2026-09-14T09:00:00Z"/>
+        </w:rPr>
+      </w:pPr>
+      <w:del w:id="1460" w:author="Christopher Ongko" w:date="2026-09-14T09:00:00Z">
         <w:r>
           <w:delText xml:space="preserve">de Mel, S., McKenzie, D., &amp; Woodruff, C. (2013). The demand for, and consequences of, formalization among informal firms in Sri Lanka. American Economic Journal: Applied Economics, 5(2), 122–150. https://doi.org/10.1257/app.5.2.122</w:delText>
         </w:r>
@@ -7690,10 +7690,10 @@
       <w:pPr>
         <w:pStyle w:val="Reference"/>
         <w:rPr>
-          <w:del w:id="9001" w:author="Christopher Ongko" w:date="2026-09-14T09:00:00Z"/>
-        </w:rPr>
-      </w:pPr>
-      <w:del w:id="9002" w:author="Christopher Ongko" w:date="2026-09-14T09:00:00Z">
+          <w:del w:id="1461" w:author="Christopher Ongko" w:date="2026-09-14T09:00:00Z"/>
+        </w:rPr>
+      </w:pPr>
+      <w:del w:id="1462" w:author="Christopher Ongko" w:date="2026-09-14T09:00:00Z">
         <w:r>
           <w:delText xml:space="preserve">MacKinlay, A. C. (1997). Event studies in economics and finance. Journal of Economic Literature, 35(1), 13–39.</w:delText>
         </w:r>
@@ -7719,10 +7719,10 @@
       <w:pPr>
         <w:pStyle w:val="Reference"/>
         <w:rPr>
-          <w:del w:id="9007" w:author="Christopher Ongko" w:date="2026-09-14T09:00:00Z"/>
-        </w:rPr>
-      </w:pPr>
-      <w:del w:id="9008" w:author="Christopher Ongko" w:date="2026-09-14T09:00:00Z">
+          <w:del w:id="1463" w:author="Christopher Ongko" w:date="2026-09-14T09:00:00Z"/>
+        </w:rPr>
+      </w:pPr>
+      <w:del w:id="1464" w:author="Christopher Ongko" w:date="2026-09-14T09:00:00Z">
         <w:r>
           <w:delText xml:space="preserve">Ministry of Finance Malaysia. (2023). Sales tax on imported low-value goods sold online. Press release, 18 December.</w:delText>
         </w:r>
@@ -7793,10 +7793,10 @@
       <w:pPr>
         <w:pStyle w:val="Reference"/>
         <w:rPr>
-          <w:del w:id="9009" w:author="Christopher Ongko" w:date="2026-09-14T09:00:00Z"/>
-        </w:rPr>
-      </w:pPr>
-      <w:del w:id="9010" w:author="Christopher Ongko" w:date="2026-09-14T09:00:00Z">
+          <w:del w:id="1465" w:author="Christopher Ongko" w:date="2026-09-14T09:00:00Z"/>
+        </w:rPr>
+      </w:pPr>
+      <w:del w:id="1466" w:author="Christopher Ongko" w:date="2026-09-14T09:00:00Z">
         <w:r>
           <w:delText xml:space="preserve">Parliament of Malaysia. (2025). Dewan Negara Hansard, 9 December 2025.</w:delText>
         </w:r>
@@ -7830,10 +7830,10 @@
       <w:pPr>
         <w:pStyle w:val="Reference"/>
         <w:rPr>
-          <w:del w:id="9011" w:author="Christopher Ongko" w:date="2026-09-14T09:00:00Z"/>
-        </w:rPr>
-      </w:pPr>
-      <w:del w:id="9012" w:author="Christopher Ongko" w:date="2026-09-14T09:00:00Z">
+          <w:del w:id="1467" w:author="Christopher Ongko" w:date="2026-09-14T09:00:00Z"/>
+        </w:rPr>
+      </w:pPr>
+      <w:del w:id="1468" w:author="Christopher Ongko" w:date="2026-09-14T09:00:00Z">
         <w:r>
           <w:delText xml:space="preserve">Royal Malaysian Customs Department. (2023). Guidelines for the Implementation of Sales Tax on Low Value Goods.</w:delText>
         </w:r>
@@ -7909,10 +7909,10 @@
       <w:pPr>
         <w:pStyle w:val="Reference"/>
         <w:rPr>
-          <w:del w:id="9013" w:author="Christopher Ongko" w:date="2026-09-14T09:00:00Z"/>
-        </w:rPr>
-      </w:pPr>
-      <w:del w:id="9014" w:author="Christopher Ongko" w:date="2026-09-14T09:00:00Z">
+          <w:del w:id="1469" w:author="Christopher Ongko" w:date="2026-09-14T09:00:00Z"/>
+        </w:rPr>
+      </w:pPr>
+      <w:del w:id="1470" w:author="Christopher Ongko" w:date="2026-09-14T09:00:00Z">
         <w:r>
           <w:delText xml:space="preserve">VietnamPlus. (2023). Foreign suppliers paid more than VND8 trillion in taxes in 2023. Vietnam News Agency, 21 December.</w:delText>
         </w:r>
@@ -7922,10 +7922,10 @@
       <w:pPr>
         <w:pStyle w:val="Reference"/>
         <w:rPr>
-          <w:del w:id="9015" w:author="Christopher Ongko" w:date="2026-09-14T09:00:00Z"/>
-        </w:rPr>
-      </w:pPr>
-      <w:del w:id="9016" w:author="Christopher Ongko" w:date="2026-09-14T09:00:00Z">
+          <w:del w:id="1471" w:author="Christopher Ongko" w:date="2026-09-14T09:00:00Z"/>
+        </w:rPr>
+      </w:pPr>
+      <w:del w:id="1472" w:author="Christopher Ongko" w:date="2026-09-14T09:00:00Z">
         <w:r>
           <w:delText xml:space="preserve">VietnamPlus. (2024). Foreign suppliers pay nearly 8.7 trillion VND in taxes this year. Vietnam News Agency, 30 December.</w:delText>
         </w:r>
@@ -7935,10 +7935,10 @@
       <w:pPr>
         <w:pStyle w:val="Reference"/>
         <w:rPr>
-          <w:del w:id="9017" w:author="Christopher Ongko" w:date="2026-09-14T09:00:00Z"/>
-        </w:rPr>
-      </w:pPr>
-      <w:del w:id="9018" w:author="Christopher Ongko" w:date="2026-09-14T09:00:00Z">
+          <w:del w:id="1473" w:author="Christopher Ongko" w:date="2026-09-14T09:00:00Z"/>
+        </w:rPr>
+      </w:pPr>
+      <w:del w:id="1474" w:author="Christopher Ongko" w:date="2026-09-14T09:00:00Z">
         <w:r>
           <w:delText xml:space="preserve">World Bank. (n.d.). World Development Indicators: Official exchange rate (LCU per US$, period average), indicator PA.NUS.FCRF. Source: International Monetary Fund, International Financial Statistics.</w:delText>
         </w:r>
@@ -7948,10 +7948,10 @@
       <w:pPr>
         <w:pStyle w:val="Reference"/>
         <w:rPr>
-          <w:ins w:id="9003" w:author="Christopher Ongko" w:date="2026-09-14T09:00:00Z"/>
-        </w:rPr>
-      </w:pPr>
-      <w:ins w:id="9004" w:author="Christopher Ongko" w:date="2026-09-14T09:00:00Z">
+          <w:ins w:id="1475" w:author="Christopher Ongko" w:date="2026-09-14T09:00:00Z"/>
+        </w:rPr>
+      </w:pPr>
+      <w:ins w:id="1476" w:author="Christopher Ongko" w:date="2026-09-14T09:00:00Z">
         <w:r>
           <w:t xml:space="preserve">De Franco, G., Kothari, S. P., &amp; Verdi, R. S. (2011). The benefits of financial statement comparability. Journal of Accounting Research, 49(4), 895–931.</w:t>
         </w:r>
@@ -7961,8 +7961,8 @@
       <w:pPr>
         <w:pStyle w:val="Reference"/>
         <w:rPr>
-          <w:del w:id="9019" w:author="Christopher Ongko" w:date="2026-09-14T09:00:00Z"/>
-          <w:ins w:id="9005" w:author="Christopher Ongko" w:date="2026-09-14T09:00:00Z"/>
+          <w:del w:id="1477" w:author="Christopher Ongko" w:date="2026-09-14T09:00:00Z"/>
+          <w:ins w:id="1478" w:author="Christopher Ongko" w:date="2026-09-14T09:00:00Z"/>
         </w:rPr>
       </w:pPr>
     </w:p>

--- a/papers/advisor_tracked/Invisible_Ledger_Proposal_Sept01_Surgery_2026-09-14.docx
+++ b/papers/advisor_tracked/Invisible_Ledger_Proposal_Sept01_Surgery_2026-09-14.docx
@@ -6119,7 +6119,7 @@
       </w:pPr>
       <w:ins w:id="1372" w:author="Christopher Ongko" w:date="2026-09-14T09:00:00Z">
         <w:r>
-          <w:t xml:space="preserve">BPS evidence locates digital commercial activity beyond platform accounts. National e-commerce value rises from Rp1,100.87 trillion in 2023 to Rp1,288.93 trillion in 2024, approximately US$72.2 billion to US$81.4 billion, an increase of 17.08 percent, while estimated e-commerce businesses rise from 3,816,750 to 4,400,972, an increase of 15.31 percent; implied nominal value per estimated business therefore rises only 1.54 percent. The channel split is more striking: marketplace value rises 1.42 percent against 20.58 percent for the non-marketplace component, so approximately 98.49 percent of the nominal increase falls outside the marketplace component that platform accounts observe. National financial-report ownership among e-commerce businesses is 17.15 percent in 2024. BPS also publishes an analysis reporting higher financial-report ownership among marketplace users than non-users; that is BPS’s own published result and is cited as such. Province-level evidence is ecological and is not used to infer a business-level relationship.</w:t>
+          <w:t xml:space="preserve">BPS evidence locates digital commercial activity beyond platform accounts. National e-commerce value rises from Rp1,100.87 trillion in 2023 to Rp1,288.93 trillion in 2024, approximately US$72.2 billion to US$81.4 billion, an increase of 17.08 percent, while estimated e-commerce businesses rise from 3,816,750 to 4,400,972, an increase of 15.31 percent; implied nominal value per estimated business therefore rises only 1.54 percent. The channel split is more striking: marketplace value rises 1.45 percent against 20.57 percent for the non-marketplace component, so approximately 98.46 percent of the nominal increase falls outside the marketplace component that platform accounts observe. National financial-report ownership among e-commerce businesses is 17.15 percent in 2024. BPS also publishes an analysis reporting higher financial-report ownership among marketplace users than non-users; that is BPS’s own published result and is cited as such. Province-level evidence is ecological and is not used to infer a business-level relationship.</w:t>
         </w:r>
       </w:ins>
     </w:p>
